--- a/Informe final videojuegos.docx
+++ b/Informe final videojuegos.docx
@@ -124,7 +124,6 @@
           <w:b/>
         </w:rPr>
       </w:pPr>
-      <w:proofErr w:type="spellStart"/>
       <w:r>
         <w:rPr>
           <w:rFonts w:ascii="Myriad Pro" w:hAnsi="Myriad Pro"/>
@@ -132,7 +131,6 @@
         </w:rPr>
         <w:t>SilverWheel</w:t>
       </w:r>
-      <w:proofErr w:type="spellEnd"/>
     </w:p>
     <w:p>
       <w:pPr>
@@ -154,16 +152,8 @@
         <w:rPr>
           <w:rFonts w:ascii="Myriad Pro" w:hAnsi="Myriad Pro"/>
         </w:rPr>
-        <w:t xml:space="preserve">Proyecto de videojuego desarrollado en Godot </w:t>
-      </w:r>
-      <w:proofErr w:type="spellStart"/>
-      <w:r>
-        <w:rPr>
-          <w:rFonts w:ascii="Myriad Pro" w:hAnsi="Myriad Pro"/>
-        </w:rPr>
-        <w:t>Engine</w:t>
-      </w:r>
-      <w:proofErr w:type="spellEnd"/>
+        <w:t>Proyecto de videojuego desarrollado en Godot Engine</w:t>
+      </w:r>
     </w:p>
     <w:p>
       <w:pPr>
@@ -403,15 +393,7 @@
         <w:spacing w:line="360" w:lineRule="auto"/>
       </w:pPr>
       <w:r>
-        <w:t xml:space="preserve">En el contexto del electivo de desarrollo de videojuegos, se propuso desarrollar un proyecto utilizando el motor Godot </w:t>
-      </w:r>
-      <w:proofErr w:type="spellStart"/>
-      <w:r>
-        <w:t>Engine</w:t>
-      </w:r>
-      <w:proofErr w:type="spellEnd"/>
-      <w:r>
-        <w:t xml:space="preserve">, con el objetivo de crear un juego personalizado y practicar la lógica de programación a través de distintas actividades requeridas para el funcionamiento del proyecto. </w:t>
+        <w:t xml:space="preserve">En el contexto del electivo de desarrollo de videojuegos, se propuso desarrollar un proyecto utilizando el motor Godot Engine, con el objetivo de crear un juego personalizado y practicar la lógica de programación a través de distintas actividades requeridas para el funcionamiento del proyecto. </w:t>
       </w:r>
     </w:p>
     <w:p>
@@ -476,15 +458,7 @@
         <w:spacing w:line="360" w:lineRule="auto"/>
       </w:pPr>
       <w:r>
-        <w:t xml:space="preserve">El personaje principal es una joven brujita llamada </w:t>
-      </w:r>
-      <w:proofErr w:type="spellStart"/>
-      <w:r>
-        <w:t>Arianrhod</w:t>
-      </w:r>
-      <w:proofErr w:type="spellEnd"/>
-      <w:r>
-        <w:t xml:space="preserve"> que está encargada de recuperar la luna, ya</w:t>
+        <w:t>El personaje principal es una joven brujita llamada Arianrhod que está encargada de recuperar la luna, ya</w:t>
       </w:r>
       <w:r>
         <w:t xml:space="preserve"> </w:t>
@@ -562,15 +536,7 @@
         <w:spacing w:line="360" w:lineRule="auto"/>
       </w:pPr>
       <w:r>
-        <w:t xml:space="preserve">Cabe destacar, que, por causa del tiempo dispuesto para el desarrollo, no se logró cubrir todos los aspectos de la historia. Hasta ahora solo se encuentra </w:t>
-      </w:r>
-      <w:proofErr w:type="spellStart"/>
-      <w:r>
-        <w:t>Arianrhod</w:t>
-      </w:r>
-      <w:proofErr w:type="spellEnd"/>
-      <w:r>
-        <w:t xml:space="preserve"> y las runas que debe ir recolectando.</w:t>
+        <w:t>Cabe destacar, que, por causa del tiempo dispuesto para el desarrollo, no se logró cubrir todos los aspectos de la historia. Hasta ahora solo se encuentra Arianrhod y las runas que debe ir recolectando.</w:t>
       </w:r>
     </w:p>
     <w:p/>
@@ -580,19 +546,16 @@
       <w:pPr>
         <w:pStyle w:val="Ttulo2"/>
       </w:pPr>
-      <w:proofErr w:type="spellStart"/>
       <w:r>
         <w:lastRenderedPageBreak/>
         <w:t>Sprites</w:t>
       </w:r>
-      <w:proofErr w:type="spellEnd"/>
     </w:p>
     <w:p/>
     <w:p>
       <w:r>
         <w:t xml:space="preserve">Ya que el juego tiene una temática de magia, misterio y terror, se decidió buscar </w:t>
       </w:r>
-      <w:proofErr w:type="spellStart"/>
       <w:r>
         <w:rPr>
           <w:i/>
@@ -600,17 +563,8 @@
         </w:rPr>
         <w:t>assets</w:t>
       </w:r>
-      <w:proofErr w:type="spellEnd"/>
-      <w:r>
-        <w:t xml:space="preserve"> que cumplieran con esa estética. Todos los </w:t>
-      </w:r>
-      <w:proofErr w:type="spellStart"/>
-      <w:r>
-        <w:t>sprites</w:t>
-      </w:r>
-      <w:proofErr w:type="spellEnd"/>
-      <w:r>
-        <w:t xml:space="preserve"> se extrajeron de colaboradores de la plataforma itch.io.</w:t>
+      <w:r>
+        <w:t xml:space="preserve"> que cumplieran con esa estética. Todos los sprites se extrajeron de colaboradores de la plataforma itch.io.</w:t>
       </w:r>
     </w:p>
     <w:p>
@@ -622,15 +576,7 @@
         </w:numPr>
       </w:pPr>
       <w:r>
-        <w:t xml:space="preserve">La primera es nuestra protagonista </w:t>
-      </w:r>
-      <w:proofErr w:type="spellStart"/>
-      <w:r>
-        <w:t>Arianrhod</w:t>
-      </w:r>
-      <w:proofErr w:type="spellEnd"/>
-      <w:r>
-        <w:t>:</w:t>
+        <w:t>La primera es nuestra protagonista Arianrhod:</w:t>
       </w:r>
     </w:p>
     <w:p>
@@ -687,26 +633,10 @@
     </w:p>
     <w:p>
       <w:r>
-        <w:t>Este Sprite llamado “</w:t>
-      </w:r>
-      <w:proofErr w:type="spellStart"/>
-      <w:r>
-        <w:t>blue_witch</w:t>
-      </w:r>
-      <w:proofErr w:type="spellEnd"/>
-      <w:r>
-        <w:t>” se u</w:t>
-      </w:r>
-      <w:r>
-        <w:t xml:space="preserve">tilizó para las animaciones de </w:t>
-      </w:r>
-      <w:proofErr w:type="spellStart"/>
-      <w:r>
-        <w:t>Arianrhod</w:t>
-      </w:r>
-      <w:proofErr w:type="spellEnd"/>
-      <w:r>
-        <w:t>.</w:t>
+        <w:t>Este Sprite llamado “blue_witch” se u</w:t>
+      </w:r>
+      <w:r>
+        <w:t>tilizó para las animaciones de Arianrhod.</w:t>
       </w:r>
     </w:p>
     <w:p>
@@ -1088,49 +1018,8 @@
         <w:pStyle w:val="Prrafodelista"/>
       </w:pPr>
       <w:r>
-        <w:t xml:space="preserve">Ya que el juego tiene inspiración en la figura de la luna, se quiso homenajear la temida luna de </w:t>
-      </w:r>
-      <w:proofErr w:type="spellStart"/>
-      <w:r>
-        <w:t>The</w:t>
-      </w:r>
-      <w:proofErr w:type="spellEnd"/>
-      <w:r>
-        <w:t xml:space="preserve"> </w:t>
-      </w:r>
-      <w:proofErr w:type="spellStart"/>
-      <w:r>
-        <w:t>Legend</w:t>
-      </w:r>
-      <w:proofErr w:type="spellEnd"/>
-      <w:r>
-        <w:t xml:space="preserve"> </w:t>
-      </w:r>
-      <w:proofErr w:type="spellStart"/>
-      <w:r>
-        <w:t>of</w:t>
-      </w:r>
-      <w:proofErr w:type="spellEnd"/>
-      <w:r>
-        <w:t xml:space="preserve"> Zelda: </w:t>
-      </w:r>
-      <w:proofErr w:type="spellStart"/>
-      <w:r>
-        <w:t>Majora’s</w:t>
-      </w:r>
-      <w:proofErr w:type="spellEnd"/>
-      <w:r>
-        <w:t xml:space="preserve"> </w:t>
-      </w:r>
-      <w:proofErr w:type="spellStart"/>
-      <w:r>
-        <w:t>Mask</w:t>
-      </w:r>
-      <w:proofErr w:type="spellEnd"/>
-      <w:r>
-        <w:t xml:space="preserve"> para el menú de muerte y algunos </w:t>
-      </w:r>
-      <w:proofErr w:type="spellStart"/>
+        <w:t xml:space="preserve">Ya que el juego tiene inspiración en la figura de la luna, se quiso homenajear la temida luna de The Legend of Zelda: Majora’s Mask para el menú de muerte y algunos </w:t>
+      </w:r>
       <w:r>
         <w:rPr>
           <w:i/>
@@ -1138,7 +1027,6 @@
         </w:rPr>
         <w:t>jumpscares</w:t>
       </w:r>
-      <w:proofErr w:type="spellEnd"/>
       <w:r>
         <w:t>.</w:t>
       </w:r>
@@ -1247,21 +1135,7 @@
         <w:rPr>
           <w:lang w:val="es-ES"/>
         </w:rPr>
-        <w:t xml:space="preserve">Para la animación, como se está en una etapa inicial, se configuró una animación “idle” por defecto y una animación de “correr” para el movimiento de izquierda a derecha del personaje. Para la forma de la colisión, se utilizó una forma de óvalo que es conveniente por el diseño del Sprite. Por último, se agregó un Script con plantilla prediseñada para movimientos básicos del </w:t>
-      </w:r>
-      <w:proofErr w:type="spellStart"/>
-      <w:r>
-        <w:rPr>
-          <w:lang w:val="es-ES"/>
-        </w:rPr>
-        <w:t>CharacterBody</w:t>
-      </w:r>
-      <w:proofErr w:type="spellEnd"/>
-      <w:r>
-        <w:rPr>
-          <w:lang w:val="es-ES"/>
-        </w:rPr>
-        <w:t>.</w:t>
+        <w:t>Para la animación, como se está en una etapa inicial, se configuró una animación “idle” por defecto y una animación de “correr” para el movimiento de izquierda a derecha del personaje. Para la forma de la colisión, se utilizó una forma de óvalo que es conveniente por el diseño del Sprite. Por último, se agregó un Script con plantilla prediseñada para movimientos básicos del CharacterBody.</w:t>
       </w:r>
       <w:r>
         <w:t> </w:t>
@@ -1334,54 +1208,22 @@
           <w:bCs/>
           <w:lang w:val="es-ES"/>
         </w:rPr>
-        <w:t xml:space="preserve">Creación de plataforma con </w:t>
-      </w:r>
-      <w:proofErr w:type="spellStart"/>
+        <w:t>Creación de plataforma con TileMapLayer:</w:t>
+      </w:r>
       <w:r>
         <w:rPr>
           <w:b/>
           <w:bCs/>
+        </w:rPr>
+        <w:t> </w:t>
+      </w:r>
+    </w:p>
+    <w:p>
+      <w:r>
+        <w:rPr>
           <w:lang w:val="es-ES"/>
         </w:rPr>
-        <w:t>TileMapLayer</w:t>
-      </w:r>
-      <w:proofErr w:type="spellEnd"/>
-      <w:r>
-        <w:rPr>
-          <w:b/>
-          <w:bCs/>
-          <w:lang w:val="es-ES"/>
-        </w:rPr>
-        <w:t>:</w:t>
-      </w:r>
-      <w:r>
-        <w:rPr>
-          <w:b/>
-          <w:bCs/>
-        </w:rPr>
-        <w:t> </w:t>
-      </w:r>
-    </w:p>
-    <w:p>
-      <w:r>
-        <w:rPr>
-          <w:lang w:val="es-ES"/>
-        </w:rPr>
-        <w:t xml:space="preserve">Para crear un cuerpo estático, se creó una nueva escena 2D a la que nombramos “mapa”. Esta escena se definió para trabajar con lo que será la plataforma y los lugares donde se moverá el personaje. A esta escena, se le colocó como nodo hijo un </w:t>
-      </w:r>
-      <w:proofErr w:type="spellStart"/>
-      <w:r>
-        <w:rPr>
-          <w:lang w:val="es-ES"/>
-        </w:rPr>
-        <w:t>TileMapLayer</w:t>
-      </w:r>
-      <w:proofErr w:type="spellEnd"/>
-      <w:r>
-        <w:rPr>
-          <w:lang w:val="es-ES"/>
-        </w:rPr>
-        <w:t>. Este nodo se configuró para insertar las imágenes o “tiles” y luego a los tiles utilizados se le configuraron sus físicas para así otorgarles polígonos de colisión.</w:t>
+        <w:t>Para crear un cuerpo estático, se creó una nueva escena 2D a la que nombramos “mapa”. Esta escena se definió para trabajar con lo que será la plataforma y los lugares donde se moverá el personaje. A esta escena, se le colocó como nodo hijo un TileMapLayer. Este nodo se configuró para insertar las imágenes o “tiles” y luego a los tiles utilizados se le configuraron sus físicas para así otorgarles polígonos de colisión.</w:t>
       </w:r>
       <w:r>
         <w:t> </w:t>
@@ -2016,7 +1858,7 @@
           </mc:Choice>
           <mc:Fallback>
             <w:pict>
-              <v:group w14:anchorId="0DBFD602" id="Group 13" o:spid="_x0000_s1026" style="position:absolute;margin-left:70.9pt;margin-top:18.1pt;width:408.5pt;height:151.5pt;z-index:-251653120;mso-wrap-distance-left:0;mso-wrap-distance-right:0;mso-position-horizontal-relative:page" coordsize="51879,19240" o:gfxdata="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">
+              <v:group w14:anchorId="7B60ADF6" id="Group 13" o:spid="_x0000_s1026" style="position:absolute;margin-left:70.9pt;margin-top:18.1pt;width:408.5pt;height:151.5pt;z-index:-251653120;mso-wrap-distance-left:0;mso-wrap-distance-right:0;mso-position-horizontal-relative:page" coordsize="51879,19240" o:gfxdata="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">
                 <v:shapetype id="_x0000_t75" coordsize="21600,21600" o:spt="75" o:preferrelative="t" path="m@4@5l@4@11@9@11@9@5xe" filled="f" stroked="f">
                   <v:stroke joinstyle="miter"/>
                   <v:formulas>
@@ -2580,7 +2422,11 @@
         <w:t>Avance 2</w:t>
       </w:r>
     </w:p>
-    <w:p/>
+    <w:p>
+      <w:r>
+        <w:t>jlksdjaskldklasjdl</w:t>
+      </w:r>
+    </w:p>
     <w:p>
       <w:pPr>
         <w:pStyle w:val="Ttulo2"/>

--- a/Informe final videojuegos.docx
+++ b/Informe final videojuegos.docx
@@ -9,9 +9,11 @@
           <w:ilvl w:val="0"/>
           <w:numId w:val="0"/>
         </w:numPr>
-        <w:jc w:val="center"/>
-        <w:rPr>
+        <w:rPr>
+          <w:rFonts w:asciiTheme="minorHAnsi" w:hAnsiTheme="minorHAnsi" w:cstheme="minorHAnsi"/>
           <w:b/>
+          <w:sz w:val="22"/>
+          <w:szCs w:val="22"/>
         </w:rPr>
       </w:pPr>
     </w:p>
@@ -22,10 +24,11 @@
           <w:ilvl w:val="0"/>
           <w:numId w:val="0"/>
         </w:numPr>
-        <w:jc w:val="center"/>
-        <w:rPr>
-          <w:rFonts w:ascii="Myriad Pro" w:hAnsi="Myriad Pro"/>
+        <w:rPr>
+          <w:rFonts w:asciiTheme="minorHAnsi" w:hAnsiTheme="minorHAnsi" w:cstheme="minorHAnsi"/>
           <w:b/>
+          <w:sz w:val="22"/>
+          <w:szCs w:val="22"/>
         </w:rPr>
       </w:pPr>
     </w:p>
@@ -36,52 +39,53 @@
           <w:ilvl w:val="0"/>
           <w:numId w:val="0"/>
         </w:numPr>
-        <w:jc w:val="center"/>
-        <w:rPr>
-          <w:rFonts w:ascii="Myriad Pro" w:hAnsi="Myriad Pro"/>
+        <w:rPr>
+          <w:rFonts w:asciiTheme="minorHAnsi" w:hAnsiTheme="minorHAnsi" w:cstheme="minorHAnsi"/>
           <w:b/>
-        </w:rPr>
-      </w:pPr>
-    </w:p>
-    <w:p>
-      <w:pPr>
-        <w:rPr>
-          <w:rFonts w:ascii="Myriad Pro" w:hAnsi="Myriad Pro"/>
-        </w:rPr>
-      </w:pPr>
-    </w:p>
-    <w:p>
-      <w:pPr>
-        <w:rPr>
-          <w:rFonts w:ascii="Myriad Pro" w:hAnsi="Myriad Pro"/>
-        </w:rPr>
-      </w:pPr>
-    </w:p>
-    <w:p>
-      <w:pPr>
-        <w:rPr>
-          <w:rFonts w:ascii="Myriad Pro" w:hAnsi="Myriad Pro"/>
-        </w:rPr>
-      </w:pPr>
-    </w:p>
-    <w:p>
-      <w:pPr>
-        <w:rPr>
-          <w:rFonts w:ascii="Myriad Pro" w:hAnsi="Myriad Pro"/>
-        </w:rPr>
-      </w:pPr>
-    </w:p>
-    <w:p>
-      <w:pPr>
-        <w:rPr>
-          <w:rFonts w:ascii="Myriad Pro" w:hAnsi="Myriad Pro"/>
-        </w:rPr>
-      </w:pPr>
-    </w:p>
-    <w:p>
-      <w:pPr>
-        <w:rPr>
-          <w:rFonts w:ascii="Myriad Pro" w:hAnsi="Myriad Pro"/>
+          <w:sz w:val="22"/>
+          <w:szCs w:val="22"/>
+        </w:rPr>
+      </w:pPr>
+    </w:p>
+    <w:p>
+      <w:pPr>
+        <w:rPr>
+          <w:rFonts w:cstheme="minorHAnsi"/>
+        </w:rPr>
+      </w:pPr>
+    </w:p>
+    <w:p>
+      <w:pPr>
+        <w:rPr>
+          <w:rFonts w:cstheme="minorHAnsi"/>
+        </w:rPr>
+      </w:pPr>
+    </w:p>
+    <w:p>
+      <w:pPr>
+        <w:rPr>
+          <w:rFonts w:cstheme="minorHAnsi"/>
+        </w:rPr>
+      </w:pPr>
+    </w:p>
+    <w:p>
+      <w:pPr>
+        <w:rPr>
+          <w:rFonts w:cstheme="minorHAnsi"/>
+        </w:rPr>
+      </w:pPr>
+    </w:p>
+    <w:p>
+      <w:pPr>
+        <w:rPr>
+          <w:rFonts w:cstheme="minorHAnsi"/>
+        </w:rPr>
+      </w:pPr>
+    </w:p>
+    <w:p>
+      <w:pPr>
+        <w:rPr>
+          <w:rFonts w:cstheme="minorHAnsi"/>
         </w:rPr>
       </w:pPr>
     </w:p>
@@ -92,7 +96,7 @@
           <w:bottom w:val="single" w:sz="4" w:space="1" w:color="FF0000"/>
         </w:pBdr>
         <w:rPr>
-          <w:rFonts w:ascii="Myriad Pro" w:hAnsi="Myriad Pro"/>
+          <w:rFonts w:cstheme="minorHAnsi"/>
         </w:rPr>
       </w:pPr>
     </w:p>
@@ -103,7 +107,7 @@
           <w:bottom w:val="single" w:sz="4" w:space="1" w:color="FF0000"/>
         </w:pBdr>
         <w:rPr>
-          <w:rFonts w:ascii="Myriad Pro" w:hAnsi="Myriad Pro"/>
+          <w:rFonts w:cstheme="minorHAnsi"/>
         </w:rPr>
       </w:pPr>
     </w:p>
@@ -120,17 +124,25 @@
         </w:pBdr>
         <w:jc w:val="center"/>
         <w:rPr>
-          <w:rFonts w:ascii="Myriad Pro" w:hAnsi="Myriad Pro"/>
+          <w:rFonts w:asciiTheme="minorHAnsi" w:hAnsiTheme="minorHAnsi" w:cstheme="minorHAnsi"/>
           <w:b/>
-        </w:rPr>
-      </w:pPr>
-      <w:r>
-        <w:rPr>
-          <w:rFonts w:ascii="Myriad Pro" w:hAnsi="Myriad Pro"/>
+          <w:sz w:val="48"/>
+          <w:szCs w:val="48"/>
+        </w:rPr>
+      </w:pPr>
+      <w:bookmarkStart w:id="0" w:name="_Toc216436592"/>
+      <w:proofErr w:type="spellStart"/>
+      <w:r>
+        <w:rPr>
+          <w:rFonts w:asciiTheme="minorHAnsi" w:hAnsiTheme="minorHAnsi" w:cstheme="minorHAnsi"/>
           <w:b/>
+          <w:sz w:val="48"/>
+          <w:szCs w:val="48"/>
         </w:rPr>
         <w:t>SilverWheel</w:t>
       </w:r>
+      <w:bookmarkEnd w:id="0"/>
+      <w:proofErr w:type="spellEnd"/>
     </w:p>
     <w:p>
       <w:pPr>
@@ -145,15 +157,31 @@
         </w:pBdr>
         <w:jc w:val="center"/>
         <w:rPr>
-          <w:rFonts w:ascii="Myriad Pro" w:hAnsi="Myriad Pro"/>
-        </w:rPr>
-      </w:pPr>
-      <w:r>
-        <w:rPr>
-          <w:rFonts w:ascii="Myriad Pro" w:hAnsi="Myriad Pro"/>
-        </w:rPr>
-        <w:t>Proyecto de videojuego desarrollado en Godot Engine</w:t>
-      </w:r>
+          <w:rFonts w:asciiTheme="minorHAnsi" w:hAnsiTheme="minorHAnsi" w:cstheme="minorHAnsi"/>
+          <w:sz w:val="36"/>
+          <w:szCs w:val="36"/>
+        </w:rPr>
+      </w:pPr>
+      <w:bookmarkStart w:id="1" w:name="_Toc216436593"/>
+      <w:r>
+        <w:rPr>
+          <w:rFonts w:asciiTheme="minorHAnsi" w:hAnsiTheme="minorHAnsi" w:cstheme="minorHAnsi"/>
+          <w:sz w:val="36"/>
+          <w:szCs w:val="36"/>
+        </w:rPr>
+        <w:t xml:space="preserve">Proyecto de videojuego desarrollado en Godot </w:t>
+      </w:r>
+      <w:proofErr w:type="spellStart"/>
+      <w:r>
+        <w:rPr>
+          <w:rFonts w:asciiTheme="minorHAnsi" w:hAnsiTheme="minorHAnsi" w:cstheme="minorHAnsi"/>
+          <w:sz w:val="36"/>
+          <w:szCs w:val="36"/>
+        </w:rPr>
+        <w:t>Engine</w:t>
+      </w:r>
+      <w:bookmarkEnd w:id="1"/>
+      <w:proofErr w:type="spellEnd"/>
     </w:p>
     <w:p>
       <w:pPr>
@@ -162,7 +190,7 @@
           <w:bottom w:val="single" w:sz="4" w:space="1" w:color="FF0000"/>
         </w:pBdr>
         <w:rPr>
-          <w:rFonts w:ascii="Myriad Pro" w:hAnsi="Myriad Pro"/>
+          <w:rFonts w:cstheme="minorHAnsi"/>
         </w:rPr>
       </w:pPr>
     </w:p>
@@ -173,35 +201,35 @@
           <w:bottom w:val="single" w:sz="4" w:space="1" w:color="FF0000"/>
         </w:pBdr>
         <w:rPr>
-          <w:rFonts w:ascii="Myriad Pro" w:hAnsi="Myriad Pro"/>
-        </w:rPr>
-      </w:pPr>
-    </w:p>
-    <w:p>
-      <w:pPr>
-        <w:rPr>
-          <w:rFonts w:ascii="Myriad Pro" w:hAnsi="Myriad Pro"/>
-        </w:rPr>
-      </w:pPr>
-    </w:p>
-    <w:p>
-      <w:pPr>
-        <w:rPr>
-          <w:rFonts w:ascii="Myriad Pro" w:hAnsi="Myriad Pro"/>
-        </w:rPr>
-      </w:pPr>
-    </w:p>
-    <w:p>
-      <w:pPr>
-        <w:rPr>
-          <w:rFonts w:ascii="Myriad Pro" w:hAnsi="Myriad Pro"/>
-        </w:rPr>
-      </w:pPr>
-    </w:p>
-    <w:p>
-      <w:pPr>
-        <w:rPr>
-          <w:rFonts w:ascii="Myriad Pro" w:hAnsi="Myriad Pro"/>
+          <w:rFonts w:cstheme="minorHAnsi"/>
+        </w:rPr>
+      </w:pPr>
+    </w:p>
+    <w:p>
+      <w:pPr>
+        <w:rPr>
+          <w:rFonts w:cstheme="minorHAnsi"/>
+        </w:rPr>
+      </w:pPr>
+    </w:p>
+    <w:p>
+      <w:pPr>
+        <w:rPr>
+          <w:rFonts w:cstheme="minorHAnsi"/>
+        </w:rPr>
+      </w:pPr>
+    </w:p>
+    <w:p>
+      <w:pPr>
+        <w:rPr>
+          <w:rFonts w:cstheme="minorHAnsi"/>
+        </w:rPr>
+      </w:pPr>
+    </w:p>
+    <w:p>
+      <w:pPr>
+        <w:rPr>
+          <w:rFonts w:cstheme="minorHAnsi"/>
         </w:rPr>
       </w:pPr>
     </w:p>
@@ -209,18 +237,18 @@
       <w:pPr>
         <w:spacing w:after="0"/>
         <w:rPr>
-          <w:rFonts w:ascii="Myriad Pro" w:hAnsi="Myriad Pro"/>
-        </w:rPr>
-      </w:pPr>
-      <w:r>
-        <w:rPr>
-          <w:rFonts w:ascii="Myriad Pro" w:hAnsi="Myriad Pro"/>
+          <w:rFonts w:cstheme="minorHAnsi"/>
+        </w:rPr>
+      </w:pPr>
+      <w:r>
+        <w:rPr>
+          <w:rFonts w:cstheme="minorHAnsi"/>
         </w:rPr>
         <w:t>NOMBRE:</w:t>
       </w:r>
       <w:r>
         <w:rPr>
-          <w:rFonts w:ascii="Myriad Pro" w:hAnsi="Myriad Pro"/>
+          <w:rFonts w:cstheme="minorHAnsi"/>
         </w:rPr>
         <w:t xml:space="preserve"> Doris Andrea Ilabaca Contreras</w:t>
       </w:r>
@@ -229,18 +257,18 @@
       <w:pPr>
         <w:spacing w:after="0"/>
         <w:rPr>
-          <w:rFonts w:ascii="Myriad Pro" w:hAnsi="Myriad Pro"/>
-        </w:rPr>
-      </w:pPr>
-      <w:r>
-        <w:rPr>
-          <w:rFonts w:ascii="Myriad Pro" w:hAnsi="Myriad Pro"/>
+          <w:rFonts w:cstheme="minorHAnsi"/>
+        </w:rPr>
+      </w:pPr>
+      <w:r>
+        <w:rPr>
+          <w:rFonts w:cstheme="minorHAnsi"/>
         </w:rPr>
         <w:t xml:space="preserve">CARRERA: </w:t>
       </w:r>
       <w:r>
         <w:rPr>
-          <w:rFonts w:ascii="Myriad Pro" w:hAnsi="Myriad Pro"/>
+          <w:rFonts w:cstheme="minorHAnsi"/>
         </w:rPr>
         <w:t>Analista Programador</w:t>
       </w:r>
@@ -249,30 +277,30 @@
       <w:pPr>
         <w:spacing w:after="0"/>
         <w:rPr>
-          <w:rFonts w:ascii="Myriad Pro" w:hAnsi="Myriad Pro"/>
-        </w:rPr>
-      </w:pPr>
-      <w:r>
-        <w:rPr>
-          <w:rFonts w:ascii="Myriad Pro" w:hAnsi="Myriad Pro"/>
+          <w:rFonts w:cstheme="minorHAnsi"/>
+        </w:rPr>
+      </w:pPr>
+      <w:r>
+        <w:rPr>
+          <w:rFonts w:cstheme="minorHAnsi"/>
         </w:rPr>
         <w:t>ASIGNATURA</w:t>
       </w:r>
       <w:r>
         <w:rPr>
-          <w:rFonts w:ascii="Myriad Pro" w:hAnsi="Myriad Pro"/>
+          <w:rFonts w:cstheme="minorHAnsi"/>
         </w:rPr>
         <w:t>:</w:t>
       </w:r>
       <w:r>
         <w:rPr>
-          <w:rFonts w:ascii="Myriad Pro" w:hAnsi="Myriad Pro"/>
+          <w:rFonts w:cstheme="minorHAnsi"/>
         </w:rPr>
         <w:t xml:space="preserve"> </w:t>
       </w:r>
       <w:r>
         <w:rPr>
-          <w:rFonts w:ascii="Myriad Pro" w:hAnsi="Myriad Pro"/>
+          <w:rFonts w:cstheme="minorHAnsi"/>
         </w:rPr>
         <w:t>Electivo de Desarrollo de Videojuegos</w:t>
       </w:r>
@@ -281,18 +309,18 @@
       <w:pPr>
         <w:spacing w:after="0"/>
         <w:rPr>
-          <w:rFonts w:ascii="Myriad Pro" w:hAnsi="Myriad Pro"/>
-        </w:rPr>
-      </w:pPr>
-      <w:r>
-        <w:rPr>
-          <w:rFonts w:ascii="Myriad Pro" w:hAnsi="Myriad Pro"/>
+          <w:rFonts w:cstheme="minorHAnsi"/>
+        </w:rPr>
+      </w:pPr>
+      <w:r>
+        <w:rPr>
+          <w:rFonts w:cstheme="minorHAnsi"/>
         </w:rPr>
         <w:t>PROFESOR:</w:t>
       </w:r>
       <w:r>
         <w:rPr>
-          <w:rFonts w:ascii="Myriad Pro" w:hAnsi="Myriad Pro"/>
+          <w:rFonts w:cstheme="minorHAnsi"/>
         </w:rPr>
         <w:t xml:space="preserve"> Juan Pablo Moreno Reyes</w:t>
       </w:r>
@@ -301,18 +329,18 @@
       <w:pPr>
         <w:spacing w:after="0"/>
         <w:rPr>
-          <w:rFonts w:ascii="Myriad Pro" w:hAnsi="Myriad Pro"/>
-        </w:rPr>
-      </w:pPr>
-      <w:r>
-        <w:rPr>
-          <w:rFonts w:ascii="Myriad Pro" w:hAnsi="Myriad Pro"/>
+          <w:rFonts w:cstheme="minorHAnsi"/>
+        </w:rPr>
+      </w:pPr>
+      <w:r>
+        <w:rPr>
+          <w:rFonts w:cstheme="minorHAnsi"/>
         </w:rPr>
         <w:t>FECHA:</w:t>
       </w:r>
       <w:r>
         <w:rPr>
-          <w:rFonts w:ascii="Myriad Pro" w:hAnsi="Myriad Pro"/>
+          <w:rFonts w:cstheme="minorHAnsi"/>
         </w:rPr>
         <w:t xml:space="preserve"> 12-12-2025</w:t>
       </w:r>
@@ -320,35 +348,1973 @@
     <w:p>
       <w:pPr>
         <w:rPr>
-          <w:rFonts w:ascii="Myriad Pro" w:hAnsi="Myriad Pro"/>
-        </w:rPr>
-      </w:pPr>
-    </w:p>
-    <w:p>
-      <w:pPr>
-        <w:rPr>
-          <w:rFonts w:ascii="Myriad Pro" w:hAnsi="Myriad Pro"/>
-        </w:rPr>
-      </w:pPr>
-    </w:p>
-    <w:p>
-      <w:pPr>
-        <w:rPr>
-          <w:rFonts w:ascii="Myriad Pro" w:hAnsi="Myriad Pro"/>
-        </w:rPr>
-      </w:pPr>
-    </w:p>
-    <w:p>
-      <w:pPr>
-        <w:rPr>
-          <w:rFonts w:ascii="Myriad Pro" w:hAnsi="Myriad Pro"/>
-        </w:rPr>
-      </w:pPr>
-    </w:p>
-    <w:p>
-      <w:pPr>
-        <w:rPr>
-          <w:rFonts w:ascii="Myriad Pro" w:hAnsi="Myriad Pro"/>
+          <w:rFonts w:cstheme="minorHAnsi"/>
+        </w:rPr>
+      </w:pPr>
+    </w:p>
+    <w:p>
+      <w:pPr>
+        <w:rPr>
+          <w:rFonts w:cstheme="minorHAnsi"/>
+        </w:rPr>
+      </w:pPr>
+    </w:p>
+    <w:p>
+      <w:pPr>
+        <w:rPr>
+          <w:rFonts w:cstheme="minorHAnsi"/>
+        </w:rPr>
+      </w:pPr>
+    </w:p>
+    <w:p>
+      <w:pPr>
+        <w:rPr>
+          <w:rFonts w:cstheme="minorHAnsi"/>
+        </w:rPr>
+      </w:pPr>
+    </w:p>
+    <w:p>
+      <w:pPr>
+        <w:rPr>
+          <w:rFonts w:cstheme="minorHAnsi"/>
+        </w:rPr>
+      </w:pPr>
+    </w:p>
+    <w:p>
+      <w:pPr>
+        <w:rPr>
+          <w:rFonts w:cstheme="minorHAnsi"/>
+        </w:rPr>
+      </w:pPr>
+    </w:p>
+    <w:sdt>
+      <w:sdtPr>
+        <w:rPr>
+          <w:lang w:val="es-MX"/>
+        </w:rPr>
+        <w:id w:val="669757100"/>
+        <w:docPartObj>
+          <w:docPartGallery w:val="Table of Contents"/>
+          <w:docPartUnique/>
+        </w:docPartObj>
+      </w:sdtPr>
+      <w:sdtEndPr>
+        <w:rPr>
+          <w:rFonts w:asciiTheme="minorHAnsi" w:eastAsiaTheme="minorHAnsi" w:hAnsiTheme="minorHAnsi" w:cstheme="minorBidi"/>
+          <w:b/>
+          <w:bCs/>
+          <w:color w:val="auto"/>
+          <w:sz w:val="22"/>
+          <w:szCs w:val="22"/>
+          <w:lang w:eastAsia="en-US"/>
+        </w:rPr>
+      </w:sdtEndPr>
+      <w:sdtContent>
+        <w:p>
+          <w:pPr>
+            <w:pStyle w:val="TtuloTDC"/>
+          </w:pPr>
+          <w:r>
+            <w:rPr>
+              <w:lang w:val="es-MX"/>
+            </w:rPr>
+            <w:t>Contenido</w:t>
+          </w:r>
+        </w:p>
+        <w:p>
+          <w:pPr>
+            <w:pStyle w:val="TDC1"/>
+            <w:tabs>
+              <w:tab w:val="right" w:leader="dot" w:pos="9485"/>
+            </w:tabs>
+            <w:rPr>
+              <w:rFonts w:eastAsiaTheme="minorEastAsia"/>
+              <w:noProof/>
+              <w:kern w:val="2"/>
+              <w:sz w:val="24"/>
+              <w:szCs w:val="24"/>
+              <w:lang w:eastAsia="es-CL"/>
+              <w14:ligatures w14:val="standardContextual"/>
+            </w:rPr>
+          </w:pPr>
+          <w:r>
+            <w:fldChar w:fldCharType="begin"/>
+          </w:r>
+          <w:r>
+            <w:instrText xml:space="preserve"> TOC \o "1-3" \h \z \u </w:instrText>
+          </w:r>
+          <w:r>
+            <w:fldChar w:fldCharType="separate"/>
+          </w:r>
+          <w:hyperlink w:anchor="_Toc216436592" w:history="1">
+            <w:r>
+              <w:rPr>
+                <w:rStyle w:val="Hipervnculo"/>
+                <w:rFonts w:cstheme="minorHAnsi"/>
+                <w:b/>
+                <w:noProof/>
+              </w:rPr>
+              <w:t>SilverWheel</w:t>
+            </w:r>
+            <w:r>
+              <w:rPr>
+                <w:noProof/>
+                <w:webHidden/>
+              </w:rPr>
+              <w:tab/>
+            </w:r>
+            <w:r>
+              <w:rPr>
+                <w:noProof/>
+                <w:webHidden/>
+              </w:rPr>
+              <w:fldChar w:fldCharType="begin"/>
+            </w:r>
+            <w:r>
+              <w:rPr>
+                <w:noProof/>
+                <w:webHidden/>
+              </w:rPr>
+              <w:instrText xml:space="preserve"> PAGEREF _Toc216436592 \h </w:instrText>
+            </w:r>
+            <w:r>
+              <w:rPr>
+                <w:noProof/>
+                <w:webHidden/>
+              </w:rPr>
+            </w:r>
+            <w:r>
+              <w:rPr>
+                <w:noProof/>
+                <w:webHidden/>
+              </w:rPr>
+              <w:fldChar w:fldCharType="separate"/>
+            </w:r>
+            <w:r>
+              <w:rPr>
+                <w:noProof/>
+                <w:webHidden/>
+              </w:rPr>
+              <w:t>1</w:t>
+            </w:r>
+            <w:r>
+              <w:rPr>
+                <w:noProof/>
+                <w:webHidden/>
+              </w:rPr>
+              <w:fldChar w:fldCharType="end"/>
+            </w:r>
+          </w:hyperlink>
+        </w:p>
+        <w:p>
+          <w:pPr>
+            <w:pStyle w:val="TDC1"/>
+            <w:tabs>
+              <w:tab w:val="right" w:leader="dot" w:pos="9485"/>
+            </w:tabs>
+            <w:rPr>
+              <w:rFonts w:eastAsiaTheme="minorEastAsia"/>
+              <w:noProof/>
+              <w:kern w:val="2"/>
+              <w:sz w:val="24"/>
+              <w:szCs w:val="24"/>
+              <w:lang w:eastAsia="es-CL"/>
+              <w14:ligatures w14:val="standardContextual"/>
+            </w:rPr>
+          </w:pPr>
+          <w:hyperlink w:anchor="_Toc216436593" w:history="1">
+            <w:r>
+              <w:rPr>
+                <w:rStyle w:val="Hipervnculo"/>
+                <w:rFonts w:cstheme="minorHAnsi"/>
+                <w:noProof/>
+              </w:rPr>
+              <w:t>Proyecto de videojuego desarrollado en Godot Engine</w:t>
+            </w:r>
+            <w:r>
+              <w:rPr>
+                <w:noProof/>
+                <w:webHidden/>
+              </w:rPr>
+              <w:tab/>
+            </w:r>
+            <w:r>
+              <w:rPr>
+                <w:noProof/>
+                <w:webHidden/>
+              </w:rPr>
+              <w:fldChar w:fldCharType="begin"/>
+            </w:r>
+            <w:r>
+              <w:rPr>
+                <w:noProof/>
+                <w:webHidden/>
+              </w:rPr>
+              <w:instrText xml:space="preserve"> PAGEREF _Toc216436593 \h </w:instrText>
+            </w:r>
+            <w:r>
+              <w:rPr>
+                <w:noProof/>
+                <w:webHidden/>
+              </w:rPr>
+            </w:r>
+            <w:r>
+              <w:rPr>
+                <w:noProof/>
+                <w:webHidden/>
+              </w:rPr>
+              <w:fldChar w:fldCharType="separate"/>
+            </w:r>
+            <w:r>
+              <w:rPr>
+                <w:noProof/>
+                <w:webHidden/>
+              </w:rPr>
+              <w:t>1</w:t>
+            </w:r>
+            <w:r>
+              <w:rPr>
+                <w:noProof/>
+                <w:webHidden/>
+              </w:rPr>
+              <w:fldChar w:fldCharType="end"/>
+            </w:r>
+          </w:hyperlink>
+        </w:p>
+        <w:p>
+          <w:pPr>
+            <w:pStyle w:val="TDC1"/>
+            <w:tabs>
+              <w:tab w:val="left" w:pos="440"/>
+              <w:tab w:val="right" w:leader="dot" w:pos="9485"/>
+            </w:tabs>
+            <w:rPr>
+              <w:rFonts w:eastAsiaTheme="minorEastAsia"/>
+              <w:noProof/>
+              <w:kern w:val="2"/>
+              <w:sz w:val="24"/>
+              <w:szCs w:val="24"/>
+              <w:lang w:eastAsia="es-CL"/>
+              <w14:ligatures w14:val="standardContextual"/>
+            </w:rPr>
+          </w:pPr>
+          <w:hyperlink w:anchor="_Toc216436594" w:history="1">
+            <w:r>
+              <w:rPr>
+                <w:rStyle w:val="Hipervnculo"/>
+                <w:rFonts w:cstheme="minorHAnsi"/>
+                <w:noProof/>
+              </w:rPr>
+              <w:t>1</w:t>
+            </w:r>
+            <w:r>
+              <w:rPr>
+                <w:rFonts w:eastAsiaTheme="minorEastAsia"/>
+                <w:noProof/>
+                <w:kern w:val="2"/>
+                <w:sz w:val="24"/>
+                <w:szCs w:val="24"/>
+                <w:lang w:eastAsia="es-CL"/>
+                <w14:ligatures w14:val="standardContextual"/>
+              </w:rPr>
+              <w:tab/>
+            </w:r>
+            <w:r>
+              <w:rPr>
+                <w:rStyle w:val="Hipervnculo"/>
+                <w:rFonts w:cstheme="minorHAnsi"/>
+                <w:noProof/>
+              </w:rPr>
+              <w:t>Introducci</w:t>
+            </w:r>
+            <w:r>
+              <w:rPr>
+                <w:rStyle w:val="Hipervnculo"/>
+                <w:rFonts w:cstheme="minorHAnsi"/>
+                <w:noProof/>
+              </w:rPr>
+              <w:t>ó</w:t>
+            </w:r>
+            <w:r>
+              <w:rPr>
+                <w:rStyle w:val="Hipervnculo"/>
+                <w:rFonts w:cstheme="minorHAnsi"/>
+                <w:noProof/>
+              </w:rPr>
+              <w:t>n</w:t>
+            </w:r>
+            <w:r>
+              <w:rPr>
+                <w:noProof/>
+                <w:webHidden/>
+              </w:rPr>
+              <w:tab/>
+            </w:r>
+            <w:r>
+              <w:rPr>
+                <w:noProof/>
+                <w:webHidden/>
+              </w:rPr>
+              <w:fldChar w:fldCharType="begin"/>
+            </w:r>
+            <w:r>
+              <w:rPr>
+                <w:noProof/>
+                <w:webHidden/>
+              </w:rPr>
+              <w:instrText xml:space="preserve"> PAGEREF _Toc216436594 \h </w:instrText>
+            </w:r>
+            <w:r>
+              <w:rPr>
+                <w:noProof/>
+                <w:webHidden/>
+              </w:rPr>
+            </w:r>
+            <w:r>
+              <w:rPr>
+                <w:noProof/>
+                <w:webHidden/>
+              </w:rPr>
+              <w:fldChar w:fldCharType="separate"/>
+            </w:r>
+            <w:r>
+              <w:rPr>
+                <w:noProof/>
+                <w:webHidden/>
+              </w:rPr>
+              <w:t>3</w:t>
+            </w:r>
+            <w:r>
+              <w:rPr>
+                <w:noProof/>
+                <w:webHidden/>
+              </w:rPr>
+              <w:fldChar w:fldCharType="end"/>
+            </w:r>
+          </w:hyperlink>
+        </w:p>
+        <w:p>
+          <w:pPr>
+            <w:pStyle w:val="TDC2"/>
+            <w:tabs>
+              <w:tab w:val="left" w:pos="960"/>
+              <w:tab w:val="right" w:leader="dot" w:pos="9485"/>
+            </w:tabs>
+            <w:rPr>
+              <w:rFonts w:eastAsiaTheme="minorEastAsia"/>
+              <w:noProof/>
+              <w:kern w:val="2"/>
+              <w:sz w:val="24"/>
+              <w:szCs w:val="24"/>
+              <w:lang w:eastAsia="es-CL"/>
+              <w14:ligatures w14:val="standardContextual"/>
+            </w:rPr>
+          </w:pPr>
+          <w:hyperlink w:anchor="_Toc216436595" w:history="1">
+            <w:r>
+              <w:rPr>
+                <w:rStyle w:val="Hipervnculo"/>
+                <w:rFonts w:cstheme="minorHAnsi"/>
+                <w:noProof/>
+              </w:rPr>
+              <w:t>1.1</w:t>
+            </w:r>
+            <w:r>
+              <w:rPr>
+                <w:rFonts w:eastAsiaTheme="minorEastAsia"/>
+                <w:noProof/>
+                <w:kern w:val="2"/>
+                <w:sz w:val="24"/>
+                <w:szCs w:val="24"/>
+                <w:lang w:eastAsia="es-CL"/>
+                <w14:ligatures w14:val="standardContextual"/>
+              </w:rPr>
+              <w:tab/>
+            </w:r>
+            <w:r>
+              <w:rPr>
+                <w:rStyle w:val="Hipervnculo"/>
+                <w:rFonts w:cstheme="minorHAnsi"/>
+                <w:noProof/>
+              </w:rPr>
+              <w:t>Contexto del videojuego</w:t>
+            </w:r>
+            <w:r>
+              <w:rPr>
+                <w:noProof/>
+                <w:webHidden/>
+              </w:rPr>
+              <w:tab/>
+            </w:r>
+            <w:r>
+              <w:rPr>
+                <w:noProof/>
+                <w:webHidden/>
+              </w:rPr>
+              <w:fldChar w:fldCharType="begin"/>
+            </w:r>
+            <w:r>
+              <w:rPr>
+                <w:noProof/>
+                <w:webHidden/>
+              </w:rPr>
+              <w:instrText xml:space="preserve"> PAGEREF _Toc216436595 \h </w:instrText>
+            </w:r>
+            <w:r>
+              <w:rPr>
+                <w:noProof/>
+                <w:webHidden/>
+              </w:rPr>
+            </w:r>
+            <w:r>
+              <w:rPr>
+                <w:noProof/>
+                <w:webHidden/>
+              </w:rPr>
+              <w:fldChar w:fldCharType="separate"/>
+            </w:r>
+            <w:r>
+              <w:rPr>
+                <w:noProof/>
+                <w:webHidden/>
+              </w:rPr>
+              <w:t>3</w:t>
+            </w:r>
+            <w:r>
+              <w:rPr>
+                <w:noProof/>
+                <w:webHidden/>
+              </w:rPr>
+              <w:fldChar w:fldCharType="end"/>
+            </w:r>
+          </w:hyperlink>
+        </w:p>
+        <w:p>
+          <w:pPr>
+            <w:pStyle w:val="TDC2"/>
+            <w:tabs>
+              <w:tab w:val="left" w:pos="960"/>
+              <w:tab w:val="right" w:leader="dot" w:pos="9485"/>
+            </w:tabs>
+            <w:rPr>
+              <w:rFonts w:eastAsiaTheme="minorEastAsia"/>
+              <w:noProof/>
+              <w:kern w:val="2"/>
+              <w:sz w:val="24"/>
+              <w:szCs w:val="24"/>
+              <w:lang w:eastAsia="es-CL"/>
+              <w14:ligatures w14:val="standardContextual"/>
+            </w:rPr>
+          </w:pPr>
+          <w:hyperlink w:anchor="_Toc216436596" w:history="1">
+            <w:r>
+              <w:rPr>
+                <w:rStyle w:val="Hipervnculo"/>
+                <w:rFonts w:cstheme="minorHAnsi"/>
+                <w:noProof/>
+              </w:rPr>
+              <w:t>1.2</w:t>
+            </w:r>
+            <w:r>
+              <w:rPr>
+                <w:rFonts w:eastAsiaTheme="minorEastAsia"/>
+                <w:noProof/>
+                <w:kern w:val="2"/>
+                <w:sz w:val="24"/>
+                <w:szCs w:val="24"/>
+                <w:lang w:eastAsia="es-CL"/>
+                <w14:ligatures w14:val="standardContextual"/>
+              </w:rPr>
+              <w:tab/>
+            </w:r>
+            <w:r>
+              <w:rPr>
+                <w:rStyle w:val="Hipervnculo"/>
+                <w:rFonts w:cstheme="minorHAnsi"/>
+                <w:noProof/>
+              </w:rPr>
+              <w:t>Historia del videojuego</w:t>
+            </w:r>
+            <w:r>
+              <w:rPr>
+                <w:noProof/>
+                <w:webHidden/>
+              </w:rPr>
+              <w:tab/>
+            </w:r>
+            <w:r>
+              <w:rPr>
+                <w:noProof/>
+                <w:webHidden/>
+              </w:rPr>
+              <w:fldChar w:fldCharType="begin"/>
+            </w:r>
+            <w:r>
+              <w:rPr>
+                <w:noProof/>
+                <w:webHidden/>
+              </w:rPr>
+              <w:instrText xml:space="preserve"> PAGEREF _Toc216436596 \h </w:instrText>
+            </w:r>
+            <w:r>
+              <w:rPr>
+                <w:noProof/>
+                <w:webHidden/>
+              </w:rPr>
+            </w:r>
+            <w:r>
+              <w:rPr>
+                <w:noProof/>
+                <w:webHidden/>
+              </w:rPr>
+              <w:fldChar w:fldCharType="separate"/>
+            </w:r>
+            <w:r>
+              <w:rPr>
+                <w:noProof/>
+                <w:webHidden/>
+              </w:rPr>
+              <w:t>3</w:t>
+            </w:r>
+            <w:r>
+              <w:rPr>
+                <w:noProof/>
+                <w:webHidden/>
+              </w:rPr>
+              <w:fldChar w:fldCharType="end"/>
+            </w:r>
+          </w:hyperlink>
+        </w:p>
+        <w:p>
+          <w:pPr>
+            <w:pStyle w:val="TDC2"/>
+            <w:tabs>
+              <w:tab w:val="left" w:pos="960"/>
+              <w:tab w:val="right" w:leader="dot" w:pos="9485"/>
+            </w:tabs>
+            <w:rPr>
+              <w:rFonts w:eastAsiaTheme="minorEastAsia"/>
+              <w:noProof/>
+              <w:kern w:val="2"/>
+              <w:sz w:val="24"/>
+              <w:szCs w:val="24"/>
+              <w:lang w:eastAsia="es-CL"/>
+              <w14:ligatures w14:val="standardContextual"/>
+            </w:rPr>
+          </w:pPr>
+          <w:hyperlink w:anchor="_Toc216436597" w:history="1">
+            <w:r>
+              <w:rPr>
+                <w:rStyle w:val="Hipervnculo"/>
+                <w:rFonts w:cstheme="minorHAnsi"/>
+                <w:noProof/>
+              </w:rPr>
+              <w:t>1.3</w:t>
+            </w:r>
+            <w:r>
+              <w:rPr>
+                <w:rFonts w:eastAsiaTheme="minorEastAsia"/>
+                <w:noProof/>
+                <w:kern w:val="2"/>
+                <w:sz w:val="24"/>
+                <w:szCs w:val="24"/>
+                <w:lang w:eastAsia="es-CL"/>
+                <w14:ligatures w14:val="standardContextual"/>
+              </w:rPr>
+              <w:tab/>
+            </w:r>
+            <w:r>
+              <w:rPr>
+                <w:rStyle w:val="Hipervnculo"/>
+                <w:rFonts w:cstheme="minorHAnsi"/>
+                <w:noProof/>
+              </w:rPr>
+              <w:t>Sprites</w:t>
+            </w:r>
+            <w:r>
+              <w:rPr>
+                <w:noProof/>
+                <w:webHidden/>
+              </w:rPr>
+              <w:tab/>
+            </w:r>
+            <w:r>
+              <w:rPr>
+                <w:noProof/>
+                <w:webHidden/>
+              </w:rPr>
+              <w:fldChar w:fldCharType="begin"/>
+            </w:r>
+            <w:r>
+              <w:rPr>
+                <w:noProof/>
+                <w:webHidden/>
+              </w:rPr>
+              <w:instrText xml:space="preserve"> PAGEREF _Toc216436597 \h </w:instrText>
+            </w:r>
+            <w:r>
+              <w:rPr>
+                <w:noProof/>
+                <w:webHidden/>
+              </w:rPr>
+            </w:r>
+            <w:r>
+              <w:rPr>
+                <w:noProof/>
+                <w:webHidden/>
+              </w:rPr>
+              <w:fldChar w:fldCharType="separate"/>
+            </w:r>
+            <w:r>
+              <w:rPr>
+                <w:noProof/>
+                <w:webHidden/>
+              </w:rPr>
+              <w:t>4</w:t>
+            </w:r>
+            <w:r>
+              <w:rPr>
+                <w:noProof/>
+                <w:webHidden/>
+              </w:rPr>
+              <w:fldChar w:fldCharType="end"/>
+            </w:r>
+          </w:hyperlink>
+        </w:p>
+        <w:p>
+          <w:pPr>
+            <w:pStyle w:val="TDC1"/>
+            <w:tabs>
+              <w:tab w:val="left" w:pos="440"/>
+              <w:tab w:val="right" w:leader="dot" w:pos="9485"/>
+            </w:tabs>
+            <w:rPr>
+              <w:rFonts w:eastAsiaTheme="minorEastAsia"/>
+              <w:noProof/>
+              <w:kern w:val="2"/>
+              <w:sz w:val="24"/>
+              <w:szCs w:val="24"/>
+              <w:lang w:eastAsia="es-CL"/>
+              <w14:ligatures w14:val="standardContextual"/>
+            </w:rPr>
+          </w:pPr>
+          <w:hyperlink w:anchor="_Toc216436598" w:history="1">
+            <w:r>
+              <w:rPr>
+                <w:rStyle w:val="Hipervnculo"/>
+                <w:rFonts w:cstheme="minorHAnsi"/>
+                <w:noProof/>
+              </w:rPr>
+              <w:t>2</w:t>
+            </w:r>
+            <w:r>
+              <w:rPr>
+                <w:rFonts w:eastAsiaTheme="minorEastAsia"/>
+                <w:noProof/>
+                <w:kern w:val="2"/>
+                <w:sz w:val="24"/>
+                <w:szCs w:val="24"/>
+                <w:lang w:eastAsia="es-CL"/>
+                <w14:ligatures w14:val="standardContextual"/>
+              </w:rPr>
+              <w:tab/>
+            </w:r>
+            <w:r>
+              <w:rPr>
+                <w:rStyle w:val="Hipervnculo"/>
+                <w:rFonts w:cstheme="minorHAnsi"/>
+                <w:noProof/>
+              </w:rPr>
+              <w:t>Desarrollo</w:t>
+            </w:r>
+            <w:r>
+              <w:rPr>
+                <w:noProof/>
+                <w:webHidden/>
+              </w:rPr>
+              <w:tab/>
+            </w:r>
+            <w:r>
+              <w:rPr>
+                <w:noProof/>
+                <w:webHidden/>
+              </w:rPr>
+              <w:fldChar w:fldCharType="begin"/>
+            </w:r>
+            <w:r>
+              <w:rPr>
+                <w:noProof/>
+                <w:webHidden/>
+              </w:rPr>
+              <w:instrText xml:space="preserve"> PAGEREF _Toc216436598 \h </w:instrText>
+            </w:r>
+            <w:r>
+              <w:rPr>
+                <w:noProof/>
+                <w:webHidden/>
+              </w:rPr>
+            </w:r>
+            <w:r>
+              <w:rPr>
+                <w:noProof/>
+                <w:webHidden/>
+              </w:rPr>
+              <w:fldChar w:fldCharType="separate"/>
+            </w:r>
+            <w:r>
+              <w:rPr>
+                <w:noProof/>
+                <w:webHidden/>
+              </w:rPr>
+              <w:t>5</w:t>
+            </w:r>
+            <w:r>
+              <w:rPr>
+                <w:noProof/>
+                <w:webHidden/>
+              </w:rPr>
+              <w:fldChar w:fldCharType="end"/>
+            </w:r>
+          </w:hyperlink>
+        </w:p>
+        <w:p>
+          <w:pPr>
+            <w:pStyle w:val="TDC2"/>
+            <w:tabs>
+              <w:tab w:val="left" w:pos="960"/>
+              <w:tab w:val="right" w:leader="dot" w:pos="9485"/>
+            </w:tabs>
+            <w:rPr>
+              <w:rFonts w:eastAsiaTheme="minorEastAsia"/>
+              <w:noProof/>
+              <w:kern w:val="2"/>
+              <w:sz w:val="24"/>
+              <w:szCs w:val="24"/>
+              <w:lang w:eastAsia="es-CL"/>
+              <w14:ligatures w14:val="standardContextual"/>
+            </w:rPr>
+          </w:pPr>
+          <w:hyperlink w:anchor="_Toc216436599" w:history="1">
+            <w:r>
+              <w:rPr>
+                <w:rStyle w:val="Hipervnculo"/>
+                <w:rFonts w:cstheme="minorHAnsi"/>
+                <w:noProof/>
+              </w:rPr>
+              <w:t>2.1</w:t>
+            </w:r>
+            <w:r>
+              <w:rPr>
+                <w:rFonts w:eastAsiaTheme="minorEastAsia"/>
+                <w:noProof/>
+                <w:kern w:val="2"/>
+                <w:sz w:val="24"/>
+                <w:szCs w:val="24"/>
+                <w:lang w:eastAsia="es-CL"/>
+                <w14:ligatures w14:val="standardContextual"/>
+              </w:rPr>
+              <w:tab/>
+            </w:r>
+            <w:r>
+              <w:rPr>
+                <w:rStyle w:val="Hipervnculo"/>
+                <w:rFonts w:cstheme="minorHAnsi"/>
+                <w:noProof/>
+              </w:rPr>
+              <w:t>Ava</w:t>
+            </w:r>
+            <w:r>
+              <w:rPr>
+                <w:rStyle w:val="Hipervnculo"/>
+                <w:rFonts w:cstheme="minorHAnsi"/>
+                <w:noProof/>
+              </w:rPr>
+              <w:t>n</w:t>
+            </w:r>
+            <w:r>
+              <w:rPr>
+                <w:rStyle w:val="Hipervnculo"/>
+                <w:rFonts w:cstheme="minorHAnsi"/>
+                <w:noProof/>
+              </w:rPr>
+              <w:t>ce 1</w:t>
+            </w:r>
+            <w:r>
+              <w:rPr>
+                <w:noProof/>
+                <w:webHidden/>
+              </w:rPr>
+              <w:tab/>
+            </w:r>
+            <w:r>
+              <w:rPr>
+                <w:noProof/>
+                <w:webHidden/>
+              </w:rPr>
+              <w:fldChar w:fldCharType="begin"/>
+            </w:r>
+            <w:r>
+              <w:rPr>
+                <w:noProof/>
+                <w:webHidden/>
+              </w:rPr>
+              <w:instrText xml:space="preserve"> PAGEREF _Toc216436599 \h </w:instrText>
+            </w:r>
+            <w:r>
+              <w:rPr>
+                <w:noProof/>
+                <w:webHidden/>
+              </w:rPr>
+            </w:r>
+            <w:r>
+              <w:rPr>
+                <w:noProof/>
+                <w:webHidden/>
+              </w:rPr>
+              <w:fldChar w:fldCharType="separate"/>
+            </w:r>
+            <w:r>
+              <w:rPr>
+                <w:noProof/>
+                <w:webHidden/>
+              </w:rPr>
+              <w:t>5</w:t>
+            </w:r>
+            <w:r>
+              <w:rPr>
+                <w:noProof/>
+                <w:webHidden/>
+              </w:rPr>
+              <w:fldChar w:fldCharType="end"/>
+            </w:r>
+          </w:hyperlink>
+        </w:p>
+        <w:p>
+          <w:pPr>
+            <w:pStyle w:val="TDC3"/>
+            <w:tabs>
+              <w:tab w:val="left" w:pos="1200"/>
+              <w:tab w:val="right" w:leader="dot" w:pos="9485"/>
+            </w:tabs>
+            <w:rPr>
+              <w:rFonts w:eastAsiaTheme="minorEastAsia"/>
+              <w:noProof/>
+              <w:kern w:val="2"/>
+              <w:sz w:val="24"/>
+              <w:szCs w:val="24"/>
+              <w:lang w:eastAsia="es-CL"/>
+              <w14:ligatures w14:val="standardContextual"/>
+            </w:rPr>
+          </w:pPr>
+          <w:hyperlink w:anchor="_Toc216436600" w:history="1">
+            <w:r>
+              <w:rPr>
+                <w:rStyle w:val="Hipervnculo"/>
+                <w:rFonts w:cstheme="minorHAnsi"/>
+                <w:noProof/>
+              </w:rPr>
+              <w:t>2.1.1</w:t>
+            </w:r>
+            <w:r>
+              <w:rPr>
+                <w:rFonts w:eastAsiaTheme="minorEastAsia"/>
+                <w:noProof/>
+                <w:kern w:val="2"/>
+                <w:sz w:val="24"/>
+                <w:szCs w:val="24"/>
+                <w:lang w:eastAsia="es-CL"/>
+                <w14:ligatures w14:val="standardContextual"/>
+              </w:rPr>
+              <w:tab/>
+            </w:r>
+            <w:r>
+              <w:rPr>
+                <w:rStyle w:val="Hipervnculo"/>
+                <w:rFonts w:cstheme="minorHAnsi"/>
+                <w:noProof/>
+                <w:lang w:val="es-ES"/>
+              </w:rPr>
+              <w:t>Actividad N°1: Creación del personaje</w:t>
+            </w:r>
+            <w:r>
+              <w:rPr>
+                <w:noProof/>
+                <w:webHidden/>
+              </w:rPr>
+              <w:tab/>
+            </w:r>
+            <w:r>
+              <w:rPr>
+                <w:noProof/>
+                <w:webHidden/>
+              </w:rPr>
+              <w:fldChar w:fldCharType="begin"/>
+            </w:r>
+            <w:r>
+              <w:rPr>
+                <w:noProof/>
+                <w:webHidden/>
+              </w:rPr>
+              <w:instrText xml:space="preserve"> PAGEREF _Toc216436600 \h </w:instrText>
+            </w:r>
+            <w:r>
+              <w:rPr>
+                <w:noProof/>
+                <w:webHidden/>
+              </w:rPr>
+            </w:r>
+            <w:r>
+              <w:rPr>
+                <w:noProof/>
+                <w:webHidden/>
+              </w:rPr>
+              <w:fldChar w:fldCharType="separate"/>
+            </w:r>
+            <w:r>
+              <w:rPr>
+                <w:noProof/>
+                <w:webHidden/>
+              </w:rPr>
+              <w:t>5</w:t>
+            </w:r>
+            <w:r>
+              <w:rPr>
+                <w:noProof/>
+                <w:webHidden/>
+              </w:rPr>
+              <w:fldChar w:fldCharType="end"/>
+            </w:r>
+          </w:hyperlink>
+        </w:p>
+        <w:p>
+          <w:pPr>
+            <w:pStyle w:val="TDC3"/>
+            <w:tabs>
+              <w:tab w:val="left" w:pos="1200"/>
+              <w:tab w:val="right" w:leader="dot" w:pos="9485"/>
+            </w:tabs>
+            <w:rPr>
+              <w:rFonts w:eastAsiaTheme="minorEastAsia"/>
+              <w:noProof/>
+              <w:kern w:val="2"/>
+              <w:sz w:val="24"/>
+              <w:szCs w:val="24"/>
+              <w:lang w:eastAsia="es-CL"/>
+              <w14:ligatures w14:val="standardContextual"/>
+            </w:rPr>
+          </w:pPr>
+          <w:hyperlink w:anchor="_Toc216436601" w:history="1">
+            <w:r>
+              <w:rPr>
+                <w:rStyle w:val="Hipervnculo"/>
+                <w:rFonts w:cstheme="minorHAnsi"/>
+                <w:noProof/>
+              </w:rPr>
+              <w:t>2.1.2</w:t>
+            </w:r>
+            <w:r>
+              <w:rPr>
+                <w:rFonts w:eastAsiaTheme="minorEastAsia"/>
+                <w:noProof/>
+                <w:kern w:val="2"/>
+                <w:sz w:val="24"/>
+                <w:szCs w:val="24"/>
+                <w:lang w:eastAsia="es-CL"/>
+                <w14:ligatures w14:val="standardContextual"/>
+              </w:rPr>
+              <w:tab/>
+            </w:r>
+            <w:r>
+              <w:rPr>
+                <w:rStyle w:val="Hipervnculo"/>
+                <w:rFonts w:cstheme="minorHAnsi"/>
+                <w:noProof/>
+                <w:lang w:val="es-ES"/>
+              </w:rPr>
+              <w:t>Actividad N°2: Cuerpo estático</w:t>
+            </w:r>
+            <w:r>
+              <w:rPr>
+                <w:noProof/>
+                <w:webHidden/>
+              </w:rPr>
+              <w:tab/>
+            </w:r>
+            <w:r>
+              <w:rPr>
+                <w:noProof/>
+                <w:webHidden/>
+              </w:rPr>
+              <w:fldChar w:fldCharType="begin"/>
+            </w:r>
+            <w:r>
+              <w:rPr>
+                <w:noProof/>
+                <w:webHidden/>
+              </w:rPr>
+              <w:instrText xml:space="preserve"> PAGEREF _Toc216436601 \h </w:instrText>
+            </w:r>
+            <w:r>
+              <w:rPr>
+                <w:noProof/>
+                <w:webHidden/>
+              </w:rPr>
+            </w:r>
+            <w:r>
+              <w:rPr>
+                <w:noProof/>
+                <w:webHidden/>
+              </w:rPr>
+              <w:fldChar w:fldCharType="separate"/>
+            </w:r>
+            <w:r>
+              <w:rPr>
+                <w:noProof/>
+                <w:webHidden/>
+              </w:rPr>
+              <w:t>6</w:t>
+            </w:r>
+            <w:r>
+              <w:rPr>
+                <w:noProof/>
+                <w:webHidden/>
+              </w:rPr>
+              <w:fldChar w:fldCharType="end"/>
+            </w:r>
+          </w:hyperlink>
+        </w:p>
+        <w:p>
+          <w:pPr>
+            <w:pStyle w:val="TDC3"/>
+            <w:tabs>
+              <w:tab w:val="left" w:pos="1200"/>
+              <w:tab w:val="right" w:leader="dot" w:pos="9485"/>
+            </w:tabs>
+            <w:rPr>
+              <w:rFonts w:eastAsiaTheme="minorEastAsia"/>
+              <w:noProof/>
+              <w:kern w:val="2"/>
+              <w:sz w:val="24"/>
+              <w:szCs w:val="24"/>
+              <w:lang w:eastAsia="es-CL"/>
+              <w14:ligatures w14:val="standardContextual"/>
+            </w:rPr>
+          </w:pPr>
+          <w:hyperlink w:anchor="_Toc216436602" w:history="1">
+            <w:r>
+              <w:rPr>
+                <w:rStyle w:val="Hipervnculo"/>
+                <w:rFonts w:cstheme="minorHAnsi"/>
+                <w:noProof/>
+              </w:rPr>
+              <w:t>2.1.3</w:t>
+            </w:r>
+            <w:r>
+              <w:rPr>
+                <w:rFonts w:eastAsiaTheme="minorEastAsia"/>
+                <w:noProof/>
+                <w:kern w:val="2"/>
+                <w:sz w:val="24"/>
+                <w:szCs w:val="24"/>
+                <w:lang w:eastAsia="es-CL"/>
+                <w14:ligatures w14:val="standardContextual"/>
+              </w:rPr>
+              <w:tab/>
+            </w:r>
+            <w:r>
+              <w:rPr>
+                <w:rStyle w:val="Hipervnculo"/>
+                <w:rFonts w:cstheme="minorHAnsi"/>
+                <w:noProof/>
+              </w:rPr>
+              <w:t>Actividad</w:t>
+            </w:r>
+            <w:r>
+              <w:rPr>
+                <w:rStyle w:val="Hipervnculo"/>
+                <w:rFonts w:cstheme="minorHAnsi"/>
+                <w:noProof/>
+                <w:spacing w:val="-10"/>
+              </w:rPr>
+              <w:t xml:space="preserve"> </w:t>
+            </w:r>
+            <w:r>
+              <w:rPr>
+                <w:rStyle w:val="Hipervnculo"/>
+                <w:rFonts w:cstheme="minorHAnsi"/>
+                <w:noProof/>
+              </w:rPr>
+              <w:t>N°3:</w:t>
+            </w:r>
+            <w:r>
+              <w:rPr>
+                <w:rStyle w:val="Hipervnculo"/>
+                <w:rFonts w:cstheme="minorHAnsi"/>
+                <w:noProof/>
+                <w:spacing w:val="-11"/>
+              </w:rPr>
+              <w:t xml:space="preserve"> </w:t>
+            </w:r>
+            <w:r>
+              <w:rPr>
+                <w:rStyle w:val="Hipervnculo"/>
+                <w:rFonts w:cstheme="minorHAnsi"/>
+                <w:noProof/>
+              </w:rPr>
+              <w:t>Cuerpo</w:t>
+            </w:r>
+            <w:r>
+              <w:rPr>
+                <w:rStyle w:val="Hipervnculo"/>
+                <w:rFonts w:cstheme="minorHAnsi"/>
+                <w:noProof/>
+                <w:spacing w:val="-6"/>
+              </w:rPr>
+              <w:t xml:space="preserve"> </w:t>
+            </w:r>
+            <w:r>
+              <w:rPr>
+                <w:rStyle w:val="Hipervnculo"/>
+                <w:rFonts w:cstheme="minorHAnsi"/>
+                <w:noProof/>
+                <w:spacing w:val="-2"/>
+              </w:rPr>
+              <w:t>rígido</w:t>
+            </w:r>
+            <w:r>
+              <w:rPr>
+                <w:noProof/>
+                <w:webHidden/>
+              </w:rPr>
+              <w:tab/>
+            </w:r>
+            <w:r>
+              <w:rPr>
+                <w:noProof/>
+                <w:webHidden/>
+              </w:rPr>
+              <w:fldChar w:fldCharType="begin"/>
+            </w:r>
+            <w:r>
+              <w:rPr>
+                <w:noProof/>
+                <w:webHidden/>
+              </w:rPr>
+              <w:instrText xml:space="preserve"> PAGEREF _Toc216436602 \h </w:instrText>
+            </w:r>
+            <w:r>
+              <w:rPr>
+                <w:noProof/>
+                <w:webHidden/>
+              </w:rPr>
+            </w:r>
+            <w:r>
+              <w:rPr>
+                <w:noProof/>
+                <w:webHidden/>
+              </w:rPr>
+              <w:fldChar w:fldCharType="separate"/>
+            </w:r>
+            <w:r>
+              <w:rPr>
+                <w:noProof/>
+                <w:webHidden/>
+              </w:rPr>
+              <w:t>8</w:t>
+            </w:r>
+            <w:r>
+              <w:rPr>
+                <w:noProof/>
+                <w:webHidden/>
+              </w:rPr>
+              <w:fldChar w:fldCharType="end"/>
+            </w:r>
+          </w:hyperlink>
+        </w:p>
+        <w:p>
+          <w:pPr>
+            <w:pStyle w:val="TDC3"/>
+            <w:tabs>
+              <w:tab w:val="left" w:pos="1200"/>
+              <w:tab w:val="right" w:leader="dot" w:pos="9485"/>
+            </w:tabs>
+            <w:rPr>
+              <w:rFonts w:eastAsiaTheme="minorEastAsia"/>
+              <w:noProof/>
+              <w:kern w:val="2"/>
+              <w:sz w:val="24"/>
+              <w:szCs w:val="24"/>
+              <w:lang w:eastAsia="es-CL"/>
+              <w14:ligatures w14:val="standardContextual"/>
+            </w:rPr>
+          </w:pPr>
+          <w:hyperlink w:anchor="_Toc216436603" w:history="1">
+            <w:r>
+              <w:rPr>
+                <w:rStyle w:val="Hipervnculo"/>
+                <w:rFonts w:cstheme="minorHAnsi"/>
+                <w:noProof/>
+              </w:rPr>
+              <w:t>2.1.4</w:t>
+            </w:r>
+            <w:r>
+              <w:rPr>
+                <w:rFonts w:eastAsiaTheme="minorEastAsia"/>
+                <w:noProof/>
+                <w:kern w:val="2"/>
+                <w:sz w:val="24"/>
+                <w:szCs w:val="24"/>
+                <w:lang w:eastAsia="es-CL"/>
+                <w14:ligatures w14:val="standardContextual"/>
+              </w:rPr>
+              <w:tab/>
+            </w:r>
+            <w:r>
+              <w:rPr>
+                <w:rStyle w:val="Hipervnculo"/>
+                <w:rFonts w:cstheme="minorHAnsi"/>
+                <w:noProof/>
+              </w:rPr>
+              <w:t>Actividad N°4: Escena principal</w:t>
+            </w:r>
+            <w:r>
+              <w:rPr>
+                <w:noProof/>
+                <w:webHidden/>
+              </w:rPr>
+              <w:tab/>
+            </w:r>
+            <w:r>
+              <w:rPr>
+                <w:noProof/>
+                <w:webHidden/>
+              </w:rPr>
+              <w:fldChar w:fldCharType="begin"/>
+            </w:r>
+            <w:r>
+              <w:rPr>
+                <w:noProof/>
+                <w:webHidden/>
+              </w:rPr>
+              <w:instrText xml:space="preserve"> PAGEREF _Toc216436603 \h </w:instrText>
+            </w:r>
+            <w:r>
+              <w:rPr>
+                <w:noProof/>
+                <w:webHidden/>
+              </w:rPr>
+            </w:r>
+            <w:r>
+              <w:rPr>
+                <w:noProof/>
+                <w:webHidden/>
+              </w:rPr>
+              <w:fldChar w:fldCharType="separate"/>
+            </w:r>
+            <w:r>
+              <w:rPr>
+                <w:noProof/>
+                <w:webHidden/>
+              </w:rPr>
+              <w:t>10</w:t>
+            </w:r>
+            <w:r>
+              <w:rPr>
+                <w:noProof/>
+                <w:webHidden/>
+              </w:rPr>
+              <w:fldChar w:fldCharType="end"/>
+            </w:r>
+          </w:hyperlink>
+        </w:p>
+        <w:p>
+          <w:pPr>
+            <w:pStyle w:val="TDC2"/>
+            <w:tabs>
+              <w:tab w:val="left" w:pos="960"/>
+              <w:tab w:val="right" w:leader="dot" w:pos="9485"/>
+            </w:tabs>
+            <w:rPr>
+              <w:rFonts w:eastAsiaTheme="minorEastAsia"/>
+              <w:noProof/>
+              <w:kern w:val="2"/>
+              <w:sz w:val="24"/>
+              <w:szCs w:val="24"/>
+              <w:lang w:eastAsia="es-CL"/>
+              <w14:ligatures w14:val="standardContextual"/>
+            </w:rPr>
+          </w:pPr>
+          <w:hyperlink w:anchor="_Toc216436604" w:history="1">
+            <w:r>
+              <w:rPr>
+                <w:rStyle w:val="Hipervnculo"/>
+                <w:rFonts w:cstheme="minorHAnsi"/>
+                <w:noProof/>
+              </w:rPr>
+              <w:t>2.2</w:t>
+            </w:r>
+            <w:r>
+              <w:rPr>
+                <w:rFonts w:eastAsiaTheme="minorEastAsia"/>
+                <w:noProof/>
+                <w:kern w:val="2"/>
+                <w:sz w:val="24"/>
+                <w:szCs w:val="24"/>
+                <w:lang w:eastAsia="es-CL"/>
+                <w14:ligatures w14:val="standardContextual"/>
+              </w:rPr>
+              <w:tab/>
+            </w:r>
+            <w:r>
+              <w:rPr>
+                <w:rStyle w:val="Hipervnculo"/>
+                <w:rFonts w:cstheme="minorHAnsi"/>
+                <w:noProof/>
+              </w:rPr>
+              <w:t>Avance 2</w:t>
+            </w:r>
+            <w:r>
+              <w:rPr>
+                <w:noProof/>
+                <w:webHidden/>
+              </w:rPr>
+              <w:tab/>
+            </w:r>
+            <w:r>
+              <w:rPr>
+                <w:noProof/>
+                <w:webHidden/>
+              </w:rPr>
+              <w:fldChar w:fldCharType="begin"/>
+            </w:r>
+            <w:r>
+              <w:rPr>
+                <w:noProof/>
+                <w:webHidden/>
+              </w:rPr>
+              <w:instrText xml:space="preserve"> PAGEREF _Toc216436604 \h </w:instrText>
+            </w:r>
+            <w:r>
+              <w:rPr>
+                <w:noProof/>
+                <w:webHidden/>
+              </w:rPr>
+            </w:r>
+            <w:r>
+              <w:rPr>
+                <w:noProof/>
+                <w:webHidden/>
+              </w:rPr>
+              <w:fldChar w:fldCharType="separate"/>
+            </w:r>
+            <w:r>
+              <w:rPr>
+                <w:noProof/>
+                <w:webHidden/>
+              </w:rPr>
+              <w:t>11</w:t>
+            </w:r>
+            <w:r>
+              <w:rPr>
+                <w:noProof/>
+                <w:webHidden/>
+              </w:rPr>
+              <w:fldChar w:fldCharType="end"/>
+            </w:r>
+          </w:hyperlink>
+        </w:p>
+        <w:p>
+          <w:pPr>
+            <w:pStyle w:val="TDC3"/>
+            <w:tabs>
+              <w:tab w:val="left" w:pos="1200"/>
+              <w:tab w:val="right" w:leader="dot" w:pos="9485"/>
+            </w:tabs>
+            <w:rPr>
+              <w:rFonts w:eastAsiaTheme="minorEastAsia"/>
+              <w:noProof/>
+              <w:kern w:val="2"/>
+              <w:sz w:val="24"/>
+              <w:szCs w:val="24"/>
+              <w:lang w:eastAsia="es-CL"/>
+              <w14:ligatures w14:val="standardContextual"/>
+            </w:rPr>
+          </w:pPr>
+          <w:hyperlink w:anchor="_Toc216436605" w:history="1">
+            <w:r>
+              <w:rPr>
+                <w:rStyle w:val="Hipervnculo"/>
+                <w:rFonts w:cstheme="minorHAnsi"/>
+                <w:noProof/>
+              </w:rPr>
+              <w:t>2.2.1</w:t>
+            </w:r>
+            <w:r>
+              <w:rPr>
+                <w:rFonts w:eastAsiaTheme="minorEastAsia"/>
+                <w:noProof/>
+                <w:kern w:val="2"/>
+                <w:sz w:val="24"/>
+                <w:szCs w:val="24"/>
+                <w:lang w:eastAsia="es-CL"/>
+                <w14:ligatures w14:val="standardContextual"/>
+              </w:rPr>
+              <w:tab/>
+            </w:r>
+            <w:r>
+              <w:rPr>
+                <w:rStyle w:val="Hipervnculo"/>
+                <w:rFonts w:cstheme="minorHAnsi"/>
+                <w:noProof/>
+              </w:rPr>
+              <w:t>Actividad I: Creación de animaciones y mapeo.</w:t>
+            </w:r>
+            <w:r>
+              <w:rPr>
+                <w:noProof/>
+                <w:webHidden/>
+              </w:rPr>
+              <w:tab/>
+            </w:r>
+            <w:r>
+              <w:rPr>
+                <w:noProof/>
+                <w:webHidden/>
+              </w:rPr>
+              <w:fldChar w:fldCharType="begin"/>
+            </w:r>
+            <w:r>
+              <w:rPr>
+                <w:noProof/>
+                <w:webHidden/>
+              </w:rPr>
+              <w:instrText xml:space="preserve"> PAGEREF _Toc216436605 \h </w:instrText>
+            </w:r>
+            <w:r>
+              <w:rPr>
+                <w:noProof/>
+                <w:webHidden/>
+              </w:rPr>
+            </w:r>
+            <w:r>
+              <w:rPr>
+                <w:noProof/>
+                <w:webHidden/>
+              </w:rPr>
+              <w:fldChar w:fldCharType="separate"/>
+            </w:r>
+            <w:r>
+              <w:rPr>
+                <w:noProof/>
+                <w:webHidden/>
+              </w:rPr>
+              <w:t>11</w:t>
+            </w:r>
+            <w:r>
+              <w:rPr>
+                <w:noProof/>
+                <w:webHidden/>
+              </w:rPr>
+              <w:fldChar w:fldCharType="end"/>
+            </w:r>
+          </w:hyperlink>
+        </w:p>
+        <w:p>
+          <w:pPr>
+            <w:pStyle w:val="TDC3"/>
+            <w:tabs>
+              <w:tab w:val="left" w:pos="1200"/>
+              <w:tab w:val="right" w:leader="dot" w:pos="9485"/>
+            </w:tabs>
+            <w:rPr>
+              <w:rFonts w:eastAsiaTheme="minorEastAsia"/>
+              <w:noProof/>
+              <w:kern w:val="2"/>
+              <w:sz w:val="24"/>
+              <w:szCs w:val="24"/>
+              <w:lang w:eastAsia="es-CL"/>
+              <w14:ligatures w14:val="standardContextual"/>
+            </w:rPr>
+          </w:pPr>
+          <w:hyperlink w:anchor="_Toc216436606" w:history="1">
+            <w:r>
+              <w:rPr>
+                <w:rStyle w:val="Hipervnculo"/>
+                <w:rFonts w:cstheme="minorHAnsi"/>
+                <w:noProof/>
+              </w:rPr>
+              <w:t>2.2.2</w:t>
+            </w:r>
+            <w:r>
+              <w:rPr>
+                <w:rFonts w:eastAsiaTheme="minorEastAsia"/>
+                <w:noProof/>
+                <w:kern w:val="2"/>
+                <w:sz w:val="24"/>
+                <w:szCs w:val="24"/>
+                <w:lang w:eastAsia="es-CL"/>
+                <w14:ligatures w14:val="standardContextual"/>
+              </w:rPr>
+              <w:tab/>
+            </w:r>
+            <w:r>
+              <w:rPr>
+                <w:rStyle w:val="Hipervnculo"/>
+                <w:rFonts w:cstheme="minorHAnsi"/>
+                <w:noProof/>
+              </w:rPr>
+              <w:t>Actividad II: Creación de RigidBody y colisión</w:t>
+            </w:r>
+            <w:r>
+              <w:rPr>
+                <w:noProof/>
+                <w:webHidden/>
+              </w:rPr>
+              <w:tab/>
+            </w:r>
+            <w:r>
+              <w:rPr>
+                <w:noProof/>
+                <w:webHidden/>
+              </w:rPr>
+              <w:fldChar w:fldCharType="begin"/>
+            </w:r>
+            <w:r>
+              <w:rPr>
+                <w:noProof/>
+                <w:webHidden/>
+              </w:rPr>
+              <w:instrText xml:space="preserve"> PAGEREF _Toc216436606 \h </w:instrText>
+            </w:r>
+            <w:r>
+              <w:rPr>
+                <w:noProof/>
+                <w:webHidden/>
+              </w:rPr>
+            </w:r>
+            <w:r>
+              <w:rPr>
+                <w:noProof/>
+                <w:webHidden/>
+              </w:rPr>
+              <w:fldChar w:fldCharType="separate"/>
+            </w:r>
+            <w:r>
+              <w:rPr>
+                <w:noProof/>
+                <w:webHidden/>
+              </w:rPr>
+              <w:t>12</w:t>
+            </w:r>
+            <w:r>
+              <w:rPr>
+                <w:noProof/>
+                <w:webHidden/>
+              </w:rPr>
+              <w:fldChar w:fldCharType="end"/>
+            </w:r>
+          </w:hyperlink>
+        </w:p>
+        <w:p>
+          <w:pPr>
+            <w:pStyle w:val="TDC3"/>
+            <w:tabs>
+              <w:tab w:val="left" w:pos="1200"/>
+              <w:tab w:val="right" w:leader="dot" w:pos="9485"/>
+            </w:tabs>
+            <w:rPr>
+              <w:rFonts w:eastAsiaTheme="minorEastAsia"/>
+              <w:noProof/>
+              <w:kern w:val="2"/>
+              <w:sz w:val="24"/>
+              <w:szCs w:val="24"/>
+              <w:lang w:eastAsia="es-CL"/>
+              <w14:ligatures w14:val="standardContextual"/>
+            </w:rPr>
+          </w:pPr>
+          <w:hyperlink w:anchor="_Toc216436607" w:history="1">
+            <w:r>
+              <w:rPr>
+                <w:rStyle w:val="Hipervnculo"/>
+                <w:rFonts w:cstheme="minorHAnsi"/>
+                <w:noProof/>
+              </w:rPr>
+              <w:t>2.2.3</w:t>
+            </w:r>
+            <w:r>
+              <w:rPr>
+                <w:rFonts w:eastAsiaTheme="minorEastAsia"/>
+                <w:noProof/>
+                <w:kern w:val="2"/>
+                <w:sz w:val="24"/>
+                <w:szCs w:val="24"/>
+                <w:lang w:eastAsia="es-CL"/>
+                <w14:ligatures w14:val="standardContextual"/>
+              </w:rPr>
+              <w:tab/>
+            </w:r>
+            <w:r>
+              <w:rPr>
+                <w:rStyle w:val="Hipervnculo"/>
+                <w:rFonts w:cstheme="minorHAnsi"/>
+                <w:noProof/>
+              </w:rPr>
+              <w:t>Actividad III: Área 2D y Señales.</w:t>
+            </w:r>
+            <w:r>
+              <w:rPr>
+                <w:noProof/>
+                <w:webHidden/>
+              </w:rPr>
+              <w:tab/>
+            </w:r>
+            <w:r>
+              <w:rPr>
+                <w:noProof/>
+                <w:webHidden/>
+              </w:rPr>
+              <w:fldChar w:fldCharType="begin"/>
+            </w:r>
+            <w:r>
+              <w:rPr>
+                <w:noProof/>
+                <w:webHidden/>
+              </w:rPr>
+              <w:instrText xml:space="preserve"> PAGEREF _Toc216436607 \h </w:instrText>
+            </w:r>
+            <w:r>
+              <w:rPr>
+                <w:noProof/>
+                <w:webHidden/>
+              </w:rPr>
+            </w:r>
+            <w:r>
+              <w:rPr>
+                <w:noProof/>
+                <w:webHidden/>
+              </w:rPr>
+              <w:fldChar w:fldCharType="separate"/>
+            </w:r>
+            <w:r>
+              <w:rPr>
+                <w:noProof/>
+                <w:webHidden/>
+              </w:rPr>
+              <w:t>13</w:t>
+            </w:r>
+            <w:r>
+              <w:rPr>
+                <w:noProof/>
+                <w:webHidden/>
+              </w:rPr>
+              <w:fldChar w:fldCharType="end"/>
+            </w:r>
+          </w:hyperlink>
+        </w:p>
+        <w:p>
+          <w:pPr>
+            <w:pStyle w:val="TDC3"/>
+            <w:tabs>
+              <w:tab w:val="left" w:pos="1200"/>
+              <w:tab w:val="right" w:leader="dot" w:pos="9485"/>
+            </w:tabs>
+            <w:rPr>
+              <w:rFonts w:eastAsiaTheme="minorEastAsia"/>
+              <w:noProof/>
+              <w:kern w:val="2"/>
+              <w:sz w:val="24"/>
+              <w:szCs w:val="24"/>
+              <w:lang w:eastAsia="es-CL"/>
+              <w14:ligatures w14:val="standardContextual"/>
+            </w:rPr>
+          </w:pPr>
+          <w:hyperlink w:anchor="_Toc216436608" w:history="1">
+            <w:r>
+              <w:rPr>
+                <w:rStyle w:val="Hipervnculo"/>
+                <w:rFonts w:cstheme="minorHAnsi"/>
+                <w:noProof/>
+              </w:rPr>
+              <w:t>2.2.4</w:t>
+            </w:r>
+            <w:r>
+              <w:rPr>
+                <w:rFonts w:eastAsiaTheme="minorEastAsia"/>
+                <w:noProof/>
+                <w:kern w:val="2"/>
+                <w:sz w:val="24"/>
+                <w:szCs w:val="24"/>
+                <w:lang w:eastAsia="es-CL"/>
+                <w14:ligatures w14:val="standardContextual"/>
+              </w:rPr>
+              <w:tab/>
+            </w:r>
+            <w:r>
+              <w:rPr>
+                <w:rStyle w:val="Hipervnculo"/>
+                <w:rFonts w:cstheme="minorHAnsi"/>
+                <w:noProof/>
+              </w:rPr>
+              <w:t>Actividad IV: Movimiento Adicional: Doble salto</w:t>
+            </w:r>
+            <w:r>
+              <w:rPr>
+                <w:noProof/>
+                <w:webHidden/>
+              </w:rPr>
+              <w:tab/>
+            </w:r>
+            <w:r>
+              <w:rPr>
+                <w:noProof/>
+                <w:webHidden/>
+              </w:rPr>
+              <w:fldChar w:fldCharType="begin"/>
+            </w:r>
+            <w:r>
+              <w:rPr>
+                <w:noProof/>
+                <w:webHidden/>
+              </w:rPr>
+              <w:instrText xml:space="preserve"> PAGEREF _Toc216436608 \h </w:instrText>
+            </w:r>
+            <w:r>
+              <w:rPr>
+                <w:noProof/>
+                <w:webHidden/>
+              </w:rPr>
+            </w:r>
+            <w:r>
+              <w:rPr>
+                <w:noProof/>
+                <w:webHidden/>
+              </w:rPr>
+              <w:fldChar w:fldCharType="separate"/>
+            </w:r>
+            <w:r>
+              <w:rPr>
+                <w:noProof/>
+                <w:webHidden/>
+              </w:rPr>
+              <w:t>19</w:t>
+            </w:r>
+            <w:r>
+              <w:rPr>
+                <w:noProof/>
+                <w:webHidden/>
+              </w:rPr>
+              <w:fldChar w:fldCharType="end"/>
+            </w:r>
+          </w:hyperlink>
+        </w:p>
+        <w:p>
+          <w:pPr>
+            <w:pStyle w:val="TDC2"/>
+            <w:tabs>
+              <w:tab w:val="left" w:pos="960"/>
+              <w:tab w:val="right" w:leader="dot" w:pos="9485"/>
+            </w:tabs>
+            <w:rPr>
+              <w:rFonts w:eastAsiaTheme="minorEastAsia"/>
+              <w:noProof/>
+              <w:kern w:val="2"/>
+              <w:sz w:val="24"/>
+              <w:szCs w:val="24"/>
+              <w:lang w:eastAsia="es-CL"/>
+              <w14:ligatures w14:val="standardContextual"/>
+            </w:rPr>
+          </w:pPr>
+          <w:hyperlink w:anchor="_Toc216436609" w:history="1">
+            <w:r>
+              <w:rPr>
+                <w:rStyle w:val="Hipervnculo"/>
+                <w:rFonts w:cstheme="minorHAnsi"/>
+                <w:noProof/>
+              </w:rPr>
+              <w:t>2.3</w:t>
+            </w:r>
+            <w:r>
+              <w:rPr>
+                <w:rFonts w:eastAsiaTheme="minorEastAsia"/>
+                <w:noProof/>
+                <w:kern w:val="2"/>
+                <w:sz w:val="24"/>
+                <w:szCs w:val="24"/>
+                <w:lang w:eastAsia="es-CL"/>
+                <w14:ligatures w14:val="standardContextual"/>
+              </w:rPr>
+              <w:tab/>
+            </w:r>
+            <w:r>
+              <w:rPr>
+                <w:rStyle w:val="Hipervnculo"/>
+                <w:rFonts w:cstheme="minorHAnsi"/>
+                <w:noProof/>
+              </w:rPr>
+              <w:t>Avance 3</w:t>
+            </w:r>
+            <w:r>
+              <w:rPr>
+                <w:noProof/>
+                <w:webHidden/>
+              </w:rPr>
+              <w:tab/>
+            </w:r>
+            <w:r>
+              <w:rPr>
+                <w:noProof/>
+                <w:webHidden/>
+              </w:rPr>
+              <w:fldChar w:fldCharType="begin"/>
+            </w:r>
+            <w:r>
+              <w:rPr>
+                <w:noProof/>
+                <w:webHidden/>
+              </w:rPr>
+              <w:instrText xml:space="preserve"> PAGEREF _Toc216436609 \h </w:instrText>
+            </w:r>
+            <w:r>
+              <w:rPr>
+                <w:noProof/>
+                <w:webHidden/>
+              </w:rPr>
+            </w:r>
+            <w:r>
+              <w:rPr>
+                <w:noProof/>
+                <w:webHidden/>
+              </w:rPr>
+              <w:fldChar w:fldCharType="separate"/>
+            </w:r>
+            <w:r>
+              <w:rPr>
+                <w:noProof/>
+                <w:webHidden/>
+              </w:rPr>
+              <w:t>20</w:t>
+            </w:r>
+            <w:r>
+              <w:rPr>
+                <w:noProof/>
+                <w:webHidden/>
+              </w:rPr>
+              <w:fldChar w:fldCharType="end"/>
+            </w:r>
+          </w:hyperlink>
+        </w:p>
+        <w:p>
+          <w:pPr>
+            <w:pStyle w:val="TDC1"/>
+            <w:tabs>
+              <w:tab w:val="left" w:pos="440"/>
+              <w:tab w:val="right" w:leader="dot" w:pos="9485"/>
+            </w:tabs>
+            <w:rPr>
+              <w:rFonts w:eastAsiaTheme="minorEastAsia"/>
+              <w:noProof/>
+              <w:kern w:val="2"/>
+              <w:sz w:val="24"/>
+              <w:szCs w:val="24"/>
+              <w:lang w:eastAsia="es-CL"/>
+              <w14:ligatures w14:val="standardContextual"/>
+            </w:rPr>
+          </w:pPr>
+          <w:hyperlink w:anchor="_Toc216436610" w:history="1">
+            <w:r>
+              <w:rPr>
+                <w:rStyle w:val="Hipervnculo"/>
+                <w:rFonts w:cstheme="minorHAnsi"/>
+                <w:noProof/>
+              </w:rPr>
+              <w:t>3</w:t>
+            </w:r>
+            <w:r>
+              <w:rPr>
+                <w:rFonts w:eastAsiaTheme="minorEastAsia"/>
+                <w:noProof/>
+                <w:kern w:val="2"/>
+                <w:sz w:val="24"/>
+                <w:szCs w:val="24"/>
+                <w:lang w:eastAsia="es-CL"/>
+                <w14:ligatures w14:val="standardContextual"/>
+              </w:rPr>
+              <w:tab/>
+            </w:r>
+            <w:r>
+              <w:rPr>
+                <w:rStyle w:val="Hipervnculo"/>
+                <w:rFonts w:cstheme="minorHAnsi"/>
+                <w:noProof/>
+              </w:rPr>
+              <w:t>Conclusiones</w:t>
+            </w:r>
+            <w:r>
+              <w:rPr>
+                <w:noProof/>
+                <w:webHidden/>
+              </w:rPr>
+              <w:tab/>
+            </w:r>
+            <w:r>
+              <w:rPr>
+                <w:noProof/>
+                <w:webHidden/>
+              </w:rPr>
+              <w:fldChar w:fldCharType="begin"/>
+            </w:r>
+            <w:r>
+              <w:rPr>
+                <w:noProof/>
+                <w:webHidden/>
+              </w:rPr>
+              <w:instrText xml:space="preserve"> PAGEREF _Toc216436610 \h </w:instrText>
+            </w:r>
+            <w:r>
+              <w:rPr>
+                <w:noProof/>
+                <w:webHidden/>
+              </w:rPr>
+            </w:r>
+            <w:r>
+              <w:rPr>
+                <w:noProof/>
+                <w:webHidden/>
+              </w:rPr>
+              <w:fldChar w:fldCharType="separate"/>
+            </w:r>
+            <w:r>
+              <w:rPr>
+                <w:noProof/>
+                <w:webHidden/>
+              </w:rPr>
+              <w:t>20</w:t>
+            </w:r>
+            <w:r>
+              <w:rPr>
+                <w:noProof/>
+                <w:webHidden/>
+              </w:rPr>
+              <w:fldChar w:fldCharType="end"/>
+            </w:r>
+          </w:hyperlink>
+        </w:p>
+        <w:p>
+          <w:r>
+            <w:rPr>
+              <w:b/>
+              <w:bCs/>
+              <w:lang w:val="es-MX"/>
+            </w:rPr>
+            <w:fldChar w:fldCharType="end"/>
+          </w:r>
+        </w:p>
+      </w:sdtContent>
+    </w:sdt>
+    <w:p>
+      <w:pPr>
+        <w:rPr>
+          <w:rFonts w:cstheme="minorHAnsi"/>
         </w:rPr>
         <w:sectPr>
           <w:headerReference w:type="default" r:id="rId8"/>
@@ -363,7 +2329,7 @@
     <w:p>
       <w:pPr>
         <w:rPr>
-          <w:rFonts w:ascii="Myriad Pro" w:hAnsi="Myriad Pro"/>
+          <w:rFonts w:cstheme="minorHAnsi"/>
         </w:rPr>
       </w:pPr>
     </w:p>
@@ -373,80 +2339,152 @@
         <w:spacing w:line="360" w:lineRule="auto"/>
         <w:ind w:left="426" w:hanging="426"/>
         <w:rPr>
-          <w:rFonts w:ascii="Myriad Pro" w:hAnsi="Myriad Pro"/>
-        </w:rPr>
-      </w:pPr>
-      <w:r>
-        <w:rPr>
-          <w:rFonts w:ascii="Myriad Pro" w:hAnsi="Myriad Pro"/>
+          <w:rFonts w:asciiTheme="minorHAnsi" w:hAnsiTheme="minorHAnsi" w:cstheme="minorHAnsi"/>
+          <w:sz w:val="36"/>
+          <w:szCs w:val="36"/>
+        </w:rPr>
+      </w:pPr>
+      <w:bookmarkStart w:id="2" w:name="_Toc216436594"/>
+      <w:r>
+        <w:rPr>
+          <w:rFonts w:asciiTheme="minorHAnsi" w:hAnsiTheme="minorHAnsi" w:cstheme="minorHAnsi"/>
+          <w:sz w:val="36"/>
+          <w:szCs w:val="36"/>
         </w:rPr>
         <w:t>Introducción</w:t>
       </w:r>
+      <w:bookmarkEnd w:id="2"/>
     </w:p>
     <w:p>
       <w:pPr>
         <w:spacing w:line="360" w:lineRule="auto"/>
+        <w:rPr>
+          <w:rFonts w:cstheme="minorHAnsi"/>
+        </w:rPr>
       </w:pPr>
     </w:p>
     <w:p>
       <w:pPr>
         <w:spacing w:line="360" w:lineRule="auto"/>
-      </w:pPr>
-      <w:r>
-        <w:t xml:space="preserve">En el contexto del electivo de desarrollo de videojuegos, se propuso desarrollar un proyecto utilizando el motor Godot Engine, con el objetivo de crear un juego personalizado y practicar la lógica de programación a través de distintas actividades requeridas para el funcionamiento del proyecto. </w:t>
+        <w:rPr>
+          <w:rFonts w:cstheme="minorHAnsi"/>
+        </w:rPr>
+      </w:pPr>
+      <w:r>
+        <w:rPr>
+          <w:rFonts w:cstheme="minorHAnsi"/>
+        </w:rPr>
+        <w:t xml:space="preserve">En el contexto del electivo de desarrollo de videojuegos, se propuso desarrollar un proyecto utilizando el motor Godot </w:t>
+      </w:r>
+      <w:proofErr w:type="spellStart"/>
+      <w:r>
+        <w:rPr>
+          <w:rFonts w:cstheme="minorHAnsi"/>
+        </w:rPr>
+        <w:t>Engine</w:t>
+      </w:r>
+      <w:proofErr w:type="spellEnd"/>
+      <w:r>
+        <w:rPr>
+          <w:rFonts w:cstheme="minorHAnsi"/>
+        </w:rPr>
+        <w:t xml:space="preserve">, con el objetivo de crear un juego personalizado y practicar la lógica de programación a través de distintas actividades requeridas para el funcionamiento del proyecto. </w:t>
       </w:r>
     </w:p>
     <w:p>
       <w:pPr>
         <w:pStyle w:val="Ttulo2"/>
         <w:spacing w:line="360" w:lineRule="auto"/>
-      </w:pPr>
-      <w:r>
+        <w:rPr>
+          <w:rFonts w:asciiTheme="minorHAnsi" w:hAnsiTheme="minorHAnsi" w:cstheme="minorHAnsi"/>
+          <w:sz w:val="28"/>
+          <w:szCs w:val="28"/>
+        </w:rPr>
+      </w:pPr>
+      <w:bookmarkStart w:id="3" w:name="_Toc216436595"/>
+      <w:r>
+        <w:rPr>
+          <w:rFonts w:asciiTheme="minorHAnsi" w:hAnsiTheme="minorHAnsi" w:cstheme="minorHAnsi"/>
+          <w:sz w:val="28"/>
+          <w:szCs w:val="28"/>
+        </w:rPr>
         <w:t>Contexto del videojuego</w:t>
       </w:r>
+      <w:bookmarkEnd w:id="3"/>
     </w:p>
     <w:p>
       <w:pPr>
         <w:spacing w:line="360" w:lineRule="auto"/>
+        <w:rPr>
+          <w:rFonts w:cstheme="minorHAnsi"/>
+        </w:rPr>
       </w:pPr>
     </w:p>
     <w:p>
       <w:pPr>
         <w:spacing w:line="360" w:lineRule="auto"/>
-      </w:pPr>
-      <w:r>
+        <w:rPr>
+          <w:rFonts w:cstheme="minorHAnsi"/>
+        </w:rPr>
+      </w:pPr>
+      <w:r>
+        <w:rPr>
+          <w:rFonts w:cstheme="minorHAnsi"/>
+        </w:rPr>
         <w:t xml:space="preserve">Tras la planificación inicial del juego, se decidió crear un juego de plataforma 2D, de un solo personaje (hasta el momento), sin enemigos, sólo con el objetivo de ir recolectando piezas para ir avanzando de nivel. La temática es de misterio, magia y terror. </w:t>
       </w:r>
     </w:p>
     <w:p>
       <w:pPr>
         <w:spacing w:line="360" w:lineRule="auto"/>
+        <w:rPr>
+          <w:rFonts w:cstheme="minorHAnsi"/>
+          <w:sz w:val="28"/>
+          <w:szCs w:val="28"/>
+        </w:rPr>
       </w:pPr>
     </w:p>
     <w:p>
       <w:pPr>
         <w:pStyle w:val="Ttulo2"/>
         <w:spacing w:line="360" w:lineRule="auto"/>
-      </w:pPr>
-      <w:r>
+        <w:rPr>
+          <w:rFonts w:asciiTheme="minorHAnsi" w:hAnsiTheme="minorHAnsi" w:cstheme="minorHAnsi"/>
+          <w:sz w:val="28"/>
+          <w:szCs w:val="28"/>
+        </w:rPr>
+      </w:pPr>
+      <w:bookmarkStart w:id="4" w:name="_Toc216436596"/>
+      <w:r>
+        <w:rPr>
+          <w:rFonts w:asciiTheme="minorHAnsi" w:hAnsiTheme="minorHAnsi" w:cstheme="minorHAnsi"/>
+          <w:sz w:val="28"/>
+          <w:szCs w:val="28"/>
+        </w:rPr>
         <w:t>Historia del videojuego</w:t>
       </w:r>
+      <w:bookmarkEnd w:id="4"/>
     </w:p>
     <w:p>
       <w:pPr>
         <w:spacing w:line="360" w:lineRule="auto"/>
+        <w:rPr>
+          <w:rFonts w:cstheme="minorHAnsi"/>
+        </w:rPr>
       </w:pPr>
     </w:p>
     <w:p>
       <w:pPr>
         <w:spacing w:line="360" w:lineRule="auto"/>
         <w:rPr>
+          <w:rFonts w:cstheme="minorHAnsi"/>
           <w:b/>
           <w:bCs/>
         </w:rPr>
       </w:pPr>
       <w:r>
         <w:rPr>
+          <w:rFonts w:cstheme="minorHAnsi"/>
           <w:b/>
           <w:bCs/>
         </w:rPr>
@@ -456,62 +2494,136 @@
     <w:p>
       <w:pPr>
         <w:spacing w:line="360" w:lineRule="auto"/>
-      </w:pPr>
-      <w:r>
-        <w:t>El personaje principal es una joven brujita llamada Arianrhod que está encargada de recuperar la luna, ya</w:t>
-      </w:r>
-      <w:r>
+        <w:rPr>
+          <w:rFonts w:cstheme="minorHAnsi"/>
+        </w:rPr>
+      </w:pPr>
+      <w:r>
+        <w:rPr>
+          <w:rFonts w:cstheme="minorHAnsi"/>
+        </w:rPr>
+        <w:t xml:space="preserve">El personaje principal es una joven brujita llamada </w:t>
+      </w:r>
+      <w:proofErr w:type="spellStart"/>
+      <w:r>
+        <w:rPr>
+          <w:rFonts w:cstheme="minorHAnsi"/>
+        </w:rPr>
+        <w:t>Arianrhod</w:t>
+      </w:r>
+      <w:proofErr w:type="spellEnd"/>
+      <w:r>
+        <w:rPr>
+          <w:rFonts w:cstheme="minorHAnsi"/>
+        </w:rPr>
+        <w:t xml:space="preserve"> que está encargada de recuperar la luna, ya</w:t>
+      </w:r>
+      <w:r>
+        <w:rPr>
+          <w:rFonts w:cstheme="minorHAnsi"/>
+        </w:rPr>
         <w:t xml:space="preserve"> </w:t>
       </w:r>
       <w:r>
+        <w:rPr>
+          <w:rFonts w:cstheme="minorHAnsi"/>
+        </w:rPr>
         <w:t>que ésta ha desaparecido misteriosamente. Esto ha causado que todas las demás brujas pierdan sus</w:t>
       </w:r>
       <w:r>
+        <w:rPr>
+          <w:rFonts w:cstheme="minorHAnsi"/>
+        </w:rPr>
         <w:t xml:space="preserve"> </w:t>
       </w:r>
       <w:r>
+        <w:rPr>
+          <w:rFonts w:cstheme="minorHAnsi"/>
+        </w:rPr>
         <w:t>poderes y necesitan que la luna vuelva a existir. Para hacerlo, la protagonista, descubre un texto en un</w:t>
       </w:r>
       <w:r>
+        <w:rPr>
+          <w:rFonts w:cstheme="minorHAnsi"/>
+        </w:rPr>
         <w:t xml:space="preserve"> </w:t>
       </w:r>
       <w:r>
+        <w:rPr>
+          <w:rFonts w:cstheme="minorHAnsi"/>
+        </w:rPr>
         <w:t>santuario que le indica que debe derrotar a tres hechiceras oscuras. Sin embargo, las puertas que las</w:t>
       </w:r>
       <w:r>
+        <w:rPr>
+          <w:rFonts w:cstheme="minorHAnsi"/>
+        </w:rPr>
         <w:t xml:space="preserve"> </w:t>
       </w:r>
       <w:r>
+        <w:rPr>
+          <w:rFonts w:cstheme="minorHAnsi"/>
+        </w:rPr>
         <w:t>esconden están rotas y para poder abrirlas, la joven debe recuperar los fragmentos que están repartidos a</w:t>
       </w:r>
       <w:r>
+        <w:rPr>
+          <w:rFonts w:cstheme="minorHAnsi"/>
+        </w:rPr>
         <w:t xml:space="preserve"> </w:t>
       </w:r>
       <w:r>
+        <w:rPr>
+          <w:rFonts w:cstheme="minorHAnsi"/>
+        </w:rPr>
         <w:t>lo largo del mapa</w:t>
       </w:r>
       <w:r>
+        <w:rPr>
+          <w:rFonts w:cstheme="minorHAnsi"/>
+        </w:rPr>
         <w:t>. Estos fragmentos están en forma de runas</w:t>
       </w:r>
       <w:r>
+        <w:rPr>
+          <w:rFonts w:cstheme="minorHAnsi"/>
+        </w:rPr>
         <w:t>. Una vez que logra encontrar los fragmentos, puede abrir las puertas y enfrentarse a cada</w:t>
       </w:r>
       <w:r>
+        <w:rPr>
+          <w:rFonts w:cstheme="minorHAnsi"/>
+        </w:rPr>
         <w:t xml:space="preserve"> </w:t>
       </w:r>
       <w:r>
+        <w:rPr>
+          <w:rFonts w:cstheme="minorHAnsi"/>
+        </w:rPr>
         <w:t>una de las hechiceras oscuras. Una vez que derrota a cada una de ellas, puede transformarse en cada una</w:t>
       </w:r>
       <w:r>
+        <w:rPr>
+          <w:rFonts w:cstheme="minorHAnsi"/>
+        </w:rPr>
         <w:t xml:space="preserve"> </w:t>
       </w:r>
       <w:r>
+        <w:rPr>
+          <w:rFonts w:cstheme="minorHAnsi"/>
+        </w:rPr>
         <w:t>de ellas. Cuando derrota a la última, debe tomar la decisión de si ascender al cielo y convertirse en la luna</w:t>
       </w:r>
       <w:r>
+        <w:rPr>
+          <w:rFonts w:cstheme="minorHAnsi"/>
+        </w:rPr>
         <w:t xml:space="preserve"> </w:t>
       </w:r>
       <w:r>
+        <w:rPr>
+          <w:rFonts w:cstheme="minorHAnsi"/>
+        </w:rPr>
         <w:t>o de permanecer en la tierra y ser la única bruja con poderes.</w:t>
       </w:r>
     </w:p>
@@ -519,12 +2631,14 @@
       <w:pPr>
         <w:spacing w:line="360" w:lineRule="auto"/>
         <w:rPr>
+          <w:rFonts w:cstheme="minorHAnsi"/>
           <w:b/>
           <w:bCs/>
         </w:rPr>
       </w:pPr>
       <w:r>
         <w:rPr>
+          <w:rFonts w:cstheme="minorHAnsi"/>
           <w:b/>
           <w:bCs/>
         </w:rPr>
@@ -534,37 +2648,122 @@
     <w:p>
       <w:pPr>
         <w:spacing w:line="360" w:lineRule="auto"/>
-      </w:pPr>
-      <w:r>
-        <w:t>Cabe destacar, que, por causa del tiempo dispuesto para el desarrollo, no se logró cubrir todos los aspectos de la historia. Hasta ahora solo se encuentra Arianrhod y las runas que debe ir recolectando.</w:t>
-      </w:r>
-    </w:p>
-    <w:p/>
-    <w:p/>
-    <w:p/>
+        <w:rPr>
+          <w:rFonts w:cstheme="minorHAnsi"/>
+        </w:rPr>
+      </w:pPr>
+      <w:r>
+        <w:rPr>
+          <w:rFonts w:cstheme="minorHAnsi"/>
+        </w:rPr>
+        <w:t xml:space="preserve">Cabe destacar, que, por causa del tiempo dispuesto para el desarrollo, no se logró cubrir todos los aspectos de la historia. Hasta ahora solo se encuentra </w:t>
+      </w:r>
+      <w:proofErr w:type="spellStart"/>
+      <w:r>
+        <w:rPr>
+          <w:rFonts w:cstheme="minorHAnsi"/>
+        </w:rPr>
+        <w:t>Arianrhod</w:t>
+      </w:r>
+      <w:proofErr w:type="spellEnd"/>
+      <w:r>
+        <w:rPr>
+          <w:rFonts w:cstheme="minorHAnsi"/>
+        </w:rPr>
+        <w:t xml:space="preserve"> y las runas que debe ir recolectando.</w:t>
+      </w:r>
+    </w:p>
+    <w:p>
+      <w:pPr>
+        <w:rPr>
+          <w:rFonts w:cstheme="minorHAnsi"/>
+        </w:rPr>
+      </w:pPr>
+    </w:p>
+    <w:p>
+      <w:pPr>
+        <w:rPr>
+          <w:rFonts w:cstheme="minorHAnsi"/>
+        </w:rPr>
+      </w:pPr>
+    </w:p>
+    <w:p>
+      <w:pPr>
+        <w:rPr>
+          <w:rFonts w:cstheme="minorHAnsi"/>
+        </w:rPr>
+      </w:pPr>
+    </w:p>
     <w:p>
       <w:pPr>
         <w:pStyle w:val="Ttulo2"/>
-      </w:pPr>
-      <w:r>
-        <w:lastRenderedPageBreak/>
+        <w:rPr>
+          <w:rFonts w:asciiTheme="minorHAnsi" w:hAnsiTheme="minorHAnsi" w:cstheme="minorHAnsi"/>
+          <w:sz w:val="28"/>
+          <w:szCs w:val="28"/>
+        </w:rPr>
+      </w:pPr>
+      <w:bookmarkStart w:id="5" w:name="_Toc216436597"/>
+      <w:proofErr w:type="spellStart"/>
+      <w:r>
+        <w:rPr>
+          <w:rFonts w:asciiTheme="minorHAnsi" w:hAnsiTheme="minorHAnsi" w:cstheme="minorHAnsi"/>
+          <w:sz w:val="28"/>
+          <w:szCs w:val="28"/>
+        </w:rPr>
         <w:t>Sprites</w:t>
       </w:r>
-    </w:p>
-    <w:p/>
-    <w:p>
-      <w:r>
+      <w:bookmarkEnd w:id="5"/>
+      <w:proofErr w:type="spellEnd"/>
+    </w:p>
+    <w:p>
+      <w:pPr>
+        <w:rPr>
+          <w:rFonts w:cstheme="minorHAnsi"/>
+        </w:rPr>
+      </w:pPr>
+    </w:p>
+    <w:p>
+      <w:pPr>
+        <w:rPr>
+          <w:rFonts w:cstheme="minorHAnsi"/>
+        </w:rPr>
+      </w:pPr>
+      <w:r>
+        <w:rPr>
+          <w:rFonts w:cstheme="minorHAnsi"/>
+        </w:rPr>
         <w:t xml:space="preserve">Ya que el juego tiene una temática de magia, misterio y terror, se decidió buscar </w:t>
       </w:r>
-      <w:r>
-        <w:rPr>
+      <w:proofErr w:type="spellStart"/>
+      <w:r>
+        <w:rPr>
+          <w:rFonts w:cstheme="minorHAnsi"/>
           <w:i/>
           <w:iCs/>
         </w:rPr>
         <w:t>assets</w:t>
       </w:r>
-      <w:r>
-        <w:t xml:space="preserve"> que cumplieran con esa estética. Todos los sprites se extrajeron de colaboradores de la plataforma itch.io.</w:t>
+      <w:proofErr w:type="spellEnd"/>
+      <w:r>
+        <w:rPr>
+          <w:rFonts w:cstheme="minorHAnsi"/>
+        </w:rPr>
+        <w:t xml:space="preserve"> que cumplieran con esa estética. Todos los </w:t>
+      </w:r>
+      <w:proofErr w:type="spellStart"/>
+      <w:r>
+        <w:rPr>
+          <w:rFonts w:cstheme="minorHAnsi"/>
+        </w:rPr>
+        <w:t>sprites</w:t>
+      </w:r>
+      <w:proofErr w:type="spellEnd"/>
+      <w:r>
+        <w:rPr>
+          <w:rFonts w:cstheme="minorHAnsi"/>
+        </w:rPr>
+        <w:t xml:space="preserve"> se extrajeron de colaboradores de la plataforma itch.io.</w:t>
       </w:r>
     </w:p>
     <w:p>
@@ -574,13 +2773,41 @@
           <w:ilvl w:val="0"/>
           <w:numId w:val="11"/>
         </w:numPr>
-      </w:pPr>
-      <w:r>
-        <w:t>La primera es nuestra protagonista Arianrhod:</w:t>
-      </w:r>
-    </w:p>
-    <w:p>
-      <w:r>
+        <w:rPr>
+          <w:rFonts w:cstheme="minorHAnsi"/>
+        </w:rPr>
+      </w:pPr>
+      <w:r>
+        <w:rPr>
+          <w:rFonts w:cstheme="minorHAnsi"/>
+        </w:rPr>
+        <w:t xml:space="preserve">La primera es nuestra protagonista </w:t>
+      </w:r>
+      <w:proofErr w:type="spellStart"/>
+      <w:r>
+        <w:rPr>
+          <w:rFonts w:cstheme="minorHAnsi"/>
+        </w:rPr>
+        <w:t>Arianrhod</w:t>
+      </w:r>
+      <w:proofErr w:type="spellEnd"/>
+      <w:r>
+        <w:rPr>
+          <w:rFonts w:cstheme="minorHAnsi"/>
+        </w:rPr>
+        <w:t>:</w:t>
+      </w:r>
+    </w:p>
+    <w:p>
+      <w:pPr>
+        <w:rPr>
+          <w:rFonts w:cstheme="minorHAnsi"/>
+        </w:rPr>
+      </w:pPr>
+      <w:r>
+        <w:rPr>
+          <w:rFonts w:cstheme="minorHAnsi"/>
+        </w:rPr>
         <w:drawing>
           <wp:inline distT="0" distB="0" distL="0" distR="0" wp14:anchorId="56C60C11" wp14:editId="0F7998ED">
             <wp:extent cx="304800" cy="2743200"/>
@@ -632,16 +2859,55 @@
       </w:r>
     </w:p>
     <w:p>
-      <w:r>
-        <w:t>Este Sprite llamado “blue_witch” se u</w:t>
-      </w:r>
-      <w:r>
-        <w:t>tilizó para las animaciones de Arianrhod.</w:t>
-      </w:r>
-    </w:p>
-    <w:p>
-      <w:r>
-        <w:rPr>
+      <w:pPr>
+        <w:rPr>
+          <w:rFonts w:cstheme="minorHAnsi"/>
+        </w:rPr>
+      </w:pPr>
+      <w:r>
+        <w:rPr>
+          <w:rFonts w:cstheme="minorHAnsi"/>
+        </w:rPr>
+        <w:t>Este Sprite llamado “</w:t>
+      </w:r>
+      <w:proofErr w:type="spellStart"/>
+      <w:r>
+        <w:rPr>
+          <w:rFonts w:cstheme="minorHAnsi"/>
+        </w:rPr>
+        <w:t>blue_witch</w:t>
+      </w:r>
+      <w:proofErr w:type="spellEnd"/>
+      <w:r>
+        <w:rPr>
+          <w:rFonts w:cstheme="minorHAnsi"/>
+        </w:rPr>
+        <w:t xml:space="preserve">” se utilizó para las animaciones de </w:t>
+      </w:r>
+      <w:proofErr w:type="spellStart"/>
+      <w:r>
+        <w:rPr>
+          <w:rFonts w:cstheme="minorHAnsi"/>
+        </w:rPr>
+        <w:t>Arianrhod</w:t>
+      </w:r>
+      <w:proofErr w:type="spellEnd"/>
+      <w:r>
+        <w:rPr>
+          <w:rFonts w:cstheme="minorHAnsi"/>
+        </w:rPr>
+        <w:t>.</w:t>
+      </w:r>
+    </w:p>
+    <w:p>
+      <w:pPr>
+        <w:rPr>
+          <w:rFonts w:cstheme="minorHAnsi"/>
+        </w:rPr>
+      </w:pPr>
+      <w:r>
+        <w:rPr>
+          <w:rFonts w:cstheme="minorHAnsi"/>
           <w:noProof/>
         </w:rPr>
         <w:drawing>
@@ -694,9 +2960,24 @@
         </w:drawing>
       </w:r>
     </w:p>
-    <w:p/>
-    <w:p>
-      <w:r>
+    <w:p>
+      <w:pPr>
+        <w:rPr>
+          <w:rFonts w:cstheme="minorHAnsi"/>
+        </w:rPr>
+      </w:pPr>
+    </w:p>
+    <w:p>
+      <w:pPr>
+        <w:rPr>
+          <w:rFonts w:cstheme="minorHAnsi"/>
+        </w:rPr>
+      </w:pPr>
+      <w:r>
+        <w:rPr>
+          <w:rFonts w:cstheme="minorHAnsi"/>
+        </w:rPr>
+        <w:lastRenderedPageBreak/>
         <w:t>Los fotogramas anteriores fueron los más utilizados, ya que ella en vez de caminar, flota, así que cada vez que se mueve se muestra en ese movimiento.</w:t>
       </w:r>
     </w:p>
@@ -707,23 +2988,35 @@
           <w:ilvl w:val="0"/>
           <w:numId w:val="11"/>
         </w:numPr>
-      </w:pPr>
-      <w:r>
-        <w:lastRenderedPageBreak/>
+        <w:rPr>
+          <w:rFonts w:cstheme="minorHAnsi"/>
+        </w:rPr>
+      </w:pPr>
+      <w:r>
+        <w:rPr>
+          <w:rFonts w:cstheme="minorHAnsi"/>
+        </w:rPr>
         <w:t>El segundo es el recurso para representar las runas o fragmentos:</w:t>
       </w:r>
     </w:p>
     <w:p>
       <w:pPr>
         <w:pStyle w:val="Prrafodelista"/>
+        <w:rPr>
+          <w:rFonts w:cstheme="minorHAnsi"/>
+        </w:rPr>
       </w:pPr>
     </w:p>
     <w:p>
       <w:pPr>
         <w:pStyle w:val="Prrafodelista"/>
-      </w:pPr>
-      <w:r>
-        <w:rPr>
+        <w:rPr>
+          <w:rFonts w:cstheme="minorHAnsi"/>
+        </w:rPr>
+      </w:pPr>
+      <w:r>
+        <w:rPr>
+          <w:rFonts w:cstheme="minorHAnsi"/>
           <w:noProof/>
         </w:rPr>
         <w:drawing>
@@ -779,24 +3072,39 @@
     <w:p>
       <w:pPr>
         <w:pStyle w:val="Prrafodelista"/>
+        <w:rPr>
+          <w:rFonts w:cstheme="minorHAnsi"/>
+        </w:rPr>
       </w:pPr>
     </w:p>
     <w:p>
       <w:pPr>
         <w:pStyle w:val="Prrafodelista"/>
-      </w:pPr>
-      <w:r>
+        <w:rPr>
+          <w:rFonts w:cstheme="minorHAnsi"/>
+        </w:rPr>
+      </w:pPr>
+      <w:r>
+        <w:rPr>
+          <w:rFonts w:cstheme="minorHAnsi"/>
+        </w:rPr>
         <w:t>Este objeto tiene una sutil animación, pero se encuentra flotando para ser recolectado.</w:t>
       </w:r>
     </w:p>
     <w:p>
       <w:pPr>
         <w:pStyle w:val="Prrafodelista"/>
+        <w:rPr>
+          <w:rFonts w:cstheme="minorHAnsi"/>
+        </w:rPr>
       </w:pPr>
     </w:p>
     <w:p>
       <w:pPr>
         <w:pStyle w:val="Prrafodelista"/>
+        <w:rPr>
+          <w:rFonts w:cstheme="minorHAnsi"/>
+        </w:rPr>
       </w:pPr>
     </w:p>
     <w:p>
@@ -806,22 +3114,35 @@
           <w:ilvl w:val="0"/>
           <w:numId w:val="11"/>
         </w:numPr>
-      </w:pPr>
-      <w:r>
+        <w:rPr>
+          <w:rFonts w:cstheme="minorHAnsi"/>
+        </w:rPr>
+      </w:pPr>
+      <w:r>
+        <w:rPr>
+          <w:rFonts w:cstheme="minorHAnsi"/>
+        </w:rPr>
         <w:t>El tercero es el recurso para las cajas:</w:t>
       </w:r>
     </w:p>
     <w:p>
       <w:pPr>
         <w:pStyle w:val="Prrafodelista"/>
+        <w:rPr>
+          <w:rFonts w:cstheme="minorHAnsi"/>
+        </w:rPr>
       </w:pPr>
     </w:p>
     <w:p>
       <w:pPr>
         <w:pStyle w:val="Prrafodelista"/>
-      </w:pPr>
-      <w:r>
-        <w:rPr>
+        <w:rPr>
+          <w:rFonts w:cstheme="minorHAnsi"/>
+        </w:rPr>
+      </w:pPr>
+      <w:r>
+        <w:rPr>
+          <w:rFonts w:cstheme="minorHAnsi"/>
           <w:noProof/>
         </w:rPr>
         <w:drawing>
@@ -874,7 +3195,13 @@
         </w:drawing>
       </w:r>
     </w:p>
-    <w:p/>
+    <w:p>
+      <w:pPr>
+        <w:rPr>
+          <w:rFonts w:cstheme="minorHAnsi"/>
+        </w:rPr>
+      </w:pPr>
+    </w:p>
     <w:p>
       <w:pPr>
         <w:pStyle w:val="Prrafodelista"/>
@@ -882,22 +3209,35 @@
           <w:ilvl w:val="0"/>
           <w:numId w:val="11"/>
         </w:numPr>
-      </w:pPr>
-      <w:r>
+        <w:rPr>
+          <w:rFonts w:cstheme="minorHAnsi"/>
+        </w:rPr>
+      </w:pPr>
+      <w:r>
+        <w:rPr>
+          <w:rFonts w:cstheme="minorHAnsi"/>
+        </w:rPr>
         <w:t>Estos últimos recursos extras son para los menús y otras apariciones en el juego:</w:t>
       </w:r>
     </w:p>
     <w:p>
       <w:pPr>
         <w:pStyle w:val="Prrafodelista"/>
+        <w:rPr>
+          <w:rFonts w:cstheme="minorHAnsi"/>
+        </w:rPr>
       </w:pPr>
     </w:p>
     <w:p>
       <w:pPr>
         <w:pStyle w:val="Prrafodelista"/>
-      </w:pPr>
-      <w:r>
-        <w:rPr>
+        <w:rPr>
+          <w:rFonts w:cstheme="minorHAnsi"/>
+        </w:rPr>
+      </w:pPr>
+      <w:r>
+        <w:rPr>
+          <w:rFonts w:cstheme="minorHAnsi"/>
           <w:noProof/>
         </w:rPr>
         <w:drawing>
@@ -953,9 +3293,13 @@
     <w:p>
       <w:pPr>
         <w:pStyle w:val="Prrafodelista"/>
-      </w:pPr>
-      <w:r>
-        <w:rPr>
+        <w:rPr>
+          <w:rFonts w:cstheme="minorHAnsi"/>
+        </w:rPr>
+      </w:pPr>
+      <w:r>
+        <w:rPr>
+          <w:rFonts w:cstheme="minorHAnsi"/>
           <w:noProof/>
         </w:rPr>
         <w:drawing>
@@ -1011,87 +3355,251 @@
     <w:p>
       <w:pPr>
         <w:pStyle w:val="Prrafodelista"/>
+        <w:rPr>
+          <w:rFonts w:cstheme="minorHAnsi"/>
+        </w:rPr>
       </w:pPr>
     </w:p>
     <w:p>
       <w:pPr>
         <w:pStyle w:val="Prrafodelista"/>
-      </w:pPr>
-      <w:r>
-        <w:t xml:space="preserve">Ya que el juego tiene inspiración en la figura de la luna, se quiso homenajear la temida luna de The Legend of Zelda: Majora’s Mask para el menú de muerte y algunos </w:t>
-      </w:r>
-      <w:r>
-        <w:rPr>
+        <w:rPr>
+          <w:rFonts w:cstheme="minorHAnsi"/>
+        </w:rPr>
+      </w:pPr>
+      <w:r>
+        <w:rPr>
+          <w:rFonts w:cstheme="minorHAnsi"/>
+        </w:rPr>
+        <w:t xml:space="preserve">Ya que el juego tiene inspiración en la figura de la luna, se quiso homenajear la temida luna de </w:t>
+      </w:r>
+      <w:proofErr w:type="spellStart"/>
+      <w:r>
+        <w:rPr>
+          <w:rFonts w:cstheme="minorHAnsi"/>
+        </w:rPr>
+        <w:t>The</w:t>
+      </w:r>
+      <w:proofErr w:type="spellEnd"/>
+      <w:r>
+        <w:rPr>
+          <w:rFonts w:cstheme="minorHAnsi"/>
+        </w:rPr>
+        <w:t xml:space="preserve"> </w:t>
+      </w:r>
+      <w:proofErr w:type="spellStart"/>
+      <w:r>
+        <w:rPr>
+          <w:rFonts w:cstheme="minorHAnsi"/>
+        </w:rPr>
+        <w:t>Legend</w:t>
+      </w:r>
+      <w:proofErr w:type="spellEnd"/>
+      <w:r>
+        <w:rPr>
+          <w:rFonts w:cstheme="minorHAnsi"/>
+        </w:rPr>
+        <w:t xml:space="preserve"> </w:t>
+      </w:r>
+      <w:proofErr w:type="spellStart"/>
+      <w:r>
+        <w:rPr>
+          <w:rFonts w:cstheme="minorHAnsi"/>
+        </w:rPr>
+        <w:t>of</w:t>
+      </w:r>
+      <w:proofErr w:type="spellEnd"/>
+      <w:r>
+        <w:rPr>
+          <w:rFonts w:cstheme="minorHAnsi"/>
+        </w:rPr>
+        <w:t xml:space="preserve"> Zelda: </w:t>
+      </w:r>
+      <w:proofErr w:type="spellStart"/>
+      <w:r>
+        <w:rPr>
+          <w:rFonts w:cstheme="minorHAnsi"/>
+        </w:rPr>
+        <w:t>Majora’s</w:t>
+      </w:r>
+      <w:proofErr w:type="spellEnd"/>
+      <w:r>
+        <w:rPr>
+          <w:rFonts w:cstheme="minorHAnsi"/>
+        </w:rPr>
+        <w:t xml:space="preserve"> </w:t>
+      </w:r>
+      <w:proofErr w:type="spellStart"/>
+      <w:r>
+        <w:rPr>
+          <w:rFonts w:cstheme="minorHAnsi"/>
+        </w:rPr>
+        <w:t>Mask</w:t>
+      </w:r>
+      <w:proofErr w:type="spellEnd"/>
+      <w:r>
+        <w:rPr>
+          <w:rFonts w:cstheme="minorHAnsi"/>
+        </w:rPr>
+        <w:t xml:space="preserve"> para el menú de muerte y algunos </w:t>
+      </w:r>
+      <w:proofErr w:type="spellStart"/>
+      <w:r>
+        <w:rPr>
+          <w:rFonts w:cstheme="minorHAnsi"/>
           <w:i/>
           <w:iCs/>
         </w:rPr>
         <w:t>jumpscares</w:t>
       </w:r>
-      <w:r>
+      <w:proofErr w:type="spellEnd"/>
+      <w:r>
+        <w:rPr>
+          <w:rFonts w:cstheme="minorHAnsi"/>
+        </w:rPr>
         <w:t>.</w:t>
       </w:r>
     </w:p>
-    <w:p/>
+    <w:p>
+      <w:pPr>
+        <w:rPr>
+          <w:rFonts w:cstheme="minorHAnsi"/>
+        </w:rPr>
+      </w:pPr>
+    </w:p>
     <w:p>
       <w:pPr>
         <w:pStyle w:val="Ttulo1"/>
         <w:ind w:left="426" w:hanging="426"/>
         <w:rPr>
-          <w:rFonts w:ascii="Myriad Pro" w:hAnsi="Myriad Pro"/>
-        </w:rPr>
-      </w:pPr>
-      <w:r>
-        <w:rPr>
-          <w:rFonts w:ascii="Myriad Pro" w:hAnsi="Myriad Pro"/>
+          <w:rFonts w:asciiTheme="minorHAnsi" w:hAnsiTheme="minorHAnsi" w:cstheme="minorHAnsi"/>
+          <w:sz w:val="36"/>
+          <w:szCs w:val="36"/>
+        </w:rPr>
+      </w:pPr>
+      <w:bookmarkStart w:id="6" w:name="_Toc216436598"/>
+      <w:r>
+        <w:rPr>
+          <w:rFonts w:asciiTheme="minorHAnsi" w:hAnsiTheme="minorHAnsi" w:cstheme="minorHAnsi"/>
+          <w:sz w:val="36"/>
+          <w:szCs w:val="36"/>
         </w:rPr>
         <w:t>Desarrollo</w:t>
       </w:r>
-    </w:p>
+      <w:bookmarkEnd w:id="6"/>
+    </w:p>
+    <w:p/>
     <w:p>
       <w:pPr>
         <w:pStyle w:val="Ttulo2"/>
-      </w:pPr>
-      <w:r>
+        <w:rPr>
+          <w:rFonts w:asciiTheme="minorHAnsi" w:hAnsiTheme="minorHAnsi" w:cstheme="minorHAnsi"/>
+          <w:sz w:val="28"/>
+          <w:szCs w:val="28"/>
+        </w:rPr>
+      </w:pPr>
+      <w:bookmarkStart w:id="7" w:name="_Toc216436599"/>
+      <w:r>
+        <w:rPr>
+          <w:rFonts w:asciiTheme="minorHAnsi" w:hAnsiTheme="minorHAnsi" w:cstheme="minorHAnsi"/>
+          <w:sz w:val="28"/>
+          <w:szCs w:val="28"/>
+        </w:rPr>
         <w:t>Avance 1</w:t>
       </w:r>
-    </w:p>
-    <w:p>
-      <w:r>
+      <w:bookmarkEnd w:id="7"/>
+    </w:p>
+    <w:p>
+      <w:pPr>
+        <w:rPr>
+          <w:rFonts w:cstheme="minorHAnsi"/>
+        </w:rPr>
+      </w:pPr>
+      <w:r>
+        <w:rPr>
+          <w:rFonts w:cstheme="minorHAnsi"/>
+        </w:rPr>
         <w:t>En el primer avance se realizaron las siguientes actividades</w:t>
       </w:r>
+      <w:r>
+        <w:rPr>
+          <w:rFonts w:cstheme="minorHAnsi"/>
+        </w:rPr>
+        <w:t xml:space="preserve"> para dar inicio al desarrollo.</w:t>
+      </w:r>
     </w:p>
     <w:p>
       <w:pPr>
         <w:pStyle w:val="Ttulo3"/>
-      </w:pPr>
-      <w:r>
-        <w:rPr>
+        <w:rPr>
+          <w:rFonts w:asciiTheme="minorHAnsi" w:hAnsiTheme="minorHAnsi" w:cstheme="minorHAnsi"/>
+          <w:sz w:val="22"/>
+          <w:szCs w:val="22"/>
+        </w:rPr>
+      </w:pPr>
+      <w:bookmarkStart w:id="8" w:name="_Toc216436600"/>
+      <w:r>
+        <w:rPr>
+          <w:rFonts w:asciiTheme="minorHAnsi" w:hAnsiTheme="minorHAnsi" w:cstheme="minorHAnsi"/>
+          <w:sz w:val="22"/>
+          <w:szCs w:val="22"/>
           <w:lang w:val="es-ES"/>
         </w:rPr>
         <w:t>Actividad N°1: Creación del personaje</w:t>
       </w:r>
-      <w:r>
+      <w:bookmarkEnd w:id="8"/>
+      <w:r>
+        <w:rPr>
+          <w:rFonts w:asciiTheme="minorHAnsi" w:hAnsiTheme="minorHAnsi" w:cstheme="minorHAnsi"/>
+          <w:sz w:val="22"/>
+          <w:szCs w:val="22"/>
+        </w:rPr>
         <w:t> </w:t>
       </w:r>
     </w:p>
     <w:p>
-      <w:r>
-        <w:rPr>
+      <w:pPr>
+        <w:rPr>
+          <w:rFonts w:cstheme="minorHAnsi"/>
+        </w:rPr>
+      </w:pPr>
+      <w:r>
+        <w:rPr>
+          <w:rFonts w:cstheme="minorHAnsi"/>
           <w:lang w:val="es-ES"/>
         </w:rPr>
         <w:t>Para crear al personaje, se creó una escena 2D con un nodo CharacterBody2D, al que se le crearon dos nodos hijos. Un Nodo para sus animaciones: AnimatedSprite2D y un nodo para su colisión: ColissionShape2D.</w:t>
       </w:r>
       <w:r>
+        <w:rPr>
+          <w:rFonts w:cstheme="minorHAnsi"/>
+        </w:rPr>
         <w:t> </w:t>
       </w:r>
     </w:p>
     <w:p>
-      <w:r>
+      <w:pPr>
+        <w:rPr>
+          <w:rFonts w:cstheme="minorHAnsi"/>
+        </w:rPr>
+      </w:pPr>
+      <w:r>
+        <w:rPr>
+          <w:rFonts w:cstheme="minorHAnsi"/>
+        </w:rPr>
         <w:t> </w:t>
       </w:r>
     </w:p>
     <w:p>
-      <w:r>
+      <w:pPr>
+        <w:rPr>
+          <w:rFonts w:cstheme="minorHAnsi"/>
+        </w:rPr>
+      </w:pPr>
+      <w:r>
+        <w:rPr>
+          <w:rFonts w:cstheme="minorHAnsi"/>
+        </w:rPr>
         <w:lastRenderedPageBreak/>
         <w:drawing>
           <wp:inline distT="0" distB="0" distL="0" distR="0" wp14:anchorId="0C688BC0" wp14:editId="21C5F54E">
@@ -1131,19 +3639,58 @@
       </w:r>
     </w:p>
     <w:p>
-      <w:r>
-        <w:rPr>
+      <w:pPr>
+        <w:rPr>
+          <w:rFonts w:cstheme="minorHAnsi"/>
+        </w:rPr>
+      </w:pPr>
+      <w:r>
+        <w:rPr>
+          <w:rFonts w:cstheme="minorHAnsi"/>
           <w:lang w:val="es-ES"/>
         </w:rPr>
-        <w:t>Para la animación, como se está en una etapa inicial, se configuró una animación “idle” por defecto y una animación de “correr” para el movimiento de izquierda a derecha del personaje. Para la forma de la colisión, se utilizó una forma de óvalo que es conveniente por el diseño del Sprite. Por último, se agregó un Script con plantilla prediseñada para movimientos básicos del CharacterBody.</w:t>
-      </w:r>
-      <w:r>
+        <w:t xml:space="preserve">Para la animación, como se está en una etapa inicial, se configuró una animación “idle” por defecto y una animación de “correr” para el movimiento de izquierda a derecha del personaje. Para la forma de la colisión, se utilizó una forma de óvalo que es conveniente por el diseño del Sprite. Por último, se agregó un Script con plantilla prediseñada para movimientos básicos del </w:t>
+      </w:r>
+      <w:proofErr w:type="spellStart"/>
+      <w:r>
+        <w:rPr>
+          <w:rFonts w:cstheme="minorHAnsi"/>
+          <w:lang w:val="es-ES"/>
+        </w:rPr>
+        <w:t>CharacterBody</w:t>
+      </w:r>
+      <w:proofErr w:type="spellEnd"/>
+      <w:r>
+        <w:rPr>
+          <w:rFonts w:cstheme="minorHAnsi"/>
+          <w:lang w:val="es-ES"/>
+        </w:rPr>
+        <w:t>.</w:t>
+      </w:r>
+      <w:r>
+        <w:rPr>
+          <w:rFonts w:cstheme="minorHAnsi"/>
+        </w:rPr>
         <w:t> </w:t>
       </w:r>
     </w:p>
-    <w:p/>
-    <w:p>
-      <w:r>
+    <w:p>
+      <w:pPr>
+        <w:rPr>
+          <w:rFonts w:cstheme="minorHAnsi"/>
+        </w:rPr>
+      </w:pPr>
+    </w:p>
+    <w:p>
+      <w:pPr>
+        <w:rPr>
+          <w:rFonts w:cstheme="minorHAnsi"/>
+        </w:rPr>
+      </w:pPr>
+      <w:r>
+        <w:rPr>
+          <w:rFonts w:cstheme="minorHAnsi"/>
+        </w:rPr>
         <w:drawing>
           <wp:inline distT="0" distB="0" distL="0" distR="0" wp14:anchorId="28FC5719" wp14:editId="73A61ECA">
             <wp:extent cx="3038899" cy="2867425"/>
@@ -1184,56 +3731,124 @@
     <w:p>
       <w:pPr>
         <w:pStyle w:val="Ttulo3"/>
-      </w:pPr>
-      <w:r>
-        <w:rPr>
+        <w:rPr>
+          <w:rFonts w:asciiTheme="minorHAnsi" w:hAnsiTheme="minorHAnsi" w:cstheme="minorHAnsi"/>
+          <w:sz w:val="22"/>
+          <w:szCs w:val="22"/>
+        </w:rPr>
+      </w:pPr>
+      <w:bookmarkStart w:id="9" w:name="_Toc216436601"/>
+      <w:r>
+        <w:rPr>
+          <w:rFonts w:asciiTheme="minorHAnsi" w:hAnsiTheme="minorHAnsi" w:cstheme="minorHAnsi"/>
+          <w:sz w:val="22"/>
+          <w:szCs w:val="22"/>
           <w:lang w:val="es-ES"/>
         </w:rPr>
         <w:t>Actividad N°2: Cuerpo estático</w:t>
       </w:r>
-      <w:r>
+      <w:bookmarkEnd w:id="9"/>
+      <w:r>
+        <w:rPr>
+          <w:rFonts w:asciiTheme="minorHAnsi" w:hAnsiTheme="minorHAnsi" w:cstheme="minorHAnsi"/>
+          <w:sz w:val="22"/>
+          <w:szCs w:val="22"/>
+        </w:rPr>
         <w:t> </w:t>
       </w:r>
     </w:p>
     <w:p>
       <w:pPr>
         <w:rPr>
+          <w:rFonts w:cstheme="minorHAnsi"/>
           <w:b/>
           <w:bCs/>
         </w:rPr>
       </w:pPr>
       <w:r>
         <w:rPr>
+          <w:rFonts w:cstheme="minorHAnsi"/>
           <w:b/>
           <w:bCs/>
           <w:lang w:val="es-ES"/>
         </w:rPr>
-        <w:t>Creación de plataforma con TileMapLayer:</w:t>
-      </w:r>
-      <w:r>
-        <w:rPr>
+        <w:t xml:space="preserve">Creación de plataforma con </w:t>
+      </w:r>
+      <w:proofErr w:type="spellStart"/>
+      <w:r>
+        <w:rPr>
+          <w:rFonts w:cstheme="minorHAnsi"/>
           <w:b/>
           <w:bCs/>
+          <w:lang w:val="es-ES"/>
+        </w:rPr>
+        <w:t>TileMapLayer</w:t>
+      </w:r>
+      <w:proofErr w:type="spellEnd"/>
+      <w:r>
+        <w:rPr>
+          <w:rFonts w:cstheme="minorHAnsi"/>
+          <w:b/>
+          <w:bCs/>
+          <w:lang w:val="es-ES"/>
+        </w:rPr>
+        <w:t>:</w:t>
+      </w:r>
+      <w:r>
+        <w:rPr>
+          <w:rFonts w:cstheme="minorHAnsi"/>
+          <w:b/>
+          <w:bCs/>
         </w:rPr>
         <w:t> </w:t>
       </w:r>
     </w:p>
     <w:p>
-      <w:r>
-        <w:rPr>
+      <w:pPr>
+        <w:rPr>
+          <w:rFonts w:cstheme="minorHAnsi"/>
+        </w:rPr>
+      </w:pPr>
+      <w:r>
+        <w:rPr>
+          <w:rFonts w:cstheme="minorHAnsi"/>
           <w:lang w:val="es-ES"/>
         </w:rPr>
-        <w:t>Para crear un cuerpo estático, se creó una nueva escena 2D a la que nombramos “mapa”. Esta escena se definió para trabajar con lo que será la plataforma y los lugares donde se moverá el personaje. A esta escena, se le colocó como nodo hijo un TileMapLayer. Este nodo se configuró para insertar las imágenes o “tiles” y luego a los tiles utilizados se le configuraron sus físicas para así otorgarles polígonos de colisión.</w:t>
-      </w:r>
-      <w:r>
+        <w:t xml:space="preserve">Para crear un cuerpo estático, se creó una nueva escena 2D a la que nombramos “mapa”. Esta escena se definió para trabajar con lo que será la plataforma y los lugares donde se moverá el personaje. A esta escena, se le colocó como nodo hijo un </w:t>
+      </w:r>
+      <w:proofErr w:type="spellStart"/>
+      <w:r>
+        <w:rPr>
+          <w:rFonts w:cstheme="minorHAnsi"/>
+          <w:lang w:val="es-ES"/>
+        </w:rPr>
+        <w:t>TileMapLayer</w:t>
+      </w:r>
+      <w:proofErr w:type="spellEnd"/>
+      <w:r>
+        <w:rPr>
+          <w:rFonts w:cstheme="minorHAnsi"/>
+          <w:lang w:val="es-ES"/>
+        </w:rPr>
+        <w:t>. Este nodo se configuró para insertar las imágenes o “tiles” y luego a los tiles utilizados se le configuraron sus físicas para así otorgarles polígonos de colisión.</w:t>
+      </w:r>
+      <w:r>
+        <w:rPr>
+          <w:rFonts w:cstheme="minorHAnsi"/>
+        </w:rPr>
         <w:t> </w:t>
       </w:r>
     </w:p>
     <w:p>
-      <w:r>
-        <w:rPr>
+      <w:pPr>
+        <w:rPr>
+          <w:rFonts w:cstheme="minorHAnsi"/>
+        </w:rPr>
+      </w:pPr>
+      <w:r>
+        <w:rPr>
+          <w:rFonts w:cstheme="minorHAnsi"/>
           <w:noProof/>
-          <w:sz w:val="13"/>
         </w:rPr>
         <w:lastRenderedPageBreak/>
         <w:drawing>
@@ -1281,21 +3896,53 @@
         </w:drawing>
       </w:r>
     </w:p>
-    <w:p/>
-    <w:p/>
-    <w:p/>
-    <w:p/>
+    <w:p>
+      <w:pPr>
+        <w:rPr>
+          <w:rFonts w:cstheme="minorHAnsi"/>
+        </w:rPr>
+      </w:pPr>
+    </w:p>
+    <w:p>
+      <w:pPr>
+        <w:rPr>
+          <w:rFonts w:cstheme="minorHAnsi"/>
+        </w:rPr>
+      </w:pPr>
+    </w:p>
+    <w:p>
+      <w:pPr>
+        <w:rPr>
+          <w:rFonts w:cstheme="minorHAnsi"/>
+        </w:rPr>
+      </w:pPr>
+    </w:p>
+    <w:p>
+      <w:pPr>
+        <w:rPr>
+          <w:rFonts w:cstheme="minorHAnsi"/>
+        </w:rPr>
+      </w:pPr>
+    </w:p>
     <w:p>
       <w:pPr>
         <w:pStyle w:val="Textoindependiente"/>
         <w:spacing w:line="256" w:lineRule="auto"/>
         <w:ind w:left="336"/>
-      </w:pPr>
-      <w:r>
+        <w:jc w:val="both"/>
+        <w:rPr>
+          <w:rFonts w:asciiTheme="minorHAnsi" w:hAnsiTheme="minorHAnsi" w:cstheme="minorHAnsi"/>
+        </w:rPr>
+      </w:pPr>
+      <w:r>
+        <w:rPr>
+          <w:rFonts w:asciiTheme="minorHAnsi" w:hAnsiTheme="minorHAnsi" w:cstheme="minorHAnsi"/>
+        </w:rPr>
         <w:t xml:space="preserve">Por último, se pintó con los tiles configurados un mapa provisorio para poner a prueba el movimiento del </w:t>
       </w:r>
       <w:r>
         <w:rPr>
+          <w:rFonts w:asciiTheme="minorHAnsi" w:hAnsiTheme="minorHAnsi" w:cstheme="minorHAnsi"/>
           <w:spacing w:val="-2"/>
         </w:rPr>
         <w:t>personaje.</w:t>
@@ -1305,14 +3952,15 @@
       <w:pPr>
         <w:pStyle w:val="Textoindependiente"/>
         <w:spacing w:before="2"/>
-        <w:rPr>
-          <w:sz w:val="11"/>
-        </w:rPr>
-      </w:pPr>
-      <w:r>
-        <w:rPr>
+        <w:jc w:val="both"/>
+        <w:rPr>
+          <w:rFonts w:asciiTheme="minorHAnsi" w:hAnsiTheme="minorHAnsi" w:cstheme="minorHAnsi"/>
+        </w:rPr>
+      </w:pPr>
+      <w:r>
+        <w:rPr>
+          <w:rFonts w:asciiTheme="minorHAnsi" w:hAnsiTheme="minorHAnsi" w:cstheme="minorHAnsi"/>
           <w:noProof/>
-          <w:sz w:val="11"/>
         </w:rPr>
         <w:drawing>
           <wp:anchor distT="0" distB="0" distL="0" distR="0" simplePos="0" relativeHeight="251661312" behindDoc="1" locked="0" layoutInCell="1" allowOverlap="1" wp14:anchorId="39EF475B" wp14:editId="2B91444D">
@@ -1362,8 +4010,9 @@
     <w:p>
       <w:pPr>
         <w:pStyle w:val="Textoindependiente"/>
-        <w:rPr>
-          <w:sz w:val="11"/>
+        <w:jc w:val="both"/>
+        <w:rPr>
+          <w:rFonts w:asciiTheme="minorHAnsi" w:hAnsiTheme="minorHAnsi" w:cstheme="minorHAnsi"/>
         </w:rPr>
         <w:sectPr>
           <w:headerReference w:type="default" r:id="rId20"/>
@@ -1379,50 +4028,85 @@
     <w:p>
       <w:pPr>
         <w:pStyle w:val="Ttulo3"/>
-      </w:pPr>
-      <w:bookmarkStart w:id="0" w:name="_bookmark6"/>
-      <w:bookmarkEnd w:id="0"/>
-      <w:r>
+        <w:rPr>
+          <w:rFonts w:asciiTheme="minorHAnsi" w:hAnsiTheme="minorHAnsi" w:cstheme="minorHAnsi"/>
+          <w:sz w:val="22"/>
+          <w:szCs w:val="22"/>
+        </w:rPr>
+      </w:pPr>
+      <w:bookmarkStart w:id="10" w:name="_bookmark6"/>
+      <w:bookmarkStart w:id="11" w:name="_Toc216436602"/>
+      <w:bookmarkEnd w:id="10"/>
+      <w:r>
+        <w:rPr>
+          <w:rFonts w:asciiTheme="minorHAnsi" w:hAnsiTheme="minorHAnsi" w:cstheme="minorHAnsi"/>
+          <w:sz w:val="22"/>
+          <w:szCs w:val="22"/>
+        </w:rPr>
         <w:lastRenderedPageBreak/>
         <w:t>Actividad</w:t>
       </w:r>
       <w:r>
         <w:rPr>
+          <w:rFonts w:asciiTheme="minorHAnsi" w:hAnsiTheme="minorHAnsi" w:cstheme="minorHAnsi"/>
           <w:spacing w:val="-10"/>
+          <w:sz w:val="22"/>
+          <w:szCs w:val="22"/>
         </w:rPr>
         <w:t xml:space="preserve"> </w:t>
       </w:r>
       <w:r>
+        <w:rPr>
+          <w:rFonts w:asciiTheme="minorHAnsi" w:hAnsiTheme="minorHAnsi" w:cstheme="minorHAnsi"/>
+          <w:sz w:val="22"/>
+          <w:szCs w:val="22"/>
+        </w:rPr>
         <w:t>N°3:</w:t>
       </w:r>
       <w:r>
         <w:rPr>
+          <w:rFonts w:asciiTheme="minorHAnsi" w:hAnsiTheme="minorHAnsi" w:cstheme="minorHAnsi"/>
           <w:spacing w:val="-11"/>
+          <w:sz w:val="22"/>
+          <w:szCs w:val="22"/>
         </w:rPr>
         <w:t xml:space="preserve"> </w:t>
       </w:r>
       <w:r>
+        <w:rPr>
+          <w:rFonts w:asciiTheme="minorHAnsi" w:hAnsiTheme="minorHAnsi" w:cstheme="minorHAnsi"/>
+          <w:sz w:val="22"/>
+          <w:szCs w:val="22"/>
+        </w:rPr>
         <w:t>Cuerpo</w:t>
       </w:r>
       <w:r>
         <w:rPr>
+          <w:rFonts w:asciiTheme="minorHAnsi" w:hAnsiTheme="minorHAnsi" w:cstheme="minorHAnsi"/>
           <w:spacing w:val="-6"/>
+          <w:sz w:val="22"/>
+          <w:szCs w:val="22"/>
         </w:rPr>
         <w:t xml:space="preserve"> </w:t>
       </w:r>
       <w:r>
         <w:rPr>
+          <w:rFonts w:asciiTheme="minorHAnsi" w:hAnsiTheme="minorHAnsi" w:cstheme="minorHAnsi"/>
           <w:spacing w:val="-2"/>
+          <w:sz w:val="22"/>
+          <w:szCs w:val="22"/>
         </w:rPr>
         <w:t>rígido</w:t>
       </w:r>
+      <w:bookmarkEnd w:id="11"/>
     </w:p>
     <w:p>
       <w:pPr>
         <w:pStyle w:val="Textoindependiente"/>
         <w:spacing w:before="157"/>
-        <w:rPr>
-          <w:sz w:val="26"/>
+        <w:jc w:val="both"/>
+        <w:rPr>
+          <w:rFonts w:asciiTheme="minorHAnsi" w:hAnsiTheme="minorHAnsi" w:cstheme="minorHAnsi"/>
         </w:rPr>
       </w:pPr>
     </w:p>
@@ -1432,156 +4116,227 @@
         <w:spacing w:line="259" w:lineRule="auto"/>
         <w:ind w:left="336" w:right="246"/>
         <w:jc w:val="both"/>
-      </w:pPr>
-      <w:r>
+        <w:rPr>
+          <w:rFonts w:asciiTheme="minorHAnsi" w:hAnsiTheme="minorHAnsi" w:cstheme="minorHAnsi"/>
+        </w:rPr>
+      </w:pPr>
+      <w:r>
+        <w:rPr>
+          <w:rFonts w:asciiTheme="minorHAnsi" w:hAnsiTheme="minorHAnsi" w:cstheme="minorHAnsi"/>
+        </w:rPr>
         <w:t>Para poder crear elementos que estén afectados por la configuración de las físicas, creamos un par de cuerpos</w:t>
       </w:r>
       <w:r>
         <w:rPr>
+          <w:rFonts w:asciiTheme="minorHAnsi" w:hAnsiTheme="minorHAnsi" w:cstheme="minorHAnsi"/>
           <w:spacing w:val="-13"/>
         </w:rPr>
         <w:t xml:space="preserve"> </w:t>
       </w:r>
       <w:r>
+        <w:rPr>
+          <w:rFonts w:asciiTheme="minorHAnsi" w:hAnsiTheme="minorHAnsi" w:cstheme="minorHAnsi"/>
+        </w:rPr>
         <w:t>rígidos</w:t>
       </w:r>
       <w:r>
         <w:rPr>
+          <w:rFonts w:asciiTheme="minorHAnsi" w:hAnsiTheme="minorHAnsi" w:cstheme="minorHAnsi"/>
           <w:spacing w:val="-12"/>
         </w:rPr>
         <w:t xml:space="preserve"> </w:t>
       </w:r>
       <w:r>
+        <w:rPr>
+          <w:rFonts w:asciiTheme="minorHAnsi" w:hAnsiTheme="minorHAnsi" w:cstheme="minorHAnsi"/>
+        </w:rPr>
         <w:t>en</w:t>
       </w:r>
       <w:r>
         <w:rPr>
+          <w:rFonts w:asciiTheme="minorHAnsi" w:hAnsiTheme="minorHAnsi" w:cstheme="minorHAnsi"/>
           <w:spacing w:val="-12"/>
         </w:rPr>
         <w:t xml:space="preserve"> </w:t>
       </w:r>
       <w:r>
+        <w:rPr>
+          <w:rFonts w:asciiTheme="minorHAnsi" w:hAnsiTheme="minorHAnsi" w:cstheme="minorHAnsi"/>
+        </w:rPr>
         <w:t>nuevas</w:t>
       </w:r>
       <w:r>
         <w:rPr>
+          <w:rFonts w:asciiTheme="minorHAnsi" w:hAnsiTheme="minorHAnsi" w:cstheme="minorHAnsi"/>
           <w:spacing w:val="-12"/>
         </w:rPr>
         <w:t xml:space="preserve"> </w:t>
       </w:r>
       <w:r>
+        <w:rPr>
+          <w:rFonts w:asciiTheme="minorHAnsi" w:hAnsiTheme="minorHAnsi" w:cstheme="minorHAnsi"/>
+        </w:rPr>
         <w:t>escenas</w:t>
       </w:r>
       <w:r>
         <w:rPr>
+          <w:rFonts w:asciiTheme="minorHAnsi" w:hAnsiTheme="minorHAnsi" w:cstheme="minorHAnsi"/>
           <w:spacing w:val="-8"/>
         </w:rPr>
         <w:t xml:space="preserve"> </w:t>
       </w:r>
       <w:r>
+        <w:rPr>
+          <w:rFonts w:asciiTheme="minorHAnsi" w:hAnsiTheme="minorHAnsi" w:cstheme="minorHAnsi"/>
+        </w:rPr>
         <w:t>2D,</w:t>
       </w:r>
       <w:r>
         <w:rPr>
+          <w:rFonts w:asciiTheme="minorHAnsi" w:hAnsiTheme="minorHAnsi" w:cstheme="minorHAnsi"/>
           <w:spacing w:val="-9"/>
         </w:rPr>
         <w:t xml:space="preserve"> </w:t>
       </w:r>
       <w:r>
+        <w:rPr>
+          <w:rFonts w:asciiTheme="minorHAnsi" w:hAnsiTheme="minorHAnsi" w:cstheme="minorHAnsi"/>
+        </w:rPr>
         <w:t>utilizando</w:t>
       </w:r>
       <w:r>
         <w:rPr>
+          <w:rFonts w:asciiTheme="minorHAnsi" w:hAnsiTheme="minorHAnsi" w:cstheme="minorHAnsi"/>
           <w:spacing w:val="-8"/>
         </w:rPr>
         <w:t xml:space="preserve"> </w:t>
       </w:r>
       <w:r>
+        <w:rPr>
+          <w:rFonts w:asciiTheme="minorHAnsi" w:hAnsiTheme="minorHAnsi" w:cstheme="minorHAnsi"/>
+        </w:rPr>
         <w:t>el</w:t>
       </w:r>
       <w:r>
         <w:rPr>
+          <w:rFonts w:asciiTheme="minorHAnsi" w:hAnsiTheme="minorHAnsi" w:cstheme="minorHAnsi"/>
           <w:spacing w:val="-10"/>
         </w:rPr>
         <w:t xml:space="preserve"> </w:t>
       </w:r>
       <w:r>
+        <w:rPr>
+          <w:rFonts w:asciiTheme="minorHAnsi" w:hAnsiTheme="minorHAnsi" w:cstheme="minorHAnsi"/>
+        </w:rPr>
         <w:t>nodo</w:t>
       </w:r>
       <w:r>
         <w:rPr>
+          <w:rFonts w:asciiTheme="minorHAnsi" w:hAnsiTheme="minorHAnsi" w:cstheme="minorHAnsi"/>
           <w:spacing w:val="-12"/>
         </w:rPr>
         <w:t xml:space="preserve"> </w:t>
       </w:r>
       <w:r>
+        <w:rPr>
+          <w:rFonts w:asciiTheme="minorHAnsi" w:hAnsiTheme="minorHAnsi" w:cstheme="minorHAnsi"/>
+        </w:rPr>
         <w:t>RigidBody2D.</w:t>
       </w:r>
       <w:r>
         <w:rPr>
+          <w:rFonts w:asciiTheme="minorHAnsi" w:hAnsiTheme="minorHAnsi" w:cstheme="minorHAnsi"/>
           <w:spacing w:val="-9"/>
         </w:rPr>
         <w:t xml:space="preserve"> </w:t>
       </w:r>
       <w:r>
+        <w:rPr>
+          <w:rFonts w:asciiTheme="minorHAnsi" w:hAnsiTheme="minorHAnsi" w:cstheme="minorHAnsi"/>
+        </w:rPr>
         <w:t>Primero</w:t>
       </w:r>
       <w:r>
         <w:rPr>
+          <w:rFonts w:asciiTheme="minorHAnsi" w:hAnsiTheme="minorHAnsi" w:cstheme="minorHAnsi"/>
           <w:spacing w:val="-13"/>
         </w:rPr>
         <w:t xml:space="preserve"> </w:t>
       </w:r>
       <w:r>
+        <w:rPr>
+          <w:rFonts w:asciiTheme="minorHAnsi" w:hAnsiTheme="minorHAnsi" w:cstheme="minorHAnsi"/>
+        </w:rPr>
         <w:t>se</w:t>
       </w:r>
       <w:r>
         <w:rPr>
+          <w:rFonts w:asciiTheme="minorHAnsi" w:hAnsiTheme="minorHAnsi" w:cstheme="minorHAnsi"/>
           <w:spacing w:val="-11"/>
         </w:rPr>
         <w:t xml:space="preserve"> </w:t>
       </w:r>
       <w:r>
+        <w:rPr>
+          <w:rFonts w:asciiTheme="minorHAnsi" w:hAnsiTheme="minorHAnsi" w:cstheme="minorHAnsi"/>
+        </w:rPr>
         <w:t>creó</w:t>
       </w:r>
       <w:r>
         <w:rPr>
+          <w:rFonts w:asciiTheme="minorHAnsi" w:hAnsiTheme="minorHAnsi" w:cstheme="minorHAnsi"/>
           <w:spacing w:val="-13"/>
         </w:rPr>
         <w:t xml:space="preserve"> </w:t>
       </w:r>
       <w:r>
+        <w:rPr>
+          <w:rFonts w:asciiTheme="minorHAnsi" w:hAnsiTheme="minorHAnsi" w:cstheme="minorHAnsi"/>
+        </w:rPr>
         <w:t>una</w:t>
       </w:r>
       <w:r>
         <w:rPr>
+          <w:rFonts w:asciiTheme="minorHAnsi" w:hAnsiTheme="minorHAnsi" w:cstheme="minorHAnsi"/>
           <w:spacing w:val="-7"/>
         </w:rPr>
         <w:t xml:space="preserve"> </w:t>
       </w:r>
       <w:r>
+        <w:rPr>
+          <w:rFonts w:asciiTheme="minorHAnsi" w:hAnsiTheme="minorHAnsi" w:cstheme="minorHAnsi"/>
+        </w:rPr>
         <w:t>runa</w:t>
       </w:r>
       <w:r>
         <w:rPr>
+          <w:rFonts w:asciiTheme="minorHAnsi" w:hAnsiTheme="minorHAnsi" w:cstheme="minorHAnsi"/>
           <w:spacing w:val="-7"/>
         </w:rPr>
         <w:t xml:space="preserve"> </w:t>
       </w:r>
       <w:r>
+        <w:rPr>
+          <w:rFonts w:asciiTheme="minorHAnsi" w:hAnsiTheme="minorHAnsi" w:cstheme="minorHAnsi"/>
+        </w:rPr>
         <w:t>que</w:t>
       </w:r>
       <w:r>
         <w:rPr>
+          <w:rFonts w:asciiTheme="minorHAnsi" w:hAnsiTheme="minorHAnsi" w:cstheme="minorHAnsi"/>
           <w:spacing w:val="-11"/>
         </w:rPr>
         <w:t xml:space="preserve"> </w:t>
       </w:r>
       <w:r>
+        <w:rPr>
+          <w:rFonts w:asciiTheme="minorHAnsi" w:hAnsiTheme="minorHAnsi" w:cstheme="minorHAnsi"/>
+        </w:rPr>
         <w:t xml:space="preserve">estará suspendida en el espacio y tiene animación, por lo que, como nodo hijo, tiene un AnimatedSprite2D y un </w:t>
       </w:r>
       <w:r>
         <w:rPr>
+          <w:rFonts w:asciiTheme="minorHAnsi" w:hAnsiTheme="minorHAnsi" w:cstheme="minorHAnsi"/>
           <w:spacing w:val="-2"/>
         </w:rPr>
         <w:t>CollisionShape2D.</w:t>
@@ -1591,14 +4346,15 @@
       <w:pPr>
         <w:pStyle w:val="Textoindependiente"/>
         <w:spacing w:before="11"/>
-        <w:rPr>
-          <w:sz w:val="10"/>
-        </w:rPr>
-      </w:pPr>
-      <w:r>
-        <w:rPr>
+        <w:jc w:val="both"/>
+        <w:rPr>
+          <w:rFonts w:asciiTheme="minorHAnsi" w:hAnsiTheme="minorHAnsi" w:cstheme="minorHAnsi"/>
+        </w:rPr>
+      </w:pPr>
+      <w:r>
+        <w:rPr>
+          <w:rFonts w:asciiTheme="minorHAnsi" w:hAnsiTheme="minorHAnsi" w:cstheme="minorHAnsi"/>
           <w:noProof/>
-          <w:sz w:val="10"/>
         </w:rPr>
         <w:drawing>
           <wp:anchor distT="0" distB="0" distL="0" distR="0" simplePos="0" relativeHeight="251662336" behindDoc="1" locked="0" layoutInCell="1" allowOverlap="1" wp14:anchorId="7EF61A6E" wp14:editId="4260F3B5">
@@ -1651,115 +4407,166 @@
         <w:spacing w:before="191" w:line="259" w:lineRule="auto"/>
         <w:ind w:left="336" w:right="242"/>
         <w:jc w:val="both"/>
-      </w:pPr>
-      <w:r>
+        <w:rPr>
+          <w:rFonts w:asciiTheme="minorHAnsi" w:hAnsiTheme="minorHAnsi" w:cstheme="minorHAnsi"/>
+        </w:rPr>
+      </w:pPr>
+      <w:r>
+        <w:rPr>
+          <w:rFonts w:asciiTheme="minorHAnsi" w:hAnsiTheme="minorHAnsi" w:cstheme="minorHAnsi"/>
+        </w:rPr>
         <w:t>En la animación, tal como se hizo con el personaje, se utilizó una serie de fotogramas para su animación por</w:t>
       </w:r>
       <w:r>
         <w:rPr>
+          <w:rFonts w:asciiTheme="minorHAnsi" w:hAnsiTheme="minorHAnsi" w:cstheme="minorHAnsi"/>
           <w:spacing w:val="-2"/>
         </w:rPr>
         <w:t xml:space="preserve"> </w:t>
       </w:r>
       <w:r>
+        <w:rPr>
+          <w:rFonts w:asciiTheme="minorHAnsi" w:hAnsiTheme="minorHAnsi" w:cstheme="minorHAnsi"/>
+        </w:rPr>
         <w:t>defecto. Y su forma</w:t>
       </w:r>
       <w:r>
         <w:rPr>
+          <w:rFonts w:asciiTheme="minorHAnsi" w:hAnsiTheme="minorHAnsi" w:cstheme="minorHAnsi"/>
           <w:spacing w:val="-2"/>
         </w:rPr>
         <w:t xml:space="preserve"> </w:t>
       </w:r>
       <w:r>
+        <w:rPr>
+          <w:rFonts w:asciiTheme="minorHAnsi" w:hAnsiTheme="minorHAnsi" w:cstheme="minorHAnsi"/>
+        </w:rPr>
         <w:t>de colisión</w:t>
       </w:r>
       <w:r>
         <w:rPr>
+          <w:rFonts w:asciiTheme="minorHAnsi" w:hAnsiTheme="minorHAnsi" w:cstheme="minorHAnsi"/>
           <w:spacing w:val="-3"/>
         </w:rPr>
         <w:t xml:space="preserve"> </w:t>
       </w:r>
       <w:r>
+        <w:rPr>
+          <w:rFonts w:asciiTheme="minorHAnsi" w:hAnsiTheme="minorHAnsi" w:cstheme="minorHAnsi"/>
+        </w:rPr>
         <w:t>también</w:t>
       </w:r>
       <w:r>
         <w:rPr>
+          <w:rFonts w:asciiTheme="minorHAnsi" w:hAnsiTheme="minorHAnsi" w:cstheme="minorHAnsi"/>
           <w:spacing w:val="-3"/>
         </w:rPr>
         <w:t xml:space="preserve"> </w:t>
       </w:r>
       <w:r>
+        <w:rPr>
+          <w:rFonts w:asciiTheme="minorHAnsi" w:hAnsiTheme="minorHAnsi" w:cstheme="minorHAnsi"/>
+        </w:rPr>
         <w:t>es</w:t>
       </w:r>
       <w:r>
         <w:rPr>
+          <w:rFonts w:asciiTheme="minorHAnsi" w:hAnsiTheme="minorHAnsi" w:cstheme="minorHAnsi"/>
           <w:spacing w:val="-2"/>
         </w:rPr>
         <w:t xml:space="preserve"> </w:t>
       </w:r>
       <w:r>
+        <w:rPr>
+          <w:rFonts w:asciiTheme="minorHAnsi" w:hAnsiTheme="minorHAnsi" w:cstheme="minorHAnsi"/>
+        </w:rPr>
         <w:t>ovalada.</w:t>
       </w:r>
       <w:r>
         <w:rPr>
+          <w:rFonts w:asciiTheme="minorHAnsi" w:hAnsiTheme="minorHAnsi" w:cstheme="minorHAnsi"/>
           <w:spacing w:val="-1"/>
         </w:rPr>
         <w:t xml:space="preserve"> </w:t>
       </w:r>
       <w:r>
+        <w:rPr>
+          <w:rFonts w:asciiTheme="minorHAnsi" w:hAnsiTheme="minorHAnsi" w:cstheme="minorHAnsi"/>
+        </w:rPr>
         <w:t>Para</w:t>
       </w:r>
       <w:r>
         <w:rPr>
+          <w:rFonts w:asciiTheme="minorHAnsi" w:hAnsiTheme="minorHAnsi" w:cstheme="minorHAnsi"/>
           <w:spacing w:val="-3"/>
         </w:rPr>
         <w:t xml:space="preserve"> </w:t>
       </w:r>
       <w:r>
+        <w:rPr>
+          <w:rFonts w:asciiTheme="minorHAnsi" w:hAnsiTheme="minorHAnsi" w:cstheme="minorHAnsi"/>
+        </w:rPr>
         <w:t>que</w:t>
       </w:r>
       <w:r>
         <w:rPr>
+          <w:rFonts w:asciiTheme="minorHAnsi" w:hAnsiTheme="minorHAnsi" w:cstheme="minorHAnsi"/>
           <w:spacing w:val="-2"/>
         </w:rPr>
         <w:t xml:space="preserve"> </w:t>
       </w:r>
       <w:r>
+        <w:rPr>
+          <w:rFonts w:asciiTheme="minorHAnsi" w:hAnsiTheme="minorHAnsi" w:cstheme="minorHAnsi"/>
+        </w:rPr>
         <w:t>esté suspendida, se</w:t>
       </w:r>
       <w:r>
         <w:rPr>
+          <w:rFonts w:asciiTheme="minorHAnsi" w:hAnsiTheme="minorHAnsi" w:cstheme="minorHAnsi"/>
           <w:spacing w:val="-2"/>
         </w:rPr>
         <w:t xml:space="preserve"> </w:t>
       </w:r>
       <w:r>
+        <w:rPr>
+          <w:rFonts w:asciiTheme="minorHAnsi" w:hAnsiTheme="minorHAnsi" w:cstheme="minorHAnsi"/>
+        </w:rPr>
         <w:t>configuró</w:t>
       </w:r>
       <w:r>
         <w:rPr>
+          <w:rFonts w:asciiTheme="minorHAnsi" w:hAnsiTheme="minorHAnsi" w:cstheme="minorHAnsi"/>
           <w:spacing w:val="-4"/>
         </w:rPr>
         <w:t xml:space="preserve"> </w:t>
       </w:r>
       <w:r>
+        <w:rPr>
+          <w:rFonts w:asciiTheme="minorHAnsi" w:hAnsiTheme="minorHAnsi" w:cstheme="minorHAnsi"/>
+        </w:rPr>
         <w:t>la física</w:t>
       </w:r>
       <w:r>
         <w:rPr>
+          <w:rFonts w:asciiTheme="minorHAnsi" w:hAnsiTheme="minorHAnsi" w:cstheme="minorHAnsi"/>
           <w:spacing w:val="-2"/>
         </w:rPr>
         <w:t xml:space="preserve"> </w:t>
       </w:r>
       <w:r>
+        <w:rPr>
+          <w:rFonts w:asciiTheme="minorHAnsi" w:hAnsiTheme="minorHAnsi" w:cstheme="minorHAnsi"/>
+        </w:rPr>
         <w:t>en el inspector con gravedad 0.</w:t>
       </w:r>
     </w:p>
     <w:p>
       <w:pPr>
         <w:pStyle w:val="Textoindependiente"/>
-        <w:rPr>
-          <w:sz w:val="20"/>
+        <w:jc w:val="both"/>
+        <w:rPr>
+          <w:rFonts w:asciiTheme="minorHAnsi" w:hAnsiTheme="minorHAnsi" w:cstheme="minorHAnsi"/>
         </w:rPr>
       </w:pPr>
     </w:p>
@@ -1767,14 +4574,15 @@
       <w:pPr>
         <w:pStyle w:val="Textoindependiente"/>
         <w:spacing w:before="94"/>
-        <w:rPr>
-          <w:sz w:val="20"/>
-        </w:rPr>
-      </w:pPr>
-      <w:r>
-        <w:rPr>
+        <w:jc w:val="both"/>
+        <w:rPr>
+          <w:rFonts w:asciiTheme="minorHAnsi" w:hAnsiTheme="minorHAnsi" w:cstheme="minorHAnsi"/>
+        </w:rPr>
+      </w:pPr>
+      <w:r>
+        <w:rPr>
+          <w:rFonts w:asciiTheme="minorHAnsi" w:hAnsiTheme="minorHAnsi" w:cstheme="minorHAnsi"/>
           <w:noProof/>
-          <w:sz w:val="20"/>
         </w:rPr>
         <mc:AlternateContent>
           <mc:Choice Requires="wpg">
@@ -1858,7 +4666,7 @@
           </mc:Choice>
           <mc:Fallback>
             <w:pict>
-              <v:group w14:anchorId="7B60ADF6" id="Group 13" o:spid="_x0000_s1026" style="position:absolute;margin-left:70.9pt;margin-top:18.1pt;width:408.5pt;height:151.5pt;z-index:-251653120;mso-wrap-distance-left:0;mso-wrap-distance-right:0;mso-position-horizontal-relative:page" coordsize="51879,19240" o:gfxdata="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">
+              <v:group w14:anchorId="5D771AEF" id="Group 13" o:spid="_x0000_s1026" style="position:absolute;margin-left:70.9pt;margin-top:18.1pt;width:408.5pt;height:151.5pt;z-index:-251653120;mso-wrap-distance-left:0;mso-wrap-distance-right:0;mso-position-horizontal-relative:page" coordsize="51879,19240" o:gfxdata="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">
                 <v:shapetype id="_x0000_t75" coordsize="21600,21600" o:spt="75" o:preferrelative="t" path="m@4@5l@4@11@9@11@9@5xe" filled="f" stroked="f">
                   <v:stroke joinstyle="miter"/>
                   <v:formulas>
@@ -1894,12 +4702,20 @@
     <w:p>
       <w:pPr>
         <w:pStyle w:val="Textoindependiente"/>
+        <w:jc w:val="both"/>
+        <w:rPr>
+          <w:rFonts w:asciiTheme="minorHAnsi" w:hAnsiTheme="minorHAnsi" w:cstheme="minorHAnsi"/>
+        </w:rPr>
       </w:pPr>
     </w:p>
     <w:p>
       <w:pPr>
         <w:pStyle w:val="Textoindependiente"/>
         <w:spacing w:before="98"/>
+        <w:jc w:val="both"/>
+        <w:rPr>
+          <w:rFonts w:asciiTheme="minorHAnsi" w:hAnsiTheme="minorHAnsi" w:cstheme="minorHAnsi"/>
+        </w:rPr>
       </w:pPr>
     </w:p>
     <w:p>
@@ -1908,8 +4724,14 @@
         <w:spacing w:before="1" w:line="261" w:lineRule="auto"/>
         <w:ind w:left="336" w:right="240"/>
         <w:jc w:val="both"/>
-      </w:pPr>
-      <w:r>
+        <w:rPr>
+          <w:rFonts w:asciiTheme="minorHAnsi" w:hAnsiTheme="minorHAnsi" w:cstheme="minorHAnsi"/>
+        </w:rPr>
+      </w:pPr>
+      <w:r>
+        <w:rPr>
+          <w:rFonts w:asciiTheme="minorHAnsi" w:hAnsiTheme="minorHAnsi" w:cstheme="minorHAnsi"/>
+        </w:rPr>
         <w:t>Además, se hizo otro cuerpo rígido que sí está afectado por la gravedad en forma de caja. Las diferencias son que su forma de colisión es rectangular, su Sprite no está animado y su gravedad es 1.0.</w:t>
       </w:r>
     </w:p>
@@ -1917,15 +4739,17 @@
       <w:pPr>
         <w:pStyle w:val="Textoindependiente"/>
         <w:spacing w:before="3"/>
-        <w:rPr>
-          <w:sz w:val="10"/>
-        </w:rPr>
-      </w:pPr>
-      <w:r>
-        <w:rPr>
+        <w:jc w:val="both"/>
+        <w:rPr>
+          <w:rFonts w:asciiTheme="minorHAnsi" w:hAnsiTheme="minorHAnsi" w:cstheme="minorHAnsi"/>
+        </w:rPr>
+      </w:pPr>
+      <w:r>
+        <w:rPr>
+          <w:rFonts w:asciiTheme="minorHAnsi" w:hAnsiTheme="minorHAnsi" w:cstheme="minorHAnsi"/>
           <w:noProof/>
-          <w:sz w:val="10"/>
-        </w:rPr>
+        </w:rPr>
+        <w:lastRenderedPageBreak/>
         <w:drawing>
           <wp:anchor distT="0" distB="0" distL="0" distR="0" simplePos="0" relativeHeight="251664384" behindDoc="1" locked="0" layoutInCell="1" allowOverlap="1" wp14:anchorId="03164B52" wp14:editId="09543680">
             <wp:simplePos x="0" y="0"/>
@@ -1974,8 +4798,9 @@
     <w:p>
       <w:pPr>
         <w:pStyle w:val="Textoindependiente"/>
-        <w:rPr>
-          <w:sz w:val="10"/>
+        <w:jc w:val="both"/>
+        <w:rPr>
+          <w:rFonts w:asciiTheme="minorHAnsi" w:hAnsiTheme="minorHAnsi" w:cstheme="minorHAnsi"/>
         </w:rPr>
         <w:sectPr>
           <w:pgSz w:w="12240" w:h="15840"/>
@@ -1987,20 +4812,33 @@
     <w:p>
       <w:pPr>
         <w:pStyle w:val="Ttulo3"/>
-      </w:pPr>
-      <w:bookmarkStart w:id="1" w:name="_bookmark7"/>
-      <w:bookmarkEnd w:id="1"/>
-      <w:r>
+        <w:rPr>
+          <w:rFonts w:asciiTheme="minorHAnsi" w:hAnsiTheme="minorHAnsi" w:cstheme="minorHAnsi"/>
+          <w:sz w:val="22"/>
+          <w:szCs w:val="22"/>
+        </w:rPr>
+      </w:pPr>
+      <w:bookmarkStart w:id="12" w:name="_bookmark7"/>
+      <w:bookmarkStart w:id="13" w:name="_Toc216436603"/>
+      <w:bookmarkEnd w:id="12"/>
+      <w:r>
+        <w:rPr>
+          <w:rFonts w:asciiTheme="minorHAnsi" w:hAnsiTheme="minorHAnsi" w:cstheme="minorHAnsi"/>
+          <w:sz w:val="22"/>
+          <w:szCs w:val="22"/>
+        </w:rPr>
         <w:lastRenderedPageBreak/>
         <w:t>Actividad N°4: Escena principal</w:t>
       </w:r>
+      <w:bookmarkEnd w:id="13"/>
     </w:p>
     <w:p>
       <w:pPr>
         <w:pStyle w:val="Textoindependiente"/>
         <w:spacing w:before="157"/>
-        <w:rPr>
-          <w:sz w:val="26"/>
+        <w:jc w:val="both"/>
+        <w:rPr>
+          <w:rFonts w:asciiTheme="minorHAnsi" w:hAnsiTheme="minorHAnsi" w:cstheme="minorHAnsi"/>
         </w:rPr>
       </w:pPr>
     </w:p>
@@ -2010,26 +4848,40 @@
         <w:spacing w:line="256" w:lineRule="auto"/>
         <w:ind w:left="336" w:right="238"/>
         <w:jc w:val="both"/>
-      </w:pPr>
-      <w:r>
+        <w:rPr>
+          <w:rFonts w:asciiTheme="minorHAnsi" w:hAnsiTheme="minorHAnsi" w:cstheme="minorHAnsi"/>
+        </w:rPr>
+      </w:pPr>
+      <w:r>
+        <w:rPr>
+          <w:rFonts w:asciiTheme="minorHAnsi" w:hAnsiTheme="minorHAnsi" w:cstheme="minorHAnsi"/>
+        </w:rPr>
         <w:t>Finalmente, para poder poner a prueba la</w:t>
       </w:r>
       <w:r>
         <w:rPr>
+          <w:rFonts w:asciiTheme="minorHAnsi" w:hAnsiTheme="minorHAnsi" w:cstheme="minorHAnsi"/>
           <w:spacing w:val="-4"/>
         </w:rPr>
         <w:t xml:space="preserve"> </w:t>
       </w:r>
       <w:r>
+        <w:rPr>
+          <w:rFonts w:asciiTheme="minorHAnsi" w:hAnsiTheme="minorHAnsi" w:cstheme="minorHAnsi"/>
+        </w:rPr>
         <w:t>ejecución, se creó</w:t>
       </w:r>
       <w:r>
         <w:rPr>
+          <w:rFonts w:asciiTheme="minorHAnsi" w:hAnsiTheme="minorHAnsi" w:cstheme="minorHAnsi"/>
           <w:spacing w:val="-1"/>
         </w:rPr>
         <w:t xml:space="preserve"> </w:t>
       </w:r>
       <w:r>
+        <w:rPr>
+          <w:rFonts w:asciiTheme="minorHAnsi" w:hAnsiTheme="minorHAnsi" w:cstheme="minorHAnsi"/>
+        </w:rPr>
         <w:t>una escena principal donde se incorporan las otras escenas ya creadas.</w:t>
       </w:r>
     </w:p>
@@ -2037,14 +4889,15 @@
       <w:pPr>
         <w:pStyle w:val="Textoindependiente"/>
         <w:spacing w:before="4"/>
-        <w:rPr>
-          <w:sz w:val="11"/>
-        </w:rPr>
-      </w:pPr>
-      <w:r>
-        <w:rPr>
+        <w:jc w:val="both"/>
+        <w:rPr>
+          <w:rFonts w:asciiTheme="minorHAnsi" w:hAnsiTheme="minorHAnsi" w:cstheme="minorHAnsi"/>
+        </w:rPr>
+      </w:pPr>
+      <w:r>
+        <w:rPr>
+          <w:rFonts w:asciiTheme="minorHAnsi" w:hAnsiTheme="minorHAnsi" w:cstheme="minorHAnsi"/>
           <w:noProof/>
-          <w:sz w:val="11"/>
         </w:rPr>
         <w:drawing>
           <wp:anchor distT="0" distB="0" distL="0" distR="0" simplePos="0" relativeHeight="251665408" behindDoc="1" locked="0" layoutInCell="1" allowOverlap="1" wp14:anchorId="7EBB7855" wp14:editId="79044FAD">
@@ -2097,17 +4950,27 @@
         <w:spacing w:before="170" w:line="259" w:lineRule="auto"/>
         <w:ind w:left="336" w:right="251"/>
         <w:jc w:val="both"/>
-      </w:pPr>
-      <w:r>
+        <w:rPr>
+          <w:rFonts w:asciiTheme="minorHAnsi" w:hAnsiTheme="minorHAnsi" w:cstheme="minorHAnsi"/>
+        </w:rPr>
+      </w:pPr>
+      <w:r>
+        <w:rPr>
+          <w:rFonts w:asciiTheme="minorHAnsi" w:hAnsiTheme="minorHAnsi" w:cstheme="minorHAnsi"/>
+        </w:rPr>
         <w:t>Al tener ya todos los elementos, se posicionan en un orden funcional para la prueba y se ajusta el nodo para la cámara, Camera2D. En este caso, se dejó como</w:t>
       </w:r>
       <w:r>
         <w:rPr>
+          <w:rFonts w:asciiTheme="minorHAnsi" w:hAnsiTheme="minorHAnsi" w:cstheme="minorHAnsi"/>
           <w:spacing w:val="-5"/>
         </w:rPr>
         <w:t xml:space="preserve"> </w:t>
       </w:r>
       <w:r>
+        <w:rPr>
+          <w:rFonts w:asciiTheme="minorHAnsi" w:hAnsiTheme="minorHAnsi" w:cstheme="minorHAnsi"/>
+        </w:rPr>
         <w:t>nodo hijo del jugador para que la cámara se ajuste a la posición del personaje.</w:t>
       </w:r>
     </w:p>
@@ -2115,14 +4978,15 @@
       <w:pPr>
         <w:pStyle w:val="Textoindependiente"/>
         <w:spacing w:before="8"/>
-        <w:rPr>
-          <w:sz w:val="10"/>
-        </w:rPr>
-      </w:pPr>
-      <w:r>
-        <w:rPr>
+        <w:jc w:val="both"/>
+        <w:rPr>
+          <w:rFonts w:asciiTheme="minorHAnsi" w:hAnsiTheme="minorHAnsi" w:cstheme="minorHAnsi"/>
+        </w:rPr>
+      </w:pPr>
+      <w:r>
+        <w:rPr>
+          <w:rFonts w:asciiTheme="minorHAnsi" w:hAnsiTheme="minorHAnsi" w:cstheme="minorHAnsi"/>
           <w:noProof/>
-          <w:sz w:val="10"/>
         </w:rPr>
         <w:drawing>
           <wp:anchor distT="0" distB="0" distL="0" distR="0" simplePos="0" relativeHeight="251666432" behindDoc="1" locked="0" layoutInCell="1" allowOverlap="1" wp14:anchorId="357185AD" wp14:editId="5F2211FE">
@@ -2172,12 +5036,20 @@
     <w:p>
       <w:pPr>
         <w:pStyle w:val="Textoindependiente"/>
+        <w:jc w:val="both"/>
+        <w:rPr>
+          <w:rFonts w:asciiTheme="minorHAnsi" w:hAnsiTheme="minorHAnsi" w:cstheme="minorHAnsi"/>
+        </w:rPr>
       </w:pPr>
     </w:p>
     <w:p>
       <w:pPr>
         <w:pStyle w:val="Textoindependiente"/>
         <w:spacing w:before="93"/>
+        <w:jc w:val="both"/>
+        <w:rPr>
+          <w:rFonts w:asciiTheme="minorHAnsi" w:hAnsiTheme="minorHAnsi" w:cstheme="minorHAnsi"/>
+        </w:rPr>
       </w:pPr>
     </w:p>
     <w:p>
@@ -2186,143 +5058,209 @@
         <w:spacing w:line="261" w:lineRule="auto"/>
         <w:ind w:left="336" w:right="242"/>
         <w:jc w:val="both"/>
-      </w:pPr>
-      <w:r>
+        <w:rPr>
+          <w:rFonts w:asciiTheme="minorHAnsi" w:hAnsiTheme="minorHAnsi" w:cstheme="minorHAnsi"/>
+        </w:rPr>
+      </w:pPr>
+      <w:r>
+        <w:rPr>
+          <w:rFonts w:asciiTheme="minorHAnsi" w:hAnsiTheme="minorHAnsi" w:cstheme="minorHAnsi"/>
+        </w:rPr>
         <w:t>Como</w:t>
       </w:r>
       <w:r>
         <w:rPr>
+          <w:rFonts w:asciiTheme="minorHAnsi" w:hAnsiTheme="minorHAnsi" w:cstheme="minorHAnsi"/>
           <w:spacing w:val="-10"/>
         </w:rPr>
         <w:t xml:space="preserve"> </w:t>
       </w:r>
       <w:r>
+        <w:rPr>
+          <w:rFonts w:asciiTheme="minorHAnsi" w:hAnsiTheme="minorHAnsi" w:cstheme="minorHAnsi"/>
+        </w:rPr>
         <w:t>último</w:t>
       </w:r>
       <w:r>
         <w:rPr>
+          <w:rFonts w:asciiTheme="minorHAnsi" w:hAnsiTheme="minorHAnsi" w:cstheme="minorHAnsi"/>
           <w:spacing w:val="-11"/>
         </w:rPr>
         <w:t xml:space="preserve"> </w:t>
       </w:r>
       <w:r>
+        <w:rPr>
+          <w:rFonts w:asciiTheme="minorHAnsi" w:hAnsiTheme="minorHAnsi" w:cstheme="minorHAnsi"/>
+        </w:rPr>
         <w:t>paso</w:t>
       </w:r>
       <w:r>
         <w:rPr>
+          <w:rFonts w:asciiTheme="minorHAnsi" w:hAnsiTheme="minorHAnsi" w:cstheme="minorHAnsi"/>
           <w:spacing w:val="-11"/>
         </w:rPr>
         <w:t xml:space="preserve"> </w:t>
       </w:r>
       <w:r>
+        <w:rPr>
+          <w:rFonts w:asciiTheme="minorHAnsi" w:hAnsiTheme="minorHAnsi" w:cstheme="minorHAnsi"/>
+        </w:rPr>
         <w:t>ejecutamos,</w:t>
       </w:r>
       <w:r>
         <w:rPr>
+          <w:rFonts w:asciiTheme="minorHAnsi" w:hAnsiTheme="minorHAnsi" w:cstheme="minorHAnsi"/>
           <w:spacing w:val="-8"/>
         </w:rPr>
         <w:t xml:space="preserve"> </w:t>
       </w:r>
       <w:r>
+        <w:rPr>
+          <w:rFonts w:asciiTheme="minorHAnsi" w:hAnsiTheme="minorHAnsi" w:cstheme="minorHAnsi"/>
+        </w:rPr>
         <w:t>y</w:t>
       </w:r>
       <w:r>
         <w:rPr>
+          <w:rFonts w:asciiTheme="minorHAnsi" w:hAnsiTheme="minorHAnsi" w:cstheme="minorHAnsi"/>
           <w:spacing w:val="-9"/>
         </w:rPr>
         <w:t xml:space="preserve"> </w:t>
       </w:r>
       <w:r>
+        <w:rPr>
+          <w:rFonts w:asciiTheme="minorHAnsi" w:hAnsiTheme="minorHAnsi" w:cstheme="minorHAnsi"/>
+        </w:rPr>
         <w:t>así</w:t>
       </w:r>
       <w:r>
         <w:rPr>
+          <w:rFonts w:asciiTheme="minorHAnsi" w:hAnsiTheme="minorHAnsi" w:cstheme="minorHAnsi"/>
           <w:spacing w:val="-8"/>
         </w:rPr>
         <w:t xml:space="preserve"> </w:t>
       </w:r>
       <w:r>
+        <w:rPr>
+          <w:rFonts w:asciiTheme="minorHAnsi" w:hAnsiTheme="minorHAnsi" w:cstheme="minorHAnsi"/>
+        </w:rPr>
         <w:t>verificamos</w:t>
       </w:r>
       <w:r>
         <w:rPr>
+          <w:rFonts w:asciiTheme="minorHAnsi" w:hAnsiTheme="minorHAnsi" w:cstheme="minorHAnsi"/>
           <w:spacing w:val="-10"/>
         </w:rPr>
         <w:t xml:space="preserve"> </w:t>
       </w:r>
       <w:r>
+        <w:rPr>
+          <w:rFonts w:asciiTheme="minorHAnsi" w:hAnsiTheme="minorHAnsi" w:cstheme="minorHAnsi"/>
+        </w:rPr>
         <w:t>que</w:t>
       </w:r>
       <w:r>
         <w:rPr>
+          <w:rFonts w:asciiTheme="minorHAnsi" w:hAnsiTheme="minorHAnsi" w:cstheme="minorHAnsi"/>
           <w:spacing w:val="-8"/>
         </w:rPr>
         <w:t xml:space="preserve"> </w:t>
       </w:r>
       <w:r>
+        <w:rPr>
+          <w:rFonts w:asciiTheme="minorHAnsi" w:hAnsiTheme="minorHAnsi" w:cstheme="minorHAnsi"/>
+        </w:rPr>
         <w:t>los</w:t>
       </w:r>
       <w:r>
         <w:rPr>
+          <w:rFonts w:asciiTheme="minorHAnsi" w:hAnsiTheme="minorHAnsi" w:cstheme="minorHAnsi"/>
           <w:spacing w:val="-10"/>
         </w:rPr>
         <w:t xml:space="preserve"> </w:t>
       </w:r>
       <w:r>
+        <w:rPr>
+          <w:rFonts w:asciiTheme="minorHAnsi" w:hAnsiTheme="minorHAnsi" w:cstheme="minorHAnsi"/>
+        </w:rPr>
         <w:t>nodos</w:t>
       </w:r>
       <w:r>
         <w:rPr>
+          <w:rFonts w:asciiTheme="minorHAnsi" w:hAnsiTheme="minorHAnsi" w:cstheme="minorHAnsi"/>
           <w:spacing w:val="-10"/>
         </w:rPr>
         <w:t xml:space="preserve"> </w:t>
       </w:r>
       <w:r>
+        <w:rPr>
+          <w:rFonts w:asciiTheme="minorHAnsi" w:hAnsiTheme="minorHAnsi" w:cstheme="minorHAnsi"/>
+        </w:rPr>
         <w:t>sean</w:t>
       </w:r>
       <w:r>
         <w:rPr>
+          <w:rFonts w:asciiTheme="minorHAnsi" w:hAnsiTheme="minorHAnsi" w:cstheme="minorHAnsi"/>
           <w:spacing w:val="-10"/>
         </w:rPr>
         <w:t xml:space="preserve"> </w:t>
       </w:r>
       <w:r>
+        <w:rPr>
+          <w:rFonts w:asciiTheme="minorHAnsi" w:hAnsiTheme="minorHAnsi" w:cstheme="minorHAnsi"/>
+        </w:rPr>
         <w:t>visibles</w:t>
       </w:r>
       <w:r>
         <w:rPr>
+          <w:rFonts w:asciiTheme="minorHAnsi" w:hAnsiTheme="minorHAnsi" w:cstheme="minorHAnsi"/>
           <w:spacing w:val="-10"/>
         </w:rPr>
         <w:t xml:space="preserve"> </w:t>
       </w:r>
       <w:r>
+        <w:rPr>
+          <w:rFonts w:asciiTheme="minorHAnsi" w:hAnsiTheme="minorHAnsi" w:cstheme="minorHAnsi"/>
+        </w:rPr>
         <w:t>y</w:t>
       </w:r>
       <w:r>
         <w:rPr>
+          <w:rFonts w:asciiTheme="minorHAnsi" w:hAnsiTheme="minorHAnsi" w:cstheme="minorHAnsi"/>
           <w:spacing w:val="-9"/>
         </w:rPr>
         <w:t xml:space="preserve"> </w:t>
       </w:r>
       <w:r>
+        <w:rPr>
+          <w:rFonts w:asciiTheme="minorHAnsi" w:hAnsiTheme="minorHAnsi" w:cstheme="minorHAnsi"/>
+        </w:rPr>
         <w:t>funcionen</w:t>
       </w:r>
       <w:r>
         <w:rPr>
+          <w:rFonts w:asciiTheme="minorHAnsi" w:hAnsiTheme="minorHAnsi" w:cstheme="minorHAnsi"/>
           <w:spacing w:val="-10"/>
         </w:rPr>
         <w:t xml:space="preserve"> </w:t>
       </w:r>
       <w:r>
+        <w:rPr>
+          <w:rFonts w:asciiTheme="minorHAnsi" w:hAnsiTheme="minorHAnsi" w:cstheme="minorHAnsi"/>
+        </w:rPr>
         <w:t>correctamente</w:t>
       </w:r>
       <w:r>
         <w:rPr>
+          <w:rFonts w:asciiTheme="minorHAnsi" w:hAnsiTheme="minorHAnsi" w:cstheme="minorHAnsi"/>
           <w:spacing w:val="-9"/>
         </w:rPr>
         <w:t xml:space="preserve"> </w:t>
       </w:r>
       <w:r>
+        <w:rPr>
+          <w:rFonts w:asciiTheme="minorHAnsi" w:hAnsiTheme="minorHAnsi" w:cstheme="minorHAnsi"/>
+        </w:rPr>
         <w:t>con respecto a sus físicas y colisiones.</w:t>
       </w:r>
     </w:p>
@@ -2331,6 +5269,9 @@
         <w:pStyle w:val="Textoindependiente"/>
         <w:spacing w:line="261" w:lineRule="auto"/>
         <w:jc w:val="both"/>
+        <w:rPr>
+          <w:rFonts w:asciiTheme="minorHAnsi" w:hAnsiTheme="minorHAnsi" w:cstheme="minorHAnsi"/>
+        </w:rPr>
         <w:sectPr>
           <w:pgSz w:w="12240" w:h="15840"/>
           <w:pgMar w:top="1240" w:right="1080" w:bottom="280" w:left="1080" w:header="270" w:footer="0" w:gutter="0"/>
@@ -2342,8 +5283,9 @@
       <w:pPr>
         <w:pStyle w:val="Textoindependiente"/>
         <w:spacing w:before="11"/>
-        <w:rPr>
-          <w:sz w:val="2"/>
+        <w:jc w:val="both"/>
+        <w:rPr>
+          <w:rFonts w:asciiTheme="minorHAnsi" w:hAnsiTheme="minorHAnsi" w:cstheme="minorHAnsi"/>
         </w:rPr>
       </w:pPr>
     </w:p>
@@ -2351,14 +5293,15 @@
       <w:pPr>
         <w:pStyle w:val="Textoindependiente"/>
         <w:ind w:left="338"/>
-        <w:rPr>
-          <w:sz w:val="20"/>
-        </w:rPr>
-      </w:pPr>
-      <w:r>
-        <w:rPr>
+        <w:jc w:val="both"/>
+        <w:rPr>
+          <w:rFonts w:asciiTheme="minorHAnsi" w:hAnsiTheme="minorHAnsi" w:cstheme="minorHAnsi"/>
+        </w:rPr>
+      </w:pPr>
+      <w:r>
+        <w:rPr>
+          <w:rFonts w:asciiTheme="minorHAnsi" w:hAnsiTheme="minorHAnsi" w:cstheme="minorHAnsi"/>
           <w:noProof/>
-          <w:sz w:val="20"/>
         </w:rPr>
         <w:drawing>
           <wp:inline distT="0" distB="0" distL="0" distR="0" wp14:anchorId="39191670" wp14:editId="127EA660">
@@ -2400,46 +5343,2764 @@
     <w:p>
       <w:pPr>
         <w:pStyle w:val="Textoindependiente"/>
-        <w:rPr>
-          <w:sz w:val="32"/>
+        <w:jc w:val="both"/>
+        <w:rPr>
+          <w:rFonts w:asciiTheme="minorHAnsi" w:hAnsiTheme="minorHAnsi" w:cstheme="minorHAnsi"/>
         </w:rPr>
       </w:pPr>
     </w:p>
     <w:p>
       <w:pPr>
         <w:pStyle w:val="Textoindependiente"/>
-        <w:rPr>
-          <w:sz w:val="32"/>
-        </w:rPr>
-      </w:pPr>
+        <w:jc w:val="both"/>
+        <w:rPr>
+          <w:rFonts w:asciiTheme="minorHAnsi" w:hAnsiTheme="minorHAnsi" w:cstheme="minorHAnsi"/>
+        </w:rPr>
+      </w:pPr>
+    </w:p>
+    <w:p>
+      <w:pPr>
+        <w:rPr>
+          <w:rFonts w:cstheme="minorHAnsi"/>
+        </w:rPr>
+      </w:pPr>
+    </w:p>
+    <w:p>
+      <w:pPr>
+        <w:pStyle w:val="Ttulo2"/>
+        <w:rPr>
+          <w:rFonts w:asciiTheme="minorHAnsi" w:hAnsiTheme="minorHAnsi" w:cstheme="minorHAnsi"/>
+          <w:sz w:val="28"/>
+          <w:szCs w:val="28"/>
+        </w:rPr>
+      </w:pPr>
+      <w:bookmarkStart w:id="14" w:name="_Toc216436604"/>
+      <w:r>
+        <w:rPr>
+          <w:rFonts w:asciiTheme="minorHAnsi" w:hAnsiTheme="minorHAnsi" w:cstheme="minorHAnsi"/>
+          <w:sz w:val="28"/>
+          <w:szCs w:val="28"/>
+        </w:rPr>
+        <w:t>Avance 2</w:t>
+      </w:r>
+      <w:bookmarkEnd w:id="14"/>
     </w:p>
     <w:p/>
     <w:p>
+      <w:r>
+        <w:t>En el segundo avance, se implementó mucho más la lógica de programación en Godot. Configurando señales y scripts para darle un flujo a la ejecución del juego.</w:t>
+      </w:r>
+    </w:p>
+    <w:p/>
+    <w:p>
+      <w:pPr>
+        <w:pStyle w:val="Ttulo3"/>
+        <w:rPr>
+          <w:rFonts w:asciiTheme="minorHAnsi" w:hAnsiTheme="minorHAnsi" w:cstheme="minorHAnsi"/>
+          <w:sz w:val="22"/>
+          <w:szCs w:val="22"/>
+        </w:rPr>
+      </w:pPr>
+      <w:bookmarkStart w:id="15" w:name="_Toc1498867437"/>
+      <w:bookmarkStart w:id="16" w:name="_Toc216436605"/>
+      <w:r>
+        <w:rPr>
+          <w:rFonts w:asciiTheme="minorHAnsi" w:hAnsiTheme="minorHAnsi" w:cstheme="minorHAnsi"/>
+          <w:sz w:val="22"/>
+          <w:szCs w:val="22"/>
+        </w:rPr>
+        <w:t>Actividad I: Creación de animaciones y mapeo.</w:t>
+      </w:r>
+      <w:bookmarkEnd w:id="15"/>
+      <w:bookmarkEnd w:id="16"/>
+    </w:p>
+    <w:p>
       <w:pPr>
         <w:pStyle w:val="Ttulo2"/>
-      </w:pPr>
-      <w:r>
-        <w:t>Avance 2</w:t>
-      </w:r>
-    </w:p>
-    <w:p>
-      <w:r>
-        <w:t>jlksdjaskldklasjdl</w:t>
-      </w:r>
+        <w:numPr>
+          <w:ilvl w:val="0"/>
+          <w:numId w:val="0"/>
+        </w:numPr>
+        <w:rPr>
+          <w:rFonts w:asciiTheme="minorHAnsi" w:hAnsiTheme="minorHAnsi" w:cstheme="minorHAnsi"/>
+          <w:sz w:val="22"/>
+          <w:szCs w:val="22"/>
+        </w:rPr>
+      </w:pPr>
+    </w:p>
+    <w:p>
+      <w:pPr>
+        <w:pStyle w:val="Textoindependiente"/>
+        <w:spacing w:line="276" w:lineRule="auto"/>
+        <w:ind w:firstLine="720"/>
+        <w:jc w:val="both"/>
+        <w:rPr>
+          <w:rFonts w:asciiTheme="minorHAnsi" w:hAnsiTheme="minorHAnsi" w:cstheme="minorHAnsi"/>
+        </w:rPr>
+      </w:pPr>
+      <w:r>
+        <w:rPr>
+          <w:rFonts w:asciiTheme="minorHAnsi" w:hAnsiTheme="minorHAnsi" w:cstheme="minorHAnsi"/>
+        </w:rPr>
+        <w:t>A continuación, se explica la creación de animaciones y mapeo. Para efectos de este videojuego, se utilizaron solo dos animaciones para el personaje, por el momento, ya que la protagonista utiliza un Sprite animado que está “flotando”, entonces no salta, sino que se “eleva”. Entonces, por el momento, está en reposo: i</w:t>
+      </w:r>
+      <w:r>
+        <w:rPr>
+          <w:rFonts w:asciiTheme="minorHAnsi" w:hAnsiTheme="minorHAnsi" w:cstheme="minorHAnsi"/>
+          <w:i/>
+          <w:iCs/>
+        </w:rPr>
+        <w:t>dle</w:t>
+      </w:r>
+      <w:r>
+        <w:rPr>
+          <w:rFonts w:asciiTheme="minorHAnsi" w:hAnsiTheme="minorHAnsi" w:cstheme="minorHAnsi"/>
+        </w:rPr>
+        <w:t xml:space="preserve"> y puede correr: r</w:t>
+      </w:r>
+      <w:r>
+        <w:rPr>
+          <w:rFonts w:asciiTheme="minorHAnsi" w:hAnsiTheme="minorHAnsi" w:cstheme="minorHAnsi"/>
+          <w:i/>
+          <w:iCs/>
+        </w:rPr>
+        <w:t>un</w:t>
+      </w:r>
+      <w:r>
+        <w:rPr>
+          <w:rFonts w:asciiTheme="minorHAnsi" w:hAnsiTheme="minorHAnsi" w:cstheme="minorHAnsi"/>
+        </w:rPr>
+        <w:t xml:space="preserve">. Además, Se agregó en su script la posibilidad de darse vuelta de izquierda a derecha con la función </w:t>
+      </w:r>
+      <w:proofErr w:type="gramStart"/>
+      <w:r>
+        <w:rPr>
+          <w:rFonts w:asciiTheme="minorHAnsi" w:hAnsiTheme="minorHAnsi" w:cstheme="minorHAnsi"/>
+        </w:rPr>
+        <w:t>“.</w:t>
+      </w:r>
+      <w:proofErr w:type="spellStart"/>
+      <w:r>
+        <w:rPr>
+          <w:rFonts w:asciiTheme="minorHAnsi" w:hAnsiTheme="minorHAnsi" w:cstheme="minorHAnsi"/>
+        </w:rPr>
+        <w:t>flip</w:t>
+      </w:r>
+      <w:proofErr w:type="gramEnd"/>
+      <w:r>
+        <w:rPr>
+          <w:rFonts w:asciiTheme="minorHAnsi" w:hAnsiTheme="minorHAnsi" w:cstheme="minorHAnsi"/>
+        </w:rPr>
+        <w:t>_h</w:t>
+      </w:r>
+      <w:proofErr w:type="spellEnd"/>
+      <w:r>
+        <w:rPr>
+          <w:rFonts w:asciiTheme="minorHAnsi" w:hAnsiTheme="minorHAnsi" w:cstheme="minorHAnsi"/>
+        </w:rPr>
+        <w:t>”.</w:t>
+      </w:r>
+    </w:p>
+    <w:p>
+      <w:pPr>
+        <w:pStyle w:val="Textoindependiente"/>
+        <w:jc w:val="both"/>
+        <w:rPr>
+          <w:rFonts w:asciiTheme="minorHAnsi" w:hAnsiTheme="minorHAnsi" w:cstheme="minorHAnsi"/>
+        </w:rPr>
+      </w:pPr>
+    </w:p>
+    <w:p>
+      <w:pPr>
+        <w:pStyle w:val="Textoindependiente"/>
+        <w:jc w:val="both"/>
+        <w:rPr>
+          <w:rFonts w:asciiTheme="minorHAnsi" w:hAnsiTheme="minorHAnsi" w:cstheme="minorHAnsi"/>
+        </w:rPr>
+      </w:pPr>
+      <w:r>
+        <w:rPr>
+          <w:rFonts w:asciiTheme="minorHAnsi" w:hAnsiTheme="minorHAnsi" w:cstheme="minorHAnsi"/>
+          <w:noProof/>
+        </w:rPr>
+        <w:lastRenderedPageBreak/>
+        <w:drawing>
+          <wp:inline distT="0" distB="0" distL="0" distR="0" wp14:anchorId="7E4764B5" wp14:editId="13EF60C7">
+            <wp:extent cx="6400800" cy="3409950"/>
+            <wp:effectExtent l="0" t="0" r="0" b="0"/>
+            <wp:docPr id="1167247323" name="drawing"/>
+            <wp:cNvGraphicFramePr>
+              <a:graphicFrameLocks xmlns:a="http://schemas.openxmlformats.org/drawingml/2006/main" noChangeAspect="1"/>
+            </wp:cNvGraphicFramePr>
+            <a:graphic xmlns:a="http://schemas.openxmlformats.org/drawingml/2006/main">
+              <a:graphicData uri="http://schemas.openxmlformats.org/drawingml/2006/picture">
+                <pic:pic xmlns:pic="http://schemas.openxmlformats.org/drawingml/2006/picture">
+                  <pic:nvPicPr>
+                    <pic:cNvPr id="1167247323" name=""/>
+                    <pic:cNvPicPr/>
+                  </pic:nvPicPr>
+                  <pic:blipFill>
+                    <a:blip r:embed="rId31">
+                      <a:extLst>
+                        <a:ext uri="{28A0092B-C50C-407E-A947-70E740481C1C}">
+                          <a14:useLocalDpi xmlns:a14="http://schemas.microsoft.com/office/drawing/2010/main" val="0"/>
+                        </a:ext>
+                      </a:extLst>
+                    </a:blip>
+                    <a:stretch>
+                      <a:fillRect/>
+                    </a:stretch>
+                  </pic:blipFill>
+                  <pic:spPr>
+                    <a:xfrm>
+                      <a:off x="0" y="0"/>
+                      <a:ext cx="6400800" cy="3409950"/>
+                    </a:xfrm>
+                    <a:prstGeom prst="rect">
+                      <a:avLst/>
+                    </a:prstGeom>
+                  </pic:spPr>
+                </pic:pic>
+              </a:graphicData>
+            </a:graphic>
+          </wp:inline>
+        </w:drawing>
+      </w:r>
+    </w:p>
+    <w:p>
+      <w:pPr>
+        <w:pStyle w:val="Textoindependiente"/>
+        <w:jc w:val="both"/>
+        <w:rPr>
+          <w:rFonts w:asciiTheme="minorHAnsi" w:hAnsiTheme="minorHAnsi" w:cstheme="minorHAnsi"/>
+        </w:rPr>
+      </w:pPr>
+      <w:r>
+        <w:rPr>
+          <w:rFonts w:asciiTheme="minorHAnsi" w:hAnsiTheme="minorHAnsi" w:cstheme="minorHAnsi"/>
+        </w:rPr>
+        <w:t xml:space="preserve">Como es un juego de plataforma, su movimiento es solo de izquierda a derecha además de los saltos. </w:t>
+      </w:r>
+    </w:p>
+    <w:p>
+      <w:pPr>
+        <w:pStyle w:val="Textoindependiente"/>
+        <w:jc w:val="both"/>
+        <w:rPr>
+          <w:rFonts w:asciiTheme="minorHAnsi" w:hAnsiTheme="minorHAnsi" w:cstheme="minorHAnsi"/>
+        </w:rPr>
+      </w:pPr>
+    </w:p>
+    <w:p>
+      <w:r>
+        <w:rPr>
+          <w:noProof/>
+        </w:rPr>
+        <w:drawing>
+          <wp:inline distT="0" distB="0" distL="0" distR="0" wp14:anchorId="616070DB" wp14:editId="4BD67519">
+            <wp:extent cx="1514475" cy="1133475"/>
+            <wp:effectExtent l="0" t="0" r="0" b="0"/>
+            <wp:docPr id="1786674530" name="drawing"/>
+            <wp:cNvGraphicFramePr>
+              <a:graphicFrameLocks xmlns:a="http://schemas.openxmlformats.org/drawingml/2006/main" noChangeAspect="1"/>
+            </wp:cNvGraphicFramePr>
+            <a:graphic xmlns:a="http://schemas.openxmlformats.org/drawingml/2006/main">
+              <a:graphicData uri="http://schemas.openxmlformats.org/drawingml/2006/picture">
+                <pic:pic xmlns:pic="http://schemas.openxmlformats.org/drawingml/2006/picture">
+                  <pic:nvPicPr>
+                    <pic:cNvPr id="1786674530" name=""/>
+                    <pic:cNvPicPr/>
+                  </pic:nvPicPr>
+                  <pic:blipFill>
+                    <a:blip r:embed="rId32">
+                      <a:extLst>
+                        <a:ext uri="{28A0092B-C50C-407E-A947-70E740481C1C}">
+                          <a14:useLocalDpi xmlns:a14="http://schemas.microsoft.com/office/drawing/2010/main" val="0"/>
+                        </a:ext>
+                      </a:extLst>
+                    </a:blip>
+                    <a:stretch>
+                      <a:fillRect/>
+                    </a:stretch>
+                  </pic:blipFill>
+                  <pic:spPr>
+                    <a:xfrm>
+                      <a:off x="0" y="0"/>
+                      <a:ext cx="1514475" cy="1133475"/>
+                    </a:xfrm>
+                    <a:prstGeom prst="rect">
+                      <a:avLst/>
+                    </a:prstGeom>
+                  </pic:spPr>
+                </pic:pic>
+              </a:graphicData>
+            </a:graphic>
+          </wp:inline>
+        </w:drawing>
+      </w:r>
+    </w:p>
+    <w:p/>
+    <w:p>
+      <w:r>
+        <w:t>Mirando hacia la derecha en reposo.</w:t>
+      </w:r>
+    </w:p>
+    <w:p>
+      <w:pPr>
+        <w:pStyle w:val="Ttulo3"/>
+        <w:numPr>
+          <w:ilvl w:val="0"/>
+          <w:numId w:val="0"/>
+        </w:numPr>
+        <w:rPr>
+          <w:rFonts w:asciiTheme="minorHAnsi" w:hAnsiTheme="minorHAnsi" w:cstheme="minorHAnsi"/>
+          <w:color w:val="FF0000"/>
+          <w:sz w:val="22"/>
+          <w:szCs w:val="22"/>
+        </w:rPr>
+      </w:pPr>
+    </w:p>
+    <w:p>
+      <w:r>
+        <w:rPr>
+          <w:noProof/>
+        </w:rPr>
+        <w:drawing>
+          <wp:inline distT="0" distB="0" distL="0" distR="0" wp14:anchorId="7D571D5D" wp14:editId="120E7E76">
+            <wp:extent cx="1133475" cy="1038225"/>
+            <wp:effectExtent l="0" t="0" r="0" b="0"/>
+            <wp:docPr id="641656326" name="drawing"/>
+            <wp:cNvGraphicFramePr>
+              <a:graphicFrameLocks xmlns:a="http://schemas.openxmlformats.org/drawingml/2006/main" noChangeAspect="1"/>
+            </wp:cNvGraphicFramePr>
+            <a:graphic xmlns:a="http://schemas.openxmlformats.org/drawingml/2006/main">
+              <a:graphicData uri="http://schemas.openxmlformats.org/drawingml/2006/picture">
+                <pic:pic xmlns:pic="http://schemas.openxmlformats.org/drawingml/2006/picture">
+                  <pic:nvPicPr>
+                    <pic:cNvPr id="248955695" name=""/>
+                    <pic:cNvPicPr/>
+                  </pic:nvPicPr>
+                  <pic:blipFill>
+                    <a:blip r:embed="rId33">
+                      <a:extLst>
+                        <a:ext uri="{28A0092B-C50C-407E-A947-70E740481C1C}">
+                          <a14:useLocalDpi xmlns:a14="http://schemas.microsoft.com/office/drawing/2010/main" val="0"/>
+                        </a:ext>
+                      </a:extLst>
+                    </a:blip>
+                    <a:stretch>
+                      <a:fillRect/>
+                    </a:stretch>
+                  </pic:blipFill>
+                  <pic:spPr>
+                    <a:xfrm>
+                      <a:off x="0" y="0"/>
+                      <a:ext cx="1133475" cy="1038225"/>
+                    </a:xfrm>
+                    <a:prstGeom prst="rect">
+                      <a:avLst/>
+                    </a:prstGeom>
+                  </pic:spPr>
+                </pic:pic>
+              </a:graphicData>
+            </a:graphic>
+          </wp:inline>
+        </w:drawing>
+      </w:r>
+    </w:p>
+    <w:p>
+      <w:pPr>
+        <w:pStyle w:val="Ttulo3"/>
+        <w:numPr>
+          <w:ilvl w:val="0"/>
+          <w:numId w:val="0"/>
+        </w:numPr>
+        <w:rPr>
+          <w:rFonts w:asciiTheme="minorHAnsi" w:hAnsiTheme="minorHAnsi" w:cstheme="minorHAnsi"/>
+          <w:sz w:val="22"/>
+          <w:szCs w:val="22"/>
+        </w:rPr>
+      </w:pPr>
+    </w:p>
+    <w:p>
+      <w:r>
+        <w:t>Mirando hacia la izquierda en movimiento.</w:t>
+      </w:r>
+    </w:p>
+    <w:p>
+      <w:pPr>
+        <w:pStyle w:val="Textoindependiente"/>
+        <w:jc w:val="both"/>
+        <w:rPr>
+          <w:rFonts w:asciiTheme="minorHAnsi" w:hAnsiTheme="minorHAnsi" w:cstheme="minorHAnsi"/>
+        </w:rPr>
+      </w:pPr>
+    </w:p>
+    <w:p>
+      <w:pPr>
+        <w:pStyle w:val="Textoindependiente"/>
+        <w:jc w:val="both"/>
+        <w:rPr>
+          <w:rFonts w:asciiTheme="minorHAnsi" w:hAnsiTheme="minorHAnsi" w:cstheme="minorHAnsi"/>
+        </w:rPr>
+      </w:pPr>
+    </w:p>
+    <w:p>
+      <w:pPr>
+        <w:pStyle w:val="Textoindependiente"/>
+        <w:jc w:val="both"/>
+        <w:rPr>
+          <w:rFonts w:asciiTheme="minorHAnsi" w:hAnsiTheme="minorHAnsi" w:cstheme="minorHAnsi"/>
+        </w:rPr>
+      </w:pPr>
+    </w:p>
+    <w:p>
+      <w:pPr>
+        <w:pStyle w:val="Ttulo3"/>
+        <w:rPr>
+          <w:rFonts w:asciiTheme="minorHAnsi" w:hAnsiTheme="minorHAnsi" w:cstheme="minorHAnsi"/>
+          <w:sz w:val="22"/>
+          <w:szCs w:val="22"/>
+        </w:rPr>
+      </w:pPr>
+      <w:bookmarkStart w:id="17" w:name="_Toc1355285862"/>
+      <w:bookmarkStart w:id="18" w:name="_Toc216436606"/>
+      <w:r>
+        <w:rPr>
+          <w:rFonts w:asciiTheme="minorHAnsi" w:hAnsiTheme="minorHAnsi" w:cstheme="minorHAnsi"/>
+          <w:sz w:val="22"/>
+          <w:szCs w:val="22"/>
+        </w:rPr>
+        <w:t xml:space="preserve">Actividad II: Creación de </w:t>
+      </w:r>
+      <w:proofErr w:type="spellStart"/>
+      <w:r>
+        <w:rPr>
+          <w:rFonts w:asciiTheme="minorHAnsi" w:hAnsiTheme="minorHAnsi" w:cstheme="minorHAnsi"/>
+          <w:sz w:val="22"/>
+          <w:szCs w:val="22"/>
+        </w:rPr>
+        <w:t>RigidBody</w:t>
+      </w:r>
+      <w:proofErr w:type="spellEnd"/>
+      <w:r>
+        <w:rPr>
+          <w:rFonts w:asciiTheme="minorHAnsi" w:hAnsiTheme="minorHAnsi" w:cstheme="minorHAnsi"/>
+          <w:sz w:val="22"/>
+          <w:szCs w:val="22"/>
+        </w:rPr>
+        <w:t xml:space="preserve"> y colisión</w:t>
+      </w:r>
+      <w:bookmarkEnd w:id="17"/>
+      <w:bookmarkEnd w:id="18"/>
     </w:p>
     <w:p>
       <w:pPr>
         <w:pStyle w:val="Ttulo2"/>
-      </w:pPr>
-      <w:r>
+        <w:numPr>
+          <w:ilvl w:val="0"/>
+          <w:numId w:val="0"/>
+        </w:numPr>
+        <w:rPr>
+          <w:rFonts w:asciiTheme="minorHAnsi" w:hAnsiTheme="minorHAnsi" w:cstheme="minorHAnsi"/>
+          <w:sz w:val="22"/>
+          <w:szCs w:val="22"/>
+        </w:rPr>
+      </w:pPr>
+    </w:p>
+    <w:p>
+      <w:pPr>
+        <w:pStyle w:val="Textoindependiente"/>
+        <w:spacing w:line="276" w:lineRule="auto"/>
+        <w:jc w:val="both"/>
+        <w:rPr>
+          <w:rFonts w:asciiTheme="minorHAnsi" w:hAnsiTheme="minorHAnsi" w:cstheme="minorHAnsi"/>
+        </w:rPr>
+      </w:pPr>
+      <w:r>
+        <w:rPr>
+          <w:rFonts w:asciiTheme="minorHAnsi" w:hAnsiTheme="minorHAnsi" w:cstheme="minorHAnsi"/>
+        </w:rPr>
+        <w:t xml:space="preserve">En esta actividad, el personaje empieza a lograr interactuar con otros cuerpos. A través de la configuración de su script, se definen físicas para que logre empujar objetos. Estos objetos definidos como cuerpos rígidos deben tener establecida su colisión, peso y gravedad. </w:t>
+      </w:r>
+    </w:p>
+    <w:p>
+      <w:pPr>
+        <w:pStyle w:val="Textoindependiente"/>
+        <w:spacing w:line="276" w:lineRule="auto"/>
+        <w:jc w:val="both"/>
+        <w:rPr>
+          <w:rFonts w:asciiTheme="minorHAnsi" w:hAnsiTheme="minorHAnsi" w:cstheme="minorHAnsi"/>
+        </w:rPr>
+      </w:pPr>
+    </w:p>
+    <w:p>
+      <w:pPr>
+        <w:pStyle w:val="Textoindependiente"/>
+        <w:spacing w:line="276" w:lineRule="auto"/>
+        <w:jc w:val="both"/>
+        <w:rPr>
+          <w:rFonts w:asciiTheme="minorHAnsi" w:hAnsiTheme="minorHAnsi" w:cstheme="minorHAnsi"/>
+        </w:rPr>
+      </w:pPr>
+      <w:r>
+        <w:rPr>
+          <w:rFonts w:asciiTheme="minorHAnsi" w:hAnsiTheme="minorHAnsi" w:cstheme="minorHAnsi"/>
+          <w:noProof/>
+        </w:rPr>
+        <w:drawing>
+          <wp:inline distT="0" distB="0" distL="0" distR="0" wp14:anchorId="51162A24" wp14:editId="5A5B8689">
+            <wp:extent cx="2914650" cy="742950"/>
+            <wp:effectExtent l="0" t="0" r="0" b="0"/>
+            <wp:docPr id="81144655" name="drawing"/>
+            <wp:cNvGraphicFramePr>
+              <a:graphicFrameLocks xmlns:a="http://schemas.openxmlformats.org/drawingml/2006/main" noChangeAspect="1"/>
+            </wp:cNvGraphicFramePr>
+            <a:graphic xmlns:a="http://schemas.openxmlformats.org/drawingml/2006/main">
+              <a:graphicData uri="http://schemas.openxmlformats.org/drawingml/2006/picture">
+                <pic:pic xmlns:pic="http://schemas.openxmlformats.org/drawingml/2006/picture">
+                  <pic:nvPicPr>
+                    <pic:cNvPr id="81144655" name=""/>
+                    <pic:cNvPicPr/>
+                  </pic:nvPicPr>
+                  <pic:blipFill>
+                    <a:blip r:embed="rId34">
+                      <a:extLst>
+                        <a:ext uri="{28A0092B-C50C-407E-A947-70E740481C1C}">
+                          <a14:useLocalDpi xmlns:a14="http://schemas.microsoft.com/office/drawing/2010/main" val="0"/>
+                        </a:ext>
+                      </a:extLst>
+                    </a:blip>
+                    <a:stretch>
+                      <a:fillRect/>
+                    </a:stretch>
+                  </pic:blipFill>
+                  <pic:spPr>
+                    <a:xfrm>
+                      <a:off x="0" y="0"/>
+                      <a:ext cx="2914650" cy="742950"/>
+                    </a:xfrm>
+                    <a:prstGeom prst="rect">
+                      <a:avLst/>
+                    </a:prstGeom>
+                  </pic:spPr>
+                </pic:pic>
+              </a:graphicData>
+            </a:graphic>
+          </wp:inline>
+        </w:drawing>
+      </w:r>
+    </w:p>
+    <w:p>
+      <w:pPr>
+        <w:pStyle w:val="Textoindependiente"/>
+        <w:spacing w:line="276" w:lineRule="auto"/>
+        <w:jc w:val="both"/>
+        <w:rPr>
+          <w:rFonts w:asciiTheme="minorHAnsi" w:hAnsiTheme="minorHAnsi" w:cstheme="minorHAnsi"/>
+        </w:rPr>
+      </w:pPr>
+    </w:p>
+    <w:p>
+      <w:pPr>
+        <w:pStyle w:val="Textoindependiente"/>
+        <w:spacing w:line="276" w:lineRule="auto"/>
+        <w:jc w:val="both"/>
+        <w:rPr>
+          <w:rFonts w:asciiTheme="minorHAnsi" w:hAnsiTheme="minorHAnsi" w:cstheme="minorHAnsi"/>
+        </w:rPr>
+      </w:pPr>
+      <w:r>
+        <w:rPr>
+          <w:rFonts w:asciiTheme="minorHAnsi" w:hAnsiTheme="minorHAnsi" w:cstheme="minorHAnsi"/>
+        </w:rPr>
+        <w:t>Se define una constante de fuerza de empuje como en la línea 7.</w:t>
+      </w:r>
+    </w:p>
+    <w:p>
+      <w:pPr>
+        <w:pStyle w:val="Textoindependiente"/>
+        <w:spacing w:line="276" w:lineRule="auto"/>
+        <w:jc w:val="both"/>
+        <w:rPr>
+          <w:rFonts w:asciiTheme="minorHAnsi" w:hAnsiTheme="minorHAnsi" w:cstheme="minorHAnsi"/>
+        </w:rPr>
+      </w:pPr>
+    </w:p>
+    <w:p>
+      <w:pPr>
+        <w:pStyle w:val="Textoindependiente"/>
+        <w:spacing w:line="276" w:lineRule="auto"/>
+        <w:jc w:val="both"/>
+        <w:rPr>
+          <w:rFonts w:asciiTheme="minorHAnsi" w:hAnsiTheme="minorHAnsi" w:cstheme="minorHAnsi"/>
+        </w:rPr>
+      </w:pPr>
+      <w:r>
+        <w:rPr>
+          <w:rFonts w:asciiTheme="minorHAnsi" w:hAnsiTheme="minorHAnsi" w:cstheme="minorHAnsi"/>
+          <w:noProof/>
+        </w:rPr>
+        <w:drawing>
+          <wp:inline distT="0" distB="0" distL="0" distR="0" wp14:anchorId="04451F59" wp14:editId="6AD04A2F">
+            <wp:extent cx="6400800" cy="1552575"/>
+            <wp:effectExtent l="0" t="0" r="0" b="0"/>
+            <wp:docPr id="596865050" name="drawing"/>
+            <wp:cNvGraphicFramePr>
+              <a:graphicFrameLocks xmlns:a="http://schemas.openxmlformats.org/drawingml/2006/main" noChangeAspect="1"/>
+            </wp:cNvGraphicFramePr>
+            <a:graphic xmlns:a="http://schemas.openxmlformats.org/drawingml/2006/main">
+              <a:graphicData uri="http://schemas.openxmlformats.org/drawingml/2006/picture">
+                <pic:pic xmlns:pic="http://schemas.openxmlformats.org/drawingml/2006/picture">
+                  <pic:nvPicPr>
+                    <pic:cNvPr id="596865050" name=""/>
+                    <pic:cNvPicPr/>
+                  </pic:nvPicPr>
+                  <pic:blipFill>
+                    <a:blip r:embed="rId35">
+                      <a:extLst>
+                        <a:ext uri="{28A0092B-C50C-407E-A947-70E740481C1C}">
+                          <a14:useLocalDpi xmlns:a14="http://schemas.microsoft.com/office/drawing/2010/main" val="0"/>
+                        </a:ext>
+                      </a:extLst>
+                    </a:blip>
+                    <a:stretch>
+                      <a:fillRect/>
+                    </a:stretch>
+                  </pic:blipFill>
+                  <pic:spPr>
+                    <a:xfrm>
+                      <a:off x="0" y="0"/>
+                      <a:ext cx="6400800" cy="1552575"/>
+                    </a:xfrm>
+                    <a:prstGeom prst="rect">
+                      <a:avLst/>
+                    </a:prstGeom>
+                  </pic:spPr>
+                </pic:pic>
+              </a:graphicData>
+            </a:graphic>
+          </wp:inline>
+        </w:drawing>
+      </w:r>
+    </w:p>
+    <w:p>
+      <w:pPr>
+        <w:pStyle w:val="Textoindependiente"/>
+        <w:spacing w:line="276" w:lineRule="auto"/>
+        <w:jc w:val="both"/>
+        <w:rPr>
+          <w:rFonts w:asciiTheme="minorHAnsi" w:hAnsiTheme="minorHAnsi" w:cstheme="minorHAnsi"/>
+        </w:rPr>
+      </w:pPr>
+      <w:r>
+        <w:rPr>
+          <w:rFonts w:asciiTheme="minorHAnsi" w:hAnsiTheme="minorHAnsi" w:cstheme="minorHAnsi"/>
+        </w:rPr>
+        <w:t>Y, a partir del método “</w:t>
+      </w:r>
+      <w:proofErr w:type="spellStart"/>
+      <w:r>
+        <w:rPr>
+          <w:rFonts w:asciiTheme="minorHAnsi" w:hAnsiTheme="minorHAnsi" w:cstheme="minorHAnsi"/>
+        </w:rPr>
+        <w:t>move_and_slide</w:t>
+      </w:r>
+      <w:proofErr w:type="spellEnd"/>
+      <w:r>
+        <w:rPr>
+          <w:rFonts w:asciiTheme="minorHAnsi" w:hAnsiTheme="minorHAnsi" w:cstheme="minorHAnsi"/>
+        </w:rPr>
+        <w:t>”, que establece que los cuerpos puedan interactuar sin detenerse y puedan empezar a afectarse. Se define con la variable para colisionar, en este caso, “col” que, al colisionar con un RigidBody2D, se realice un cálculo para aplicar la fuerza de empuje del personaje.</w:t>
+      </w:r>
+    </w:p>
+    <w:p>
+      <w:pPr>
+        <w:pStyle w:val="Ttulo2"/>
+        <w:numPr>
+          <w:ilvl w:val="0"/>
+          <w:numId w:val="0"/>
+        </w:numPr>
+        <w:ind w:left="576" w:hanging="576"/>
+        <w:rPr>
+          <w:rFonts w:asciiTheme="minorHAnsi" w:hAnsiTheme="minorHAnsi" w:cstheme="minorHAnsi"/>
+          <w:sz w:val="22"/>
+          <w:szCs w:val="22"/>
+        </w:rPr>
+      </w:pPr>
+    </w:p>
+    <w:p>
+      <w:pPr>
+        <w:pStyle w:val="Ttulo2"/>
+        <w:numPr>
+          <w:ilvl w:val="0"/>
+          <w:numId w:val="0"/>
+        </w:numPr>
+        <w:ind w:left="576"/>
+        <w:rPr>
+          <w:rFonts w:asciiTheme="minorHAnsi" w:hAnsiTheme="minorHAnsi" w:cstheme="minorHAnsi"/>
+          <w:sz w:val="22"/>
+          <w:szCs w:val="22"/>
+        </w:rPr>
+      </w:pPr>
+    </w:p>
+    <w:p>
+      <w:r>
+        <w:rPr>
+          <w:noProof/>
+        </w:rPr>
+        <w:drawing>
+          <wp:inline distT="0" distB="0" distL="0" distR="0" wp14:anchorId="53BAD766" wp14:editId="41E6344E">
+            <wp:extent cx="2085975" cy="1295400"/>
+            <wp:effectExtent l="0" t="0" r="0" b="0"/>
+            <wp:docPr id="152095842" name="drawing"/>
+            <wp:cNvGraphicFramePr>
+              <a:graphicFrameLocks xmlns:a="http://schemas.openxmlformats.org/drawingml/2006/main" noChangeAspect="1"/>
+            </wp:cNvGraphicFramePr>
+            <a:graphic xmlns:a="http://schemas.openxmlformats.org/drawingml/2006/main">
+              <a:graphicData uri="http://schemas.openxmlformats.org/drawingml/2006/picture">
+                <pic:pic xmlns:pic="http://schemas.openxmlformats.org/drawingml/2006/picture">
+                  <pic:nvPicPr>
+                    <pic:cNvPr id="152095842" name=""/>
+                    <pic:cNvPicPr/>
+                  </pic:nvPicPr>
+                  <pic:blipFill>
+                    <a:blip r:embed="rId36">
+                      <a:extLst>
+                        <a:ext uri="{28A0092B-C50C-407E-A947-70E740481C1C}">
+                          <a14:useLocalDpi xmlns:a14="http://schemas.microsoft.com/office/drawing/2010/main" val="0"/>
+                        </a:ext>
+                      </a:extLst>
+                    </a:blip>
+                    <a:stretch>
+                      <a:fillRect/>
+                    </a:stretch>
+                  </pic:blipFill>
+                  <pic:spPr>
+                    <a:xfrm>
+                      <a:off x="0" y="0"/>
+                      <a:ext cx="2085975" cy="1295400"/>
+                    </a:xfrm>
+                    <a:prstGeom prst="rect">
+                      <a:avLst/>
+                    </a:prstGeom>
+                  </pic:spPr>
+                </pic:pic>
+              </a:graphicData>
+            </a:graphic>
+          </wp:inline>
+        </w:drawing>
+      </w:r>
+    </w:p>
+    <w:p>
+      <w:pPr>
+        <w:pStyle w:val="Ttulo2"/>
+        <w:numPr>
+          <w:ilvl w:val="0"/>
+          <w:numId w:val="0"/>
+        </w:numPr>
+        <w:ind w:left="336"/>
+        <w:rPr>
+          <w:rFonts w:asciiTheme="minorHAnsi" w:hAnsiTheme="minorHAnsi" w:cstheme="minorHAnsi"/>
+          <w:sz w:val="22"/>
+          <w:szCs w:val="22"/>
+        </w:rPr>
+      </w:pPr>
+    </w:p>
+    <w:p>
+      <w:pPr>
+        <w:pStyle w:val="Textoindependiente"/>
+        <w:jc w:val="both"/>
+        <w:rPr>
+          <w:rFonts w:asciiTheme="minorHAnsi" w:hAnsiTheme="minorHAnsi" w:cstheme="minorHAnsi"/>
+        </w:rPr>
+      </w:pPr>
+      <w:r>
+        <w:rPr>
+          <w:rFonts w:asciiTheme="minorHAnsi" w:hAnsiTheme="minorHAnsi" w:cstheme="minorHAnsi"/>
+        </w:rPr>
+        <w:t>El personaje empuja una runa con gravedad cero, por lo que la runa queda flotando en el aire.</w:t>
+      </w:r>
+    </w:p>
+    <w:p>
+      <w:pPr>
+        <w:pStyle w:val="Textoindependiente"/>
+        <w:jc w:val="both"/>
+        <w:rPr>
+          <w:rFonts w:asciiTheme="minorHAnsi" w:hAnsiTheme="minorHAnsi" w:cstheme="minorHAnsi"/>
+        </w:rPr>
+      </w:pPr>
+    </w:p>
+    <w:p>
+      <w:pPr>
+        <w:pStyle w:val="Ttulo3"/>
+        <w:rPr>
+          <w:rFonts w:asciiTheme="minorHAnsi" w:hAnsiTheme="minorHAnsi" w:cstheme="minorHAnsi"/>
+          <w:sz w:val="22"/>
+          <w:szCs w:val="22"/>
+        </w:rPr>
+      </w:pPr>
+      <w:bookmarkStart w:id="19" w:name="_Toc348049245"/>
+      <w:bookmarkStart w:id="20" w:name="_Toc216436607"/>
+      <w:r>
+        <w:rPr>
+          <w:rFonts w:asciiTheme="minorHAnsi" w:hAnsiTheme="minorHAnsi" w:cstheme="minorHAnsi"/>
+          <w:sz w:val="22"/>
+          <w:szCs w:val="22"/>
+        </w:rPr>
+        <w:t>Actividad III: Área 2D y Señales.</w:t>
+      </w:r>
+      <w:bookmarkEnd w:id="19"/>
+      <w:bookmarkEnd w:id="20"/>
+    </w:p>
+    <w:p>
+      <w:pPr>
+        <w:pStyle w:val="Textoindependiente"/>
+        <w:spacing w:line="276" w:lineRule="auto"/>
+        <w:jc w:val="both"/>
+        <w:rPr>
+          <w:rFonts w:asciiTheme="minorHAnsi" w:hAnsiTheme="minorHAnsi" w:cstheme="minorHAnsi"/>
+        </w:rPr>
+      </w:pPr>
+    </w:p>
+    <w:p>
+      <w:pPr>
+        <w:pStyle w:val="Textoindependiente"/>
+        <w:spacing w:line="276" w:lineRule="auto"/>
+        <w:ind w:firstLine="720"/>
+        <w:jc w:val="both"/>
+        <w:rPr>
+          <w:rFonts w:asciiTheme="minorHAnsi" w:hAnsiTheme="minorHAnsi" w:cstheme="minorHAnsi"/>
+        </w:rPr>
+      </w:pPr>
+      <w:r>
+        <w:rPr>
+          <w:rFonts w:asciiTheme="minorHAnsi" w:hAnsiTheme="minorHAnsi" w:cstheme="minorHAnsi"/>
+        </w:rPr>
+        <w:t xml:space="preserve">En esta tercera actividad, se presenta el uso del área 2D con un área de colisión y un script incorporado para, de esa forma, establecer señales que gatillan acciones interesantes para el juego, como, por ejemplo, cambiar de escena o reproducir una “sorpresa”: activar una imagen o un sonido. </w:t>
+      </w:r>
+    </w:p>
+    <w:p>
+      <w:pPr>
+        <w:pStyle w:val="Textoindependiente"/>
+        <w:spacing w:line="276" w:lineRule="auto"/>
+        <w:jc w:val="both"/>
+        <w:rPr>
+          <w:rFonts w:asciiTheme="minorHAnsi" w:hAnsiTheme="minorHAnsi" w:cstheme="minorHAnsi"/>
+        </w:rPr>
+      </w:pPr>
+    </w:p>
+    <w:p>
+      <w:pPr>
+        <w:pStyle w:val="Textoindependiente"/>
+        <w:spacing w:line="276" w:lineRule="auto"/>
+        <w:jc w:val="both"/>
+        <w:rPr>
+          <w:rFonts w:asciiTheme="minorHAnsi" w:hAnsiTheme="minorHAnsi" w:cstheme="minorHAnsi"/>
+        </w:rPr>
+      </w:pPr>
+      <w:r>
+        <w:rPr>
+          <w:rFonts w:asciiTheme="minorHAnsi" w:hAnsiTheme="minorHAnsi" w:cstheme="minorHAnsi"/>
+        </w:rPr>
+        <w:t xml:space="preserve">Esta característica de establecer áreas 2D con señales, también va a ser el punto de partida para hacer que el personaje logre agarrar objetos. Ya que, se puede definir un área incorporada al personaje que detecte la presencia de un </w:t>
+      </w:r>
+      <w:proofErr w:type="spellStart"/>
+      <w:r>
+        <w:rPr>
+          <w:rFonts w:asciiTheme="minorHAnsi" w:hAnsiTheme="minorHAnsi" w:cstheme="minorHAnsi"/>
+        </w:rPr>
+        <w:t>RigidBody</w:t>
+      </w:r>
+      <w:proofErr w:type="spellEnd"/>
+      <w:r>
+        <w:rPr>
+          <w:rFonts w:asciiTheme="minorHAnsi" w:hAnsiTheme="minorHAnsi" w:cstheme="minorHAnsi"/>
+        </w:rPr>
+        <w:t xml:space="preserve"> 2D cercano y dar paso a una acción mapeada para “agarrar” el objeto. Esto, también hecho posible gracias al elemento </w:t>
+      </w:r>
+      <w:proofErr w:type="spellStart"/>
+      <w:r>
+        <w:rPr>
+          <w:rFonts w:asciiTheme="minorHAnsi" w:hAnsiTheme="minorHAnsi" w:cstheme="minorHAnsi"/>
+        </w:rPr>
+        <w:t>PinJoint</w:t>
+      </w:r>
+      <w:proofErr w:type="spellEnd"/>
+      <w:r>
+        <w:rPr>
+          <w:rFonts w:asciiTheme="minorHAnsi" w:hAnsiTheme="minorHAnsi" w:cstheme="minorHAnsi"/>
+        </w:rPr>
+        <w:t xml:space="preserve"> 2D. Se mostrará con más detalle en las últimas capturas de esta sección.</w:t>
+      </w:r>
+    </w:p>
+    <w:p>
+      <w:pPr>
+        <w:pStyle w:val="Textoindependiente"/>
+        <w:spacing w:line="276" w:lineRule="auto"/>
+        <w:jc w:val="both"/>
+        <w:rPr>
+          <w:rFonts w:asciiTheme="minorHAnsi" w:hAnsiTheme="minorHAnsi" w:cstheme="minorHAnsi"/>
+        </w:rPr>
+      </w:pPr>
+    </w:p>
+    <w:p>
+      <w:pPr>
+        <w:pStyle w:val="Textoindependiente"/>
+        <w:spacing w:line="276" w:lineRule="auto"/>
+        <w:jc w:val="both"/>
+        <w:rPr>
+          <w:rFonts w:asciiTheme="minorHAnsi" w:hAnsiTheme="minorHAnsi" w:cstheme="minorHAnsi"/>
+        </w:rPr>
+      </w:pPr>
+      <w:r>
+        <w:rPr>
+          <w:rFonts w:asciiTheme="minorHAnsi" w:hAnsiTheme="minorHAnsi" w:cstheme="minorHAnsi"/>
+          <w:noProof/>
+        </w:rPr>
+        <w:lastRenderedPageBreak/>
+        <w:drawing>
+          <wp:inline distT="0" distB="0" distL="0" distR="0" wp14:anchorId="37715C6B" wp14:editId="12F344AC">
+            <wp:extent cx="6400800" cy="3562350"/>
+            <wp:effectExtent l="0" t="0" r="0" b="0"/>
+            <wp:docPr id="1798888355" name="drawing"/>
+            <wp:cNvGraphicFramePr>
+              <a:graphicFrameLocks xmlns:a="http://schemas.openxmlformats.org/drawingml/2006/main" noChangeAspect="1"/>
+            </wp:cNvGraphicFramePr>
+            <a:graphic xmlns:a="http://schemas.openxmlformats.org/drawingml/2006/main">
+              <a:graphicData uri="http://schemas.openxmlformats.org/drawingml/2006/picture">
+                <pic:pic xmlns:pic="http://schemas.openxmlformats.org/drawingml/2006/picture">
+                  <pic:nvPicPr>
+                    <pic:cNvPr id="1798888355" name=""/>
+                    <pic:cNvPicPr/>
+                  </pic:nvPicPr>
+                  <pic:blipFill>
+                    <a:blip r:embed="rId37">
+                      <a:extLst>
+                        <a:ext uri="{28A0092B-C50C-407E-A947-70E740481C1C}">
+                          <a14:useLocalDpi xmlns:a14="http://schemas.microsoft.com/office/drawing/2010/main" val="0"/>
+                        </a:ext>
+                      </a:extLst>
+                    </a:blip>
+                    <a:stretch>
+                      <a:fillRect/>
+                    </a:stretch>
+                  </pic:blipFill>
+                  <pic:spPr>
+                    <a:xfrm>
+                      <a:off x="0" y="0"/>
+                      <a:ext cx="6400800" cy="3562350"/>
+                    </a:xfrm>
+                    <a:prstGeom prst="rect">
+                      <a:avLst/>
+                    </a:prstGeom>
+                  </pic:spPr>
+                </pic:pic>
+              </a:graphicData>
+            </a:graphic>
+          </wp:inline>
+        </w:drawing>
+      </w:r>
+    </w:p>
+    <w:p>
+      <w:pPr>
+        <w:pStyle w:val="Textoindependiente"/>
+        <w:spacing w:line="276" w:lineRule="auto"/>
+        <w:jc w:val="both"/>
+        <w:rPr>
+          <w:rFonts w:asciiTheme="minorHAnsi" w:hAnsiTheme="minorHAnsi" w:cstheme="minorHAnsi"/>
+        </w:rPr>
+      </w:pPr>
+      <w:r>
+        <w:rPr>
+          <w:rFonts w:asciiTheme="minorHAnsi" w:hAnsiTheme="minorHAnsi" w:cstheme="minorHAnsi"/>
+        </w:rPr>
+        <w:t>El rectángulo en la parte inferior de la escena es un área 2D con una forma rectangular de colisión. Esta área se usa para crear una señal en su script conectado a sí misma, para gatillar que, al entrar un cuerpo en el área, se cambie de escena a la escena 2.</w:t>
+      </w:r>
+    </w:p>
+    <w:p>
+      <w:pPr>
+        <w:pStyle w:val="Textoindependiente"/>
+        <w:spacing w:line="276" w:lineRule="auto"/>
+        <w:jc w:val="both"/>
+        <w:rPr>
+          <w:rFonts w:asciiTheme="minorHAnsi" w:hAnsiTheme="minorHAnsi" w:cstheme="minorHAnsi"/>
+        </w:rPr>
+      </w:pPr>
+    </w:p>
+    <w:p>
+      <w:pPr>
+        <w:pStyle w:val="Textoindependiente"/>
+        <w:spacing w:line="276" w:lineRule="auto"/>
+        <w:jc w:val="both"/>
+        <w:rPr>
+          <w:rFonts w:asciiTheme="minorHAnsi" w:hAnsiTheme="minorHAnsi" w:cstheme="minorHAnsi"/>
+        </w:rPr>
+      </w:pPr>
+    </w:p>
+    <w:p>
+      <w:pPr>
+        <w:pStyle w:val="Textoindependiente"/>
+        <w:jc w:val="both"/>
+        <w:rPr>
+          <w:rFonts w:asciiTheme="minorHAnsi" w:hAnsiTheme="minorHAnsi" w:cstheme="minorHAnsi"/>
+        </w:rPr>
+      </w:pPr>
+      <w:r>
+        <w:rPr>
+          <w:rFonts w:asciiTheme="minorHAnsi" w:hAnsiTheme="minorHAnsi" w:cstheme="minorHAnsi"/>
+          <w:noProof/>
+        </w:rPr>
+        <w:drawing>
+          <wp:inline distT="0" distB="0" distL="0" distR="0" wp14:anchorId="199E3F1F" wp14:editId="66E84A6C">
+            <wp:extent cx="6400800" cy="1781175"/>
+            <wp:effectExtent l="0" t="0" r="0" b="0"/>
+            <wp:docPr id="2019839099" name="drawing"/>
+            <wp:cNvGraphicFramePr>
+              <a:graphicFrameLocks xmlns:a="http://schemas.openxmlformats.org/drawingml/2006/main" noChangeAspect="1"/>
+            </wp:cNvGraphicFramePr>
+            <a:graphic xmlns:a="http://schemas.openxmlformats.org/drawingml/2006/main">
+              <a:graphicData uri="http://schemas.openxmlformats.org/drawingml/2006/picture">
+                <pic:pic xmlns:pic="http://schemas.openxmlformats.org/drawingml/2006/picture">
+                  <pic:nvPicPr>
+                    <pic:cNvPr id="2019839099" name=""/>
+                    <pic:cNvPicPr/>
+                  </pic:nvPicPr>
+                  <pic:blipFill>
+                    <a:blip r:embed="rId38">
+                      <a:extLst>
+                        <a:ext uri="{28A0092B-C50C-407E-A947-70E740481C1C}">
+                          <a14:useLocalDpi xmlns:a14="http://schemas.microsoft.com/office/drawing/2010/main" val="0"/>
+                        </a:ext>
+                      </a:extLst>
+                    </a:blip>
+                    <a:stretch>
+                      <a:fillRect/>
+                    </a:stretch>
+                  </pic:blipFill>
+                  <pic:spPr>
+                    <a:xfrm>
+                      <a:off x="0" y="0"/>
+                      <a:ext cx="6400800" cy="1781175"/>
+                    </a:xfrm>
+                    <a:prstGeom prst="rect">
+                      <a:avLst/>
+                    </a:prstGeom>
+                  </pic:spPr>
+                </pic:pic>
+              </a:graphicData>
+            </a:graphic>
+          </wp:inline>
+        </w:drawing>
+      </w:r>
+    </w:p>
+    <w:p>
+      <w:pPr>
+        <w:pStyle w:val="Textoindependiente"/>
+        <w:jc w:val="both"/>
+        <w:rPr>
+          <w:rFonts w:asciiTheme="minorHAnsi" w:hAnsiTheme="minorHAnsi" w:cstheme="minorHAnsi"/>
+        </w:rPr>
+      </w:pPr>
+      <w:r>
+        <w:rPr>
+          <w:rFonts w:asciiTheme="minorHAnsi" w:hAnsiTheme="minorHAnsi" w:cstheme="minorHAnsi"/>
+        </w:rPr>
+        <w:t>Como en la línea 6 se define que se cambie a la escena 2 siguiendo la ruta correspondiente.</w:t>
+      </w:r>
+    </w:p>
+    <w:p>
+      <w:pPr>
+        <w:pStyle w:val="Textoindependiente"/>
+        <w:jc w:val="both"/>
+        <w:rPr>
+          <w:rFonts w:asciiTheme="minorHAnsi" w:hAnsiTheme="minorHAnsi" w:cstheme="minorHAnsi"/>
+        </w:rPr>
+      </w:pPr>
+    </w:p>
+    <w:p>
+      <w:pPr>
+        <w:pStyle w:val="Textoindependiente"/>
+        <w:jc w:val="both"/>
+        <w:rPr>
+          <w:rFonts w:asciiTheme="minorHAnsi" w:hAnsiTheme="minorHAnsi" w:cstheme="minorHAnsi"/>
+        </w:rPr>
+      </w:pPr>
+      <w:r>
+        <w:rPr>
+          <w:rFonts w:asciiTheme="minorHAnsi" w:hAnsiTheme="minorHAnsi" w:cstheme="minorHAnsi"/>
+        </w:rPr>
+        <w:t>Por otro lado, también se pueden crear áreas de “meta” cumpliendo una condición, por ejemplo, que en vez de entrar el personaje (</w:t>
+      </w:r>
+      <w:proofErr w:type="spellStart"/>
+      <w:r>
+        <w:rPr>
+          <w:rFonts w:asciiTheme="minorHAnsi" w:hAnsiTheme="minorHAnsi" w:cstheme="minorHAnsi"/>
+        </w:rPr>
+        <w:t>CharacterBody</w:t>
+      </w:r>
+      <w:proofErr w:type="spellEnd"/>
+      <w:r>
+        <w:rPr>
+          <w:rFonts w:asciiTheme="minorHAnsi" w:hAnsiTheme="minorHAnsi" w:cstheme="minorHAnsi"/>
+        </w:rPr>
+        <w:t>), entre un objeto (</w:t>
+      </w:r>
+      <w:proofErr w:type="spellStart"/>
+      <w:r>
+        <w:rPr>
+          <w:rFonts w:asciiTheme="minorHAnsi" w:hAnsiTheme="minorHAnsi" w:cstheme="minorHAnsi"/>
+        </w:rPr>
+        <w:t>RigidBody</w:t>
+      </w:r>
+      <w:proofErr w:type="spellEnd"/>
+      <w:r>
+        <w:rPr>
+          <w:rFonts w:asciiTheme="minorHAnsi" w:hAnsiTheme="minorHAnsi" w:cstheme="minorHAnsi"/>
+        </w:rPr>
+        <w:t>). Como en este caso:</w:t>
+      </w:r>
+    </w:p>
+    <w:p>
+      <w:pPr>
+        <w:pStyle w:val="Textoindependiente"/>
+        <w:jc w:val="both"/>
+        <w:rPr>
+          <w:rFonts w:asciiTheme="minorHAnsi" w:hAnsiTheme="minorHAnsi" w:cstheme="minorHAnsi"/>
+        </w:rPr>
+      </w:pPr>
+    </w:p>
+    <w:p>
+      <w:pPr>
+        <w:pStyle w:val="Textoindependiente"/>
+        <w:jc w:val="both"/>
+        <w:rPr>
+          <w:rFonts w:asciiTheme="minorHAnsi" w:hAnsiTheme="minorHAnsi" w:cstheme="minorHAnsi"/>
+        </w:rPr>
+      </w:pPr>
+      <w:r>
+        <w:rPr>
+          <w:rFonts w:asciiTheme="minorHAnsi" w:hAnsiTheme="minorHAnsi" w:cstheme="minorHAnsi"/>
+          <w:noProof/>
+        </w:rPr>
+        <w:lastRenderedPageBreak/>
+        <w:drawing>
+          <wp:inline distT="0" distB="0" distL="0" distR="0" wp14:anchorId="787BF9FB" wp14:editId="47320FD7">
+            <wp:extent cx="6400800" cy="1733550"/>
+            <wp:effectExtent l="0" t="0" r="0" b="0"/>
+            <wp:docPr id="1826285330" name="drawing"/>
+            <wp:cNvGraphicFramePr>
+              <a:graphicFrameLocks xmlns:a="http://schemas.openxmlformats.org/drawingml/2006/main" noChangeAspect="1"/>
+            </wp:cNvGraphicFramePr>
+            <a:graphic xmlns:a="http://schemas.openxmlformats.org/drawingml/2006/main">
+              <a:graphicData uri="http://schemas.openxmlformats.org/drawingml/2006/picture">
+                <pic:pic xmlns:pic="http://schemas.openxmlformats.org/drawingml/2006/picture">
+                  <pic:nvPicPr>
+                    <pic:cNvPr id="1826285330" name=""/>
+                    <pic:cNvPicPr/>
+                  </pic:nvPicPr>
+                  <pic:blipFill>
+                    <a:blip r:embed="rId39">
+                      <a:extLst>
+                        <a:ext uri="{28A0092B-C50C-407E-A947-70E740481C1C}">
+                          <a14:useLocalDpi xmlns:a14="http://schemas.microsoft.com/office/drawing/2010/main" val="0"/>
+                        </a:ext>
+                      </a:extLst>
+                    </a:blip>
+                    <a:stretch>
+                      <a:fillRect/>
+                    </a:stretch>
+                  </pic:blipFill>
+                  <pic:spPr>
+                    <a:xfrm>
+                      <a:off x="0" y="0"/>
+                      <a:ext cx="6400800" cy="1733550"/>
+                    </a:xfrm>
+                    <a:prstGeom prst="rect">
+                      <a:avLst/>
+                    </a:prstGeom>
+                  </pic:spPr>
+                </pic:pic>
+              </a:graphicData>
+            </a:graphic>
+          </wp:inline>
+        </w:drawing>
+      </w:r>
+    </w:p>
+    <w:p>
+      <w:pPr>
+        <w:pStyle w:val="Textoindependiente"/>
+        <w:jc w:val="both"/>
+        <w:rPr>
+          <w:rFonts w:asciiTheme="minorHAnsi" w:hAnsiTheme="minorHAnsi" w:cstheme="minorHAnsi"/>
+        </w:rPr>
+      </w:pPr>
+      <w:r>
+        <w:rPr>
+          <w:rFonts w:asciiTheme="minorHAnsi" w:hAnsiTheme="minorHAnsi" w:cstheme="minorHAnsi"/>
+        </w:rPr>
+        <w:t xml:space="preserve">En este prototipo, se muestra que si en vez de caer el personaje, este hace caer la caja que es un </w:t>
+      </w:r>
+      <w:proofErr w:type="spellStart"/>
+      <w:r>
+        <w:rPr>
+          <w:rFonts w:asciiTheme="minorHAnsi" w:hAnsiTheme="minorHAnsi" w:cstheme="minorHAnsi"/>
+        </w:rPr>
+        <w:t>RigidBody</w:t>
+      </w:r>
+      <w:proofErr w:type="spellEnd"/>
+      <w:r>
+        <w:rPr>
+          <w:rFonts w:asciiTheme="minorHAnsi" w:hAnsiTheme="minorHAnsi" w:cstheme="minorHAnsi"/>
+        </w:rPr>
+        <w:t>, entonces, puede volver a la escena principal. Esto sólo como ejemplo de un camino diferente, lo ideal sería abrir una escena oculta o alternativa, por ejemplo.</w:t>
+      </w:r>
+    </w:p>
+    <w:p>
+      <w:pPr>
+        <w:pStyle w:val="Textoindependiente"/>
+        <w:jc w:val="both"/>
+        <w:rPr>
+          <w:rFonts w:asciiTheme="minorHAnsi" w:hAnsiTheme="minorHAnsi" w:cstheme="minorHAnsi"/>
+        </w:rPr>
+      </w:pPr>
+    </w:p>
+    <w:p>
+      <w:pPr>
+        <w:pStyle w:val="Textoindependiente"/>
+        <w:jc w:val="both"/>
+        <w:rPr>
+          <w:rFonts w:asciiTheme="minorHAnsi" w:hAnsiTheme="minorHAnsi" w:cstheme="minorHAnsi"/>
+        </w:rPr>
+      </w:pPr>
+      <w:r>
+        <w:rPr>
+          <w:rFonts w:asciiTheme="minorHAnsi" w:hAnsiTheme="minorHAnsi" w:cstheme="minorHAnsi"/>
+          <w:noProof/>
+        </w:rPr>
+        <w:drawing>
+          <wp:inline distT="0" distB="0" distL="0" distR="0" wp14:anchorId="6696761B" wp14:editId="353DE332">
+            <wp:extent cx="4991100" cy="2867025"/>
+            <wp:effectExtent l="0" t="0" r="0" b="0"/>
+            <wp:docPr id="1483421159" name="drawing"/>
+            <wp:cNvGraphicFramePr>
+              <a:graphicFrameLocks xmlns:a="http://schemas.openxmlformats.org/drawingml/2006/main" noChangeAspect="1"/>
+            </wp:cNvGraphicFramePr>
+            <a:graphic xmlns:a="http://schemas.openxmlformats.org/drawingml/2006/main">
+              <a:graphicData uri="http://schemas.openxmlformats.org/drawingml/2006/picture">
+                <pic:pic xmlns:pic="http://schemas.openxmlformats.org/drawingml/2006/picture">
+                  <pic:nvPicPr>
+                    <pic:cNvPr id="1483421159" name=""/>
+                    <pic:cNvPicPr/>
+                  </pic:nvPicPr>
+                  <pic:blipFill>
+                    <a:blip r:embed="rId40">
+                      <a:extLst>
+                        <a:ext uri="{28A0092B-C50C-407E-A947-70E740481C1C}">
+                          <a14:useLocalDpi xmlns:a14="http://schemas.microsoft.com/office/drawing/2010/main" val="0"/>
+                        </a:ext>
+                      </a:extLst>
+                    </a:blip>
+                    <a:stretch>
+                      <a:fillRect/>
+                    </a:stretch>
+                  </pic:blipFill>
+                  <pic:spPr>
+                    <a:xfrm>
+                      <a:off x="0" y="0"/>
+                      <a:ext cx="4991100" cy="2867025"/>
+                    </a:xfrm>
+                    <a:prstGeom prst="rect">
+                      <a:avLst/>
+                    </a:prstGeom>
+                  </pic:spPr>
+                </pic:pic>
+              </a:graphicData>
+            </a:graphic>
+          </wp:inline>
+        </w:drawing>
+      </w:r>
+    </w:p>
+    <w:p>
+      <w:pPr>
+        <w:pStyle w:val="Textoindependiente"/>
+        <w:jc w:val="both"/>
+        <w:rPr>
+          <w:rFonts w:asciiTheme="minorHAnsi" w:hAnsiTheme="minorHAnsi" w:cstheme="minorHAnsi"/>
+        </w:rPr>
+      </w:pPr>
+    </w:p>
+    <w:p>
+      <w:pPr>
+        <w:pStyle w:val="Textoindependiente"/>
+        <w:jc w:val="both"/>
+        <w:rPr>
+          <w:rFonts w:asciiTheme="minorHAnsi" w:hAnsiTheme="minorHAnsi" w:cstheme="minorHAnsi"/>
+        </w:rPr>
+      </w:pPr>
+      <w:r>
+        <w:rPr>
+          <w:rFonts w:asciiTheme="minorHAnsi" w:hAnsiTheme="minorHAnsi" w:cstheme="minorHAnsi"/>
+        </w:rPr>
+        <w:t>Área donde podría caer la caja o el personaje.</w:t>
+      </w:r>
+    </w:p>
+    <w:p>
+      <w:pPr>
+        <w:pStyle w:val="Textoindependiente"/>
+        <w:jc w:val="both"/>
+        <w:rPr>
+          <w:rFonts w:asciiTheme="minorHAnsi" w:hAnsiTheme="minorHAnsi" w:cstheme="minorHAnsi"/>
+        </w:rPr>
+      </w:pPr>
+    </w:p>
+    <w:p>
+      <w:pPr>
+        <w:pStyle w:val="Textoindependiente"/>
+        <w:jc w:val="both"/>
+        <w:rPr>
+          <w:rFonts w:asciiTheme="minorHAnsi" w:hAnsiTheme="minorHAnsi" w:cstheme="minorHAnsi"/>
+        </w:rPr>
+      </w:pPr>
+      <w:r>
+        <w:rPr>
+          <w:rFonts w:asciiTheme="minorHAnsi" w:hAnsiTheme="minorHAnsi" w:cstheme="minorHAnsi"/>
+        </w:rPr>
+        <w:t>Ahora, se muestra otro ejemplo que es el de hacer aparecer una imagen con sonido a modo de “sorpresa”.</w:t>
+      </w:r>
+    </w:p>
+    <w:p>
+      <w:pPr>
+        <w:pStyle w:val="Textoindependiente"/>
+        <w:jc w:val="both"/>
+        <w:rPr>
+          <w:rFonts w:asciiTheme="minorHAnsi" w:hAnsiTheme="minorHAnsi" w:cstheme="minorHAnsi"/>
+        </w:rPr>
+      </w:pPr>
+    </w:p>
+    <w:p>
+      <w:pPr>
+        <w:pStyle w:val="Textoindependiente"/>
+        <w:jc w:val="both"/>
+        <w:rPr>
+          <w:rFonts w:asciiTheme="minorHAnsi" w:hAnsiTheme="minorHAnsi" w:cstheme="minorHAnsi"/>
+        </w:rPr>
+      </w:pPr>
+    </w:p>
+    <w:p>
+      <w:pPr>
+        <w:pStyle w:val="Textoindependiente"/>
+        <w:jc w:val="both"/>
+        <w:rPr>
+          <w:rFonts w:asciiTheme="minorHAnsi" w:hAnsiTheme="minorHAnsi" w:cstheme="minorHAnsi"/>
+        </w:rPr>
+      </w:pPr>
+      <w:r>
+        <w:rPr>
+          <w:rFonts w:asciiTheme="minorHAnsi" w:hAnsiTheme="minorHAnsi" w:cstheme="minorHAnsi"/>
+          <w:noProof/>
+        </w:rPr>
+        <w:lastRenderedPageBreak/>
+        <w:drawing>
+          <wp:inline distT="0" distB="0" distL="0" distR="0" wp14:anchorId="2241B288" wp14:editId="4D6ADC2E">
+            <wp:extent cx="6400800" cy="3581400"/>
+            <wp:effectExtent l="0" t="0" r="0" b="0"/>
+            <wp:docPr id="761878729" name="drawing"/>
+            <wp:cNvGraphicFramePr>
+              <a:graphicFrameLocks xmlns:a="http://schemas.openxmlformats.org/drawingml/2006/main" noChangeAspect="1"/>
+            </wp:cNvGraphicFramePr>
+            <a:graphic xmlns:a="http://schemas.openxmlformats.org/drawingml/2006/main">
+              <a:graphicData uri="http://schemas.openxmlformats.org/drawingml/2006/picture">
+                <pic:pic xmlns:pic="http://schemas.openxmlformats.org/drawingml/2006/picture">
+                  <pic:nvPicPr>
+                    <pic:cNvPr id="761878729" name=""/>
+                    <pic:cNvPicPr/>
+                  </pic:nvPicPr>
+                  <pic:blipFill>
+                    <a:blip r:embed="rId41">
+                      <a:extLst>
+                        <a:ext uri="{28A0092B-C50C-407E-A947-70E740481C1C}">
+                          <a14:useLocalDpi xmlns:a14="http://schemas.microsoft.com/office/drawing/2010/main" val="0"/>
+                        </a:ext>
+                      </a:extLst>
+                    </a:blip>
+                    <a:stretch>
+                      <a:fillRect/>
+                    </a:stretch>
+                  </pic:blipFill>
+                  <pic:spPr>
+                    <a:xfrm>
+                      <a:off x="0" y="0"/>
+                      <a:ext cx="6400800" cy="3581400"/>
+                    </a:xfrm>
+                    <a:prstGeom prst="rect">
+                      <a:avLst/>
+                    </a:prstGeom>
+                  </pic:spPr>
+                </pic:pic>
+              </a:graphicData>
+            </a:graphic>
+          </wp:inline>
+        </w:drawing>
+      </w:r>
+    </w:p>
+    <w:p>
+      <w:pPr>
+        <w:pStyle w:val="Textoindependiente"/>
+        <w:jc w:val="both"/>
+        <w:rPr>
+          <w:rFonts w:asciiTheme="minorHAnsi" w:hAnsiTheme="minorHAnsi" w:cstheme="minorHAnsi"/>
+        </w:rPr>
+      </w:pPr>
+      <w:r>
+        <w:rPr>
+          <w:rFonts w:asciiTheme="minorHAnsi" w:hAnsiTheme="minorHAnsi" w:cstheme="minorHAnsi"/>
+        </w:rPr>
+        <w:t xml:space="preserve">Utilizando dos señales, para un cuerpo que entra y cuando sale. Cambiando el estado de visibilidad de una imagen con una variable booleana. </w:t>
+      </w:r>
+    </w:p>
+    <w:p>
+      <w:pPr>
+        <w:pStyle w:val="Textoindependiente"/>
+        <w:jc w:val="both"/>
+        <w:rPr>
+          <w:rFonts w:asciiTheme="minorHAnsi" w:hAnsiTheme="minorHAnsi" w:cstheme="minorHAnsi"/>
+        </w:rPr>
+      </w:pPr>
+    </w:p>
+    <w:p>
+      <w:pPr>
+        <w:pStyle w:val="Textoindependiente"/>
+        <w:jc w:val="both"/>
+        <w:rPr>
+          <w:rFonts w:asciiTheme="minorHAnsi" w:hAnsiTheme="minorHAnsi" w:cstheme="minorHAnsi"/>
+        </w:rPr>
+      </w:pPr>
+      <w:r>
+        <w:rPr>
+          <w:rFonts w:asciiTheme="minorHAnsi" w:hAnsiTheme="minorHAnsi" w:cstheme="minorHAnsi"/>
+          <w:noProof/>
+        </w:rPr>
+        <w:drawing>
+          <wp:inline distT="0" distB="0" distL="0" distR="0" wp14:anchorId="178DA336" wp14:editId="2FBB0192">
+            <wp:extent cx="6400800" cy="3124200"/>
+            <wp:effectExtent l="0" t="0" r="0" b="0"/>
+            <wp:docPr id="1505258748" name="drawing"/>
+            <wp:cNvGraphicFramePr>
+              <a:graphicFrameLocks xmlns:a="http://schemas.openxmlformats.org/drawingml/2006/main" noChangeAspect="1"/>
+            </wp:cNvGraphicFramePr>
+            <a:graphic xmlns:a="http://schemas.openxmlformats.org/drawingml/2006/main">
+              <a:graphicData uri="http://schemas.openxmlformats.org/drawingml/2006/picture">
+                <pic:pic xmlns:pic="http://schemas.openxmlformats.org/drawingml/2006/picture">
+                  <pic:nvPicPr>
+                    <pic:cNvPr id="1505258748" name=""/>
+                    <pic:cNvPicPr/>
+                  </pic:nvPicPr>
+                  <pic:blipFill>
+                    <a:blip r:embed="rId42">
+                      <a:extLst>
+                        <a:ext uri="{28A0092B-C50C-407E-A947-70E740481C1C}">
+                          <a14:useLocalDpi xmlns:a14="http://schemas.microsoft.com/office/drawing/2010/main" val="0"/>
+                        </a:ext>
+                      </a:extLst>
+                    </a:blip>
+                    <a:stretch>
+                      <a:fillRect/>
+                    </a:stretch>
+                  </pic:blipFill>
+                  <pic:spPr>
+                    <a:xfrm>
+                      <a:off x="0" y="0"/>
+                      <a:ext cx="6400800" cy="3124200"/>
+                    </a:xfrm>
+                    <a:prstGeom prst="rect">
+                      <a:avLst/>
+                    </a:prstGeom>
+                  </pic:spPr>
+                </pic:pic>
+              </a:graphicData>
+            </a:graphic>
+          </wp:inline>
+        </w:drawing>
+      </w:r>
+    </w:p>
+    <w:p>
+      <w:pPr>
+        <w:pStyle w:val="Textoindependiente"/>
+        <w:jc w:val="both"/>
+        <w:rPr>
+          <w:rFonts w:asciiTheme="minorHAnsi" w:hAnsiTheme="minorHAnsi" w:cstheme="minorHAnsi"/>
+        </w:rPr>
+      </w:pPr>
+      <w:r>
+        <w:rPr>
+          <w:rFonts w:asciiTheme="minorHAnsi" w:hAnsiTheme="minorHAnsi" w:cstheme="minorHAnsi"/>
+          <w:noProof/>
+        </w:rPr>
+        <w:lastRenderedPageBreak/>
+        <w:drawing>
+          <wp:inline distT="0" distB="0" distL="0" distR="0" wp14:anchorId="3438054C" wp14:editId="6430047B">
+            <wp:extent cx="3695700" cy="2418614"/>
+            <wp:effectExtent l="0" t="0" r="0" b="0"/>
+            <wp:docPr id="574955860" name="drawing"/>
+            <wp:cNvGraphicFramePr>
+              <a:graphicFrameLocks xmlns:a="http://schemas.openxmlformats.org/drawingml/2006/main" noChangeAspect="1"/>
+            </wp:cNvGraphicFramePr>
+            <a:graphic xmlns:a="http://schemas.openxmlformats.org/drawingml/2006/main">
+              <a:graphicData uri="http://schemas.openxmlformats.org/drawingml/2006/picture">
+                <pic:pic xmlns:pic="http://schemas.openxmlformats.org/drawingml/2006/picture">
+                  <pic:nvPicPr>
+                    <pic:cNvPr id="574955860" name=""/>
+                    <pic:cNvPicPr/>
+                  </pic:nvPicPr>
+                  <pic:blipFill>
+                    <a:blip r:embed="rId43">
+                      <a:extLst>
+                        <a:ext uri="{28A0092B-C50C-407E-A947-70E740481C1C}">
+                          <a14:useLocalDpi xmlns:a14="http://schemas.microsoft.com/office/drawing/2010/main"/>
+                        </a:ext>
+                      </a:extLst>
+                    </a:blip>
+                    <a:stretch>
+                      <a:fillRect/>
+                    </a:stretch>
+                  </pic:blipFill>
+                  <pic:spPr>
+                    <a:xfrm>
+                      <a:off x="0" y="0"/>
+                      <a:ext cx="3695700" cy="2418614"/>
+                    </a:xfrm>
+                    <a:prstGeom prst="rect">
+                      <a:avLst/>
+                    </a:prstGeom>
+                  </pic:spPr>
+                </pic:pic>
+              </a:graphicData>
+            </a:graphic>
+          </wp:inline>
+        </w:drawing>
+      </w:r>
+    </w:p>
+    <w:p>
+      <w:pPr>
+        <w:pStyle w:val="Textoindependiente"/>
+        <w:jc w:val="both"/>
+        <w:rPr>
+          <w:rFonts w:asciiTheme="minorHAnsi" w:hAnsiTheme="minorHAnsi" w:cstheme="minorHAnsi"/>
+        </w:rPr>
+      </w:pPr>
+    </w:p>
+    <w:p>
+      <w:pPr>
+        <w:pStyle w:val="Textoindependiente"/>
+        <w:jc w:val="both"/>
+        <w:rPr>
+          <w:rFonts w:asciiTheme="minorHAnsi" w:hAnsiTheme="minorHAnsi" w:cstheme="minorHAnsi"/>
+        </w:rPr>
+      </w:pPr>
+      <w:r>
+        <w:rPr>
+          <w:rFonts w:asciiTheme="minorHAnsi" w:hAnsiTheme="minorHAnsi" w:cstheme="minorHAnsi"/>
+          <w:noProof/>
+        </w:rPr>
+        <w:drawing>
+          <wp:inline distT="0" distB="0" distL="0" distR="0" wp14:anchorId="2128D4A7" wp14:editId="3672C8B6">
+            <wp:extent cx="4191000" cy="3161960"/>
+            <wp:effectExtent l="0" t="0" r="0" b="0"/>
+            <wp:docPr id="618780804" name="drawing"/>
+            <wp:cNvGraphicFramePr>
+              <a:graphicFrameLocks xmlns:a="http://schemas.openxmlformats.org/drawingml/2006/main" noChangeAspect="1"/>
+            </wp:cNvGraphicFramePr>
+            <a:graphic xmlns:a="http://schemas.openxmlformats.org/drawingml/2006/main">
+              <a:graphicData uri="http://schemas.openxmlformats.org/drawingml/2006/picture">
+                <pic:pic xmlns:pic="http://schemas.openxmlformats.org/drawingml/2006/picture">
+                  <pic:nvPicPr>
+                    <pic:cNvPr id="618780804" name=""/>
+                    <pic:cNvPicPr/>
+                  </pic:nvPicPr>
+                  <pic:blipFill>
+                    <a:blip r:embed="rId44">
+                      <a:extLst>
+                        <a:ext uri="{28A0092B-C50C-407E-A947-70E740481C1C}">
+                          <a14:useLocalDpi xmlns:a14="http://schemas.microsoft.com/office/drawing/2010/main"/>
+                        </a:ext>
+                      </a:extLst>
+                    </a:blip>
+                    <a:stretch>
+                      <a:fillRect/>
+                    </a:stretch>
+                  </pic:blipFill>
+                  <pic:spPr>
+                    <a:xfrm>
+                      <a:off x="0" y="0"/>
+                      <a:ext cx="4191000" cy="3161960"/>
+                    </a:xfrm>
+                    <a:prstGeom prst="rect">
+                      <a:avLst/>
+                    </a:prstGeom>
+                  </pic:spPr>
+                </pic:pic>
+              </a:graphicData>
+            </a:graphic>
+          </wp:inline>
+        </w:drawing>
+      </w:r>
+    </w:p>
+    <w:p>
+      <w:pPr>
+        <w:pStyle w:val="Textoindependiente"/>
+        <w:jc w:val="both"/>
+        <w:rPr>
+          <w:rFonts w:asciiTheme="minorHAnsi" w:hAnsiTheme="minorHAnsi" w:cstheme="minorHAnsi"/>
+        </w:rPr>
+      </w:pPr>
+    </w:p>
+    <w:p>
+      <w:pPr>
+        <w:pStyle w:val="Textoindependiente"/>
+        <w:jc w:val="both"/>
+        <w:rPr>
+          <w:rFonts w:asciiTheme="minorHAnsi" w:hAnsiTheme="minorHAnsi" w:cstheme="minorHAnsi"/>
+        </w:rPr>
+      </w:pPr>
+    </w:p>
+    <w:p>
+      <w:pPr>
+        <w:pStyle w:val="Textoindependiente"/>
+        <w:jc w:val="both"/>
+        <w:rPr>
+          <w:rFonts w:asciiTheme="minorHAnsi" w:hAnsiTheme="minorHAnsi" w:cstheme="minorHAnsi"/>
+        </w:rPr>
+      </w:pPr>
+      <w:r>
+        <w:rPr>
+          <w:rFonts w:asciiTheme="minorHAnsi" w:hAnsiTheme="minorHAnsi" w:cstheme="minorHAnsi"/>
+        </w:rPr>
+        <w:t xml:space="preserve">Por último, para esta actividad, la configuración de </w:t>
+      </w:r>
+      <w:proofErr w:type="spellStart"/>
+      <w:r>
+        <w:rPr>
+          <w:rFonts w:asciiTheme="minorHAnsi" w:hAnsiTheme="minorHAnsi" w:cstheme="minorHAnsi"/>
+        </w:rPr>
+        <w:t>prints</w:t>
+      </w:r>
+      <w:proofErr w:type="spellEnd"/>
+      <w:r>
+        <w:rPr>
+          <w:rFonts w:asciiTheme="minorHAnsi" w:hAnsiTheme="minorHAnsi" w:cstheme="minorHAnsi"/>
+        </w:rPr>
+        <w:t xml:space="preserve"> en la consola para detectar objetos en un área cercana al personaje y luego poder agarrarlos usando PinJoint2D. Aquí abajo se muestra la configuración:</w:t>
+      </w:r>
+    </w:p>
+    <w:p>
+      <w:pPr>
+        <w:pStyle w:val="Textoindependiente"/>
+        <w:jc w:val="both"/>
+        <w:rPr>
+          <w:rFonts w:asciiTheme="minorHAnsi" w:hAnsiTheme="minorHAnsi" w:cstheme="minorHAnsi"/>
+        </w:rPr>
+      </w:pPr>
+    </w:p>
+    <w:p>
+      <w:pPr>
+        <w:pStyle w:val="Textoindependiente"/>
+        <w:jc w:val="both"/>
+        <w:rPr>
+          <w:rFonts w:asciiTheme="minorHAnsi" w:hAnsiTheme="minorHAnsi" w:cstheme="minorHAnsi"/>
+        </w:rPr>
+      </w:pPr>
+      <w:r>
+        <w:rPr>
+          <w:rFonts w:asciiTheme="minorHAnsi" w:hAnsiTheme="minorHAnsi" w:cstheme="minorHAnsi"/>
+          <w:noProof/>
+        </w:rPr>
+        <w:drawing>
+          <wp:inline distT="0" distB="0" distL="0" distR="0" wp14:anchorId="6C8AB0E0" wp14:editId="1FB07B83">
+            <wp:extent cx="4838700" cy="952500"/>
+            <wp:effectExtent l="0" t="0" r="0" b="0"/>
+            <wp:docPr id="213585331" name="drawing"/>
+            <wp:cNvGraphicFramePr>
+              <a:graphicFrameLocks xmlns:a="http://schemas.openxmlformats.org/drawingml/2006/main" noChangeAspect="1"/>
+            </wp:cNvGraphicFramePr>
+            <a:graphic xmlns:a="http://schemas.openxmlformats.org/drawingml/2006/main">
+              <a:graphicData uri="http://schemas.openxmlformats.org/drawingml/2006/picture">
+                <pic:pic xmlns:pic="http://schemas.openxmlformats.org/drawingml/2006/picture">
+                  <pic:nvPicPr>
+                    <pic:cNvPr id="213585331" name=""/>
+                    <pic:cNvPicPr/>
+                  </pic:nvPicPr>
+                  <pic:blipFill>
+                    <a:blip r:embed="rId45">
+                      <a:extLst>
+                        <a:ext uri="{28A0092B-C50C-407E-A947-70E740481C1C}">
+                          <a14:useLocalDpi xmlns:a14="http://schemas.microsoft.com/office/drawing/2010/main" val="0"/>
+                        </a:ext>
+                      </a:extLst>
+                    </a:blip>
+                    <a:stretch>
+                      <a:fillRect/>
+                    </a:stretch>
+                  </pic:blipFill>
+                  <pic:spPr>
+                    <a:xfrm>
+                      <a:off x="0" y="0"/>
+                      <a:ext cx="4838700" cy="952500"/>
+                    </a:xfrm>
+                    <a:prstGeom prst="rect">
+                      <a:avLst/>
+                    </a:prstGeom>
+                  </pic:spPr>
+                </pic:pic>
+              </a:graphicData>
+            </a:graphic>
+          </wp:inline>
+        </w:drawing>
+      </w:r>
+    </w:p>
+    <w:p>
+      <w:pPr>
+        <w:pStyle w:val="Textoindependiente"/>
+        <w:jc w:val="both"/>
+        <w:rPr>
+          <w:rFonts w:asciiTheme="minorHAnsi" w:hAnsiTheme="minorHAnsi" w:cstheme="minorHAnsi"/>
+        </w:rPr>
+      </w:pPr>
+    </w:p>
+    <w:p>
+      <w:pPr>
+        <w:pStyle w:val="Textoindependiente"/>
+        <w:jc w:val="both"/>
+        <w:rPr>
+          <w:rFonts w:asciiTheme="minorHAnsi" w:hAnsiTheme="minorHAnsi" w:cstheme="minorHAnsi"/>
+        </w:rPr>
+      </w:pPr>
+      <w:r>
+        <w:rPr>
+          <w:rFonts w:asciiTheme="minorHAnsi" w:hAnsiTheme="minorHAnsi" w:cstheme="minorHAnsi"/>
+        </w:rPr>
+        <w:t>Exportar y crear las variables necesarias para que un objeto sea “</w:t>
+      </w:r>
+      <w:proofErr w:type="spellStart"/>
+      <w:r>
+        <w:rPr>
+          <w:rFonts w:asciiTheme="minorHAnsi" w:hAnsiTheme="minorHAnsi" w:cstheme="minorHAnsi"/>
+        </w:rPr>
+        <w:t>agarrable</w:t>
+      </w:r>
+      <w:proofErr w:type="spellEnd"/>
+      <w:r>
+        <w:rPr>
+          <w:rFonts w:asciiTheme="minorHAnsi" w:hAnsiTheme="minorHAnsi" w:cstheme="minorHAnsi"/>
+        </w:rPr>
+        <w:t>”.</w:t>
+      </w:r>
+    </w:p>
+    <w:p>
+      <w:pPr>
+        <w:pStyle w:val="Textoindependiente"/>
+        <w:jc w:val="both"/>
+        <w:rPr>
+          <w:rFonts w:asciiTheme="minorHAnsi" w:hAnsiTheme="minorHAnsi" w:cstheme="minorHAnsi"/>
+        </w:rPr>
+      </w:pPr>
+    </w:p>
+    <w:p>
+      <w:pPr>
+        <w:pStyle w:val="Textoindependiente"/>
+        <w:jc w:val="both"/>
+        <w:rPr>
+          <w:rFonts w:asciiTheme="minorHAnsi" w:hAnsiTheme="minorHAnsi" w:cstheme="minorHAnsi"/>
+        </w:rPr>
+      </w:pPr>
+      <w:r>
+        <w:rPr>
+          <w:rFonts w:asciiTheme="minorHAnsi" w:hAnsiTheme="minorHAnsi" w:cstheme="minorHAnsi"/>
+          <w:noProof/>
+        </w:rPr>
+        <w:drawing>
+          <wp:inline distT="0" distB="0" distL="0" distR="0" wp14:anchorId="507F0710" wp14:editId="343ECCAD">
+            <wp:extent cx="4133850" cy="285750"/>
+            <wp:effectExtent l="0" t="0" r="0" b="0"/>
+            <wp:docPr id="1097557445" name="drawing"/>
+            <wp:cNvGraphicFramePr>
+              <a:graphicFrameLocks xmlns:a="http://schemas.openxmlformats.org/drawingml/2006/main" noChangeAspect="1"/>
+            </wp:cNvGraphicFramePr>
+            <a:graphic xmlns:a="http://schemas.openxmlformats.org/drawingml/2006/main">
+              <a:graphicData uri="http://schemas.openxmlformats.org/drawingml/2006/picture">
+                <pic:pic xmlns:pic="http://schemas.openxmlformats.org/drawingml/2006/picture">
+                  <pic:nvPicPr>
+                    <pic:cNvPr id="1097557445" name=""/>
+                    <pic:cNvPicPr/>
+                  </pic:nvPicPr>
+                  <pic:blipFill>
+                    <a:blip r:embed="rId46">
+                      <a:extLst>
+                        <a:ext uri="{28A0092B-C50C-407E-A947-70E740481C1C}">
+                          <a14:useLocalDpi xmlns:a14="http://schemas.microsoft.com/office/drawing/2010/main" val="0"/>
+                        </a:ext>
+                      </a:extLst>
+                    </a:blip>
+                    <a:stretch>
+                      <a:fillRect/>
+                    </a:stretch>
+                  </pic:blipFill>
+                  <pic:spPr>
+                    <a:xfrm>
+                      <a:off x="0" y="0"/>
+                      <a:ext cx="4133850" cy="285750"/>
+                    </a:xfrm>
+                    <a:prstGeom prst="rect">
+                      <a:avLst/>
+                    </a:prstGeom>
+                  </pic:spPr>
+                </pic:pic>
+              </a:graphicData>
+            </a:graphic>
+          </wp:inline>
+        </w:drawing>
+      </w:r>
+    </w:p>
+    <w:p>
+      <w:pPr>
+        <w:pStyle w:val="Textoindependiente"/>
+        <w:jc w:val="both"/>
+        <w:rPr>
+          <w:rFonts w:asciiTheme="minorHAnsi" w:hAnsiTheme="minorHAnsi" w:cstheme="minorHAnsi"/>
+        </w:rPr>
+      </w:pPr>
+    </w:p>
+    <w:p>
+      <w:pPr>
+        <w:pStyle w:val="Textoindependiente"/>
+        <w:jc w:val="both"/>
+        <w:rPr>
+          <w:rFonts w:asciiTheme="minorHAnsi" w:hAnsiTheme="minorHAnsi" w:cstheme="minorHAnsi"/>
+        </w:rPr>
+      </w:pPr>
+      <w:r>
+        <w:rPr>
+          <w:rFonts w:asciiTheme="minorHAnsi" w:hAnsiTheme="minorHAnsi" w:cstheme="minorHAnsi"/>
+        </w:rPr>
+        <w:t>Unir los nodos con PinJoint2D.</w:t>
+      </w:r>
+    </w:p>
+    <w:p>
+      <w:pPr>
+        <w:pStyle w:val="Textoindependiente"/>
+        <w:jc w:val="both"/>
+        <w:rPr>
+          <w:rFonts w:asciiTheme="minorHAnsi" w:hAnsiTheme="minorHAnsi" w:cstheme="minorHAnsi"/>
+        </w:rPr>
+      </w:pPr>
+    </w:p>
+    <w:p>
+      <w:pPr>
+        <w:pStyle w:val="Textoindependiente"/>
+        <w:jc w:val="both"/>
+        <w:rPr>
+          <w:rFonts w:asciiTheme="minorHAnsi" w:hAnsiTheme="minorHAnsi" w:cstheme="minorHAnsi"/>
+        </w:rPr>
+      </w:pPr>
+      <w:r>
+        <w:rPr>
+          <w:rFonts w:asciiTheme="minorHAnsi" w:hAnsiTheme="minorHAnsi" w:cstheme="minorHAnsi"/>
+          <w:noProof/>
+        </w:rPr>
+        <w:lastRenderedPageBreak/>
+        <w:drawing>
+          <wp:inline distT="0" distB="0" distL="0" distR="0" wp14:anchorId="683ED6D9" wp14:editId="4DC5200B">
+            <wp:extent cx="2476500" cy="1828800"/>
+            <wp:effectExtent l="0" t="0" r="0" b="0"/>
+            <wp:docPr id="1266126492" name="drawing"/>
+            <wp:cNvGraphicFramePr>
+              <a:graphicFrameLocks xmlns:a="http://schemas.openxmlformats.org/drawingml/2006/main" noChangeAspect="1"/>
+            </wp:cNvGraphicFramePr>
+            <a:graphic xmlns:a="http://schemas.openxmlformats.org/drawingml/2006/main">
+              <a:graphicData uri="http://schemas.openxmlformats.org/drawingml/2006/picture">
+                <pic:pic xmlns:pic="http://schemas.openxmlformats.org/drawingml/2006/picture">
+                  <pic:nvPicPr>
+                    <pic:cNvPr id="1266126492" name=""/>
+                    <pic:cNvPicPr/>
+                  </pic:nvPicPr>
+                  <pic:blipFill>
+                    <a:blip r:embed="rId47">
+                      <a:extLst>
+                        <a:ext uri="{28A0092B-C50C-407E-A947-70E740481C1C}">
+                          <a14:useLocalDpi xmlns:a14="http://schemas.microsoft.com/office/drawing/2010/main" val="0"/>
+                        </a:ext>
+                      </a:extLst>
+                    </a:blip>
+                    <a:stretch>
+                      <a:fillRect/>
+                    </a:stretch>
+                  </pic:blipFill>
+                  <pic:spPr>
+                    <a:xfrm>
+                      <a:off x="0" y="0"/>
+                      <a:ext cx="2476500" cy="1828800"/>
+                    </a:xfrm>
+                    <a:prstGeom prst="rect">
+                      <a:avLst/>
+                    </a:prstGeom>
+                  </pic:spPr>
+                </pic:pic>
+              </a:graphicData>
+            </a:graphic>
+          </wp:inline>
+        </w:drawing>
+      </w:r>
+    </w:p>
+    <w:p>
+      <w:pPr>
+        <w:pStyle w:val="Textoindependiente"/>
+        <w:jc w:val="both"/>
+        <w:rPr>
+          <w:rFonts w:asciiTheme="minorHAnsi" w:hAnsiTheme="minorHAnsi" w:cstheme="minorHAnsi"/>
+        </w:rPr>
+      </w:pPr>
+    </w:p>
+    <w:p>
+      <w:pPr>
+        <w:pStyle w:val="Textoindependiente"/>
+        <w:jc w:val="both"/>
+        <w:rPr>
+          <w:rFonts w:asciiTheme="minorHAnsi" w:hAnsiTheme="minorHAnsi" w:cstheme="minorHAnsi"/>
+        </w:rPr>
+      </w:pPr>
+      <w:r>
+        <w:rPr>
+          <w:rFonts w:asciiTheme="minorHAnsi" w:hAnsiTheme="minorHAnsi" w:cstheme="minorHAnsi"/>
+        </w:rPr>
+        <w:t xml:space="preserve">Definir como nodo hijo el </w:t>
+      </w:r>
+      <w:proofErr w:type="spellStart"/>
+      <w:r>
+        <w:rPr>
+          <w:rFonts w:asciiTheme="minorHAnsi" w:hAnsiTheme="minorHAnsi" w:cstheme="minorHAnsi"/>
+        </w:rPr>
+        <w:t>PinJoint</w:t>
+      </w:r>
+      <w:proofErr w:type="spellEnd"/>
+      <w:r>
+        <w:rPr>
+          <w:rFonts w:asciiTheme="minorHAnsi" w:hAnsiTheme="minorHAnsi" w:cstheme="minorHAnsi"/>
+        </w:rPr>
+        <w:t xml:space="preserve"> 2D en el editor del personaje.</w:t>
+      </w:r>
+    </w:p>
+    <w:p>
+      <w:pPr>
+        <w:pStyle w:val="Textoindependiente"/>
+        <w:jc w:val="both"/>
+        <w:rPr>
+          <w:rFonts w:asciiTheme="minorHAnsi" w:hAnsiTheme="minorHAnsi" w:cstheme="minorHAnsi"/>
+        </w:rPr>
+      </w:pPr>
+    </w:p>
+    <w:p>
+      <w:pPr>
+        <w:pStyle w:val="Textoindependiente"/>
+        <w:jc w:val="both"/>
+        <w:rPr>
+          <w:rFonts w:asciiTheme="minorHAnsi" w:hAnsiTheme="minorHAnsi" w:cstheme="minorHAnsi"/>
+        </w:rPr>
+      </w:pPr>
+      <w:r>
+        <w:rPr>
+          <w:rFonts w:asciiTheme="minorHAnsi" w:hAnsiTheme="minorHAnsi" w:cstheme="minorHAnsi"/>
+        </w:rPr>
+        <w:t>Luego, definir en la configuración del proyecto, una entrada para la acción de agarrar. En este caso, se nombró “agarrar” y se colocó la tecla “A” para activarla.</w:t>
+      </w:r>
+    </w:p>
+    <w:p>
+      <w:pPr>
+        <w:pStyle w:val="Textoindependiente"/>
+        <w:jc w:val="both"/>
+        <w:rPr>
+          <w:rFonts w:asciiTheme="minorHAnsi" w:hAnsiTheme="minorHAnsi" w:cstheme="minorHAnsi"/>
+        </w:rPr>
+      </w:pPr>
+    </w:p>
+    <w:p>
+      <w:pPr>
+        <w:pStyle w:val="Textoindependiente"/>
+        <w:jc w:val="both"/>
+        <w:rPr>
+          <w:rFonts w:asciiTheme="minorHAnsi" w:hAnsiTheme="minorHAnsi" w:cstheme="minorHAnsi"/>
+        </w:rPr>
+      </w:pPr>
+      <w:r>
+        <w:rPr>
+          <w:rFonts w:asciiTheme="minorHAnsi" w:hAnsiTheme="minorHAnsi" w:cstheme="minorHAnsi"/>
+        </w:rPr>
+        <w:t>Después unir con los nodos al cumplirse la condición de presionar o soltar la tecla para “agarrar”.</w:t>
+      </w:r>
+    </w:p>
+    <w:p>
+      <w:pPr>
+        <w:pStyle w:val="Textoindependiente"/>
+        <w:jc w:val="both"/>
+        <w:rPr>
+          <w:rFonts w:asciiTheme="minorHAnsi" w:hAnsiTheme="minorHAnsi" w:cstheme="minorHAnsi"/>
+        </w:rPr>
+      </w:pPr>
+      <w:r>
+        <w:rPr>
+          <w:rFonts w:asciiTheme="minorHAnsi" w:hAnsiTheme="minorHAnsi" w:cstheme="minorHAnsi"/>
+          <w:noProof/>
+        </w:rPr>
+        <w:drawing>
+          <wp:inline distT="0" distB="0" distL="0" distR="0" wp14:anchorId="1E6B1E57" wp14:editId="0E77A901">
+            <wp:extent cx="5372100" cy="3295650"/>
+            <wp:effectExtent l="0" t="0" r="0" b="0"/>
+            <wp:docPr id="399972586" name="drawing"/>
+            <wp:cNvGraphicFramePr>
+              <a:graphicFrameLocks xmlns:a="http://schemas.openxmlformats.org/drawingml/2006/main" noChangeAspect="1"/>
+            </wp:cNvGraphicFramePr>
+            <a:graphic xmlns:a="http://schemas.openxmlformats.org/drawingml/2006/main">
+              <a:graphicData uri="http://schemas.openxmlformats.org/drawingml/2006/picture">
+                <pic:pic xmlns:pic="http://schemas.openxmlformats.org/drawingml/2006/picture">
+                  <pic:nvPicPr>
+                    <pic:cNvPr id="399972586" name=""/>
+                    <pic:cNvPicPr/>
+                  </pic:nvPicPr>
+                  <pic:blipFill>
+                    <a:blip r:embed="rId48">
+                      <a:extLst>
+                        <a:ext uri="{28A0092B-C50C-407E-A947-70E740481C1C}">
+                          <a14:useLocalDpi xmlns:a14="http://schemas.microsoft.com/office/drawing/2010/main" val="0"/>
+                        </a:ext>
+                      </a:extLst>
+                    </a:blip>
+                    <a:stretch>
+                      <a:fillRect/>
+                    </a:stretch>
+                  </pic:blipFill>
+                  <pic:spPr>
+                    <a:xfrm>
+                      <a:off x="0" y="0"/>
+                      <a:ext cx="5372100" cy="3295650"/>
+                    </a:xfrm>
+                    <a:prstGeom prst="rect">
+                      <a:avLst/>
+                    </a:prstGeom>
+                  </pic:spPr>
+                </pic:pic>
+              </a:graphicData>
+            </a:graphic>
+          </wp:inline>
+        </w:drawing>
+      </w:r>
+    </w:p>
+    <w:p>
+      <w:pPr>
+        <w:pStyle w:val="Textoindependiente"/>
+        <w:jc w:val="both"/>
+        <w:rPr>
+          <w:rFonts w:asciiTheme="minorHAnsi" w:hAnsiTheme="minorHAnsi" w:cstheme="minorHAnsi"/>
+        </w:rPr>
+      </w:pPr>
+    </w:p>
+    <w:p>
+      <w:pPr>
+        <w:pStyle w:val="Textoindependiente"/>
+        <w:jc w:val="both"/>
+        <w:rPr>
+          <w:rFonts w:asciiTheme="minorHAnsi" w:hAnsiTheme="minorHAnsi" w:cstheme="minorHAnsi"/>
+        </w:rPr>
+      </w:pPr>
+      <w:r>
+        <w:rPr>
+          <w:rFonts w:asciiTheme="minorHAnsi" w:hAnsiTheme="minorHAnsi" w:cstheme="minorHAnsi"/>
+        </w:rPr>
+        <w:t>Y, el otro paso fundamental, es crear un “área de detección” en el personaje.</w:t>
+      </w:r>
+    </w:p>
+    <w:p>
+      <w:pPr>
+        <w:pStyle w:val="Textoindependiente"/>
+        <w:jc w:val="both"/>
+        <w:rPr>
+          <w:rFonts w:asciiTheme="minorHAnsi" w:hAnsiTheme="minorHAnsi" w:cstheme="minorHAnsi"/>
+        </w:rPr>
+      </w:pPr>
+      <w:r>
+        <w:rPr>
+          <w:rFonts w:asciiTheme="minorHAnsi" w:hAnsiTheme="minorHAnsi" w:cstheme="minorHAnsi"/>
+        </w:rPr>
+        <w:t xml:space="preserve">Esto se realiza también con un área 2D con señales de </w:t>
+      </w:r>
+      <w:proofErr w:type="spellStart"/>
+      <w:r>
+        <w:rPr>
+          <w:rFonts w:asciiTheme="minorHAnsi" w:hAnsiTheme="minorHAnsi" w:cstheme="minorHAnsi"/>
+        </w:rPr>
+        <w:t>body</w:t>
+      </w:r>
+      <w:proofErr w:type="spellEnd"/>
+      <w:r>
+        <w:rPr>
+          <w:rFonts w:asciiTheme="minorHAnsi" w:hAnsiTheme="minorHAnsi" w:cstheme="minorHAnsi"/>
+        </w:rPr>
+        <w:t xml:space="preserve"> </w:t>
+      </w:r>
+      <w:proofErr w:type="spellStart"/>
+      <w:r>
+        <w:rPr>
+          <w:rFonts w:asciiTheme="minorHAnsi" w:hAnsiTheme="minorHAnsi" w:cstheme="minorHAnsi"/>
+        </w:rPr>
+        <w:t>entered</w:t>
+      </w:r>
+      <w:proofErr w:type="spellEnd"/>
+      <w:r>
+        <w:rPr>
+          <w:rFonts w:asciiTheme="minorHAnsi" w:hAnsiTheme="minorHAnsi" w:cstheme="minorHAnsi"/>
+        </w:rPr>
+        <w:t xml:space="preserve"> y </w:t>
+      </w:r>
+      <w:proofErr w:type="spellStart"/>
+      <w:r>
+        <w:rPr>
+          <w:rFonts w:asciiTheme="minorHAnsi" w:hAnsiTheme="minorHAnsi" w:cstheme="minorHAnsi"/>
+        </w:rPr>
+        <w:t>body</w:t>
+      </w:r>
+      <w:proofErr w:type="spellEnd"/>
+      <w:r>
+        <w:rPr>
+          <w:rFonts w:asciiTheme="minorHAnsi" w:hAnsiTheme="minorHAnsi" w:cstheme="minorHAnsi"/>
+        </w:rPr>
+        <w:t xml:space="preserve"> </w:t>
+      </w:r>
+      <w:proofErr w:type="spellStart"/>
+      <w:r>
+        <w:rPr>
+          <w:rFonts w:asciiTheme="minorHAnsi" w:hAnsiTheme="minorHAnsi" w:cstheme="minorHAnsi"/>
+        </w:rPr>
+        <w:t>exited</w:t>
+      </w:r>
+      <w:proofErr w:type="spellEnd"/>
+      <w:r>
+        <w:rPr>
+          <w:rFonts w:asciiTheme="minorHAnsi" w:hAnsiTheme="minorHAnsi" w:cstheme="minorHAnsi"/>
+        </w:rPr>
+        <w:t xml:space="preserve"> para </w:t>
+      </w:r>
+      <w:proofErr w:type="spellStart"/>
+      <w:r>
+        <w:rPr>
+          <w:rFonts w:asciiTheme="minorHAnsi" w:hAnsiTheme="minorHAnsi" w:cstheme="minorHAnsi"/>
+        </w:rPr>
+        <w:t>Rigid</w:t>
+      </w:r>
+      <w:proofErr w:type="spellEnd"/>
+      <w:r>
+        <w:rPr>
+          <w:rFonts w:asciiTheme="minorHAnsi" w:hAnsiTheme="minorHAnsi" w:cstheme="minorHAnsi"/>
+        </w:rPr>
+        <w:t xml:space="preserve"> </w:t>
+      </w:r>
+      <w:proofErr w:type="spellStart"/>
+      <w:r>
+        <w:rPr>
+          <w:rFonts w:asciiTheme="minorHAnsi" w:hAnsiTheme="minorHAnsi" w:cstheme="minorHAnsi"/>
+        </w:rPr>
+        <w:t>bodies</w:t>
+      </w:r>
+      <w:proofErr w:type="spellEnd"/>
+      <w:r>
+        <w:rPr>
+          <w:rFonts w:asciiTheme="minorHAnsi" w:hAnsiTheme="minorHAnsi" w:cstheme="minorHAnsi"/>
+        </w:rPr>
+        <w:t>.</w:t>
+      </w:r>
+    </w:p>
+    <w:p>
+      <w:pPr>
+        <w:pStyle w:val="Textoindependiente"/>
+        <w:jc w:val="both"/>
+        <w:rPr>
+          <w:rFonts w:asciiTheme="minorHAnsi" w:hAnsiTheme="minorHAnsi" w:cstheme="minorHAnsi"/>
+        </w:rPr>
+      </w:pPr>
+      <w:r>
+        <w:rPr>
+          <w:rFonts w:asciiTheme="minorHAnsi" w:hAnsiTheme="minorHAnsi" w:cstheme="minorHAnsi"/>
+          <w:noProof/>
+        </w:rPr>
+        <w:lastRenderedPageBreak/>
+        <w:drawing>
+          <wp:inline distT="0" distB="0" distL="0" distR="0" wp14:anchorId="1F9B4416" wp14:editId="228FC6BA">
+            <wp:extent cx="6400800" cy="4448175"/>
+            <wp:effectExtent l="0" t="0" r="0" b="0"/>
+            <wp:docPr id="402432194" name="drawing"/>
+            <wp:cNvGraphicFramePr>
+              <a:graphicFrameLocks xmlns:a="http://schemas.openxmlformats.org/drawingml/2006/main" noChangeAspect="1"/>
+            </wp:cNvGraphicFramePr>
+            <a:graphic xmlns:a="http://schemas.openxmlformats.org/drawingml/2006/main">
+              <a:graphicData uri="http://schemas.openxmlformats.org/drawingml/2006/picture">
+                <pic:pic xmlns:pic="http://schemas.openxmlformats.org/drawingml/2006/picture">
+                  <pic:nvPicPr>
+                    <pic:cNvPr id="402432194" name=""/>
+                    <pic:cNvPicPr/>
+                  </pic:nvPicPr>
+                  <pic:blipFill>
+                    <a:blip r:embed="rId49">
+                      <a:extLst>
+                        <a:ext uri="{28A0092B-C50C-407E-A947-70E740481C1C}">
+                          <a14:useLocalDpi xmlns:a14="http://schemas.microsoft.com/office/drawing/2010/main" val="0"/>
+                        </a:ext>
+                      </a:extLst>
+                    </a:blip>
+                    <a:stretch>
+                      <a:fillRect/>
+                    </a:stretch>
+                  </pic:blipFill>
+                  <pic:spPr>
+                    <a:xfrm>
+                      <a:off x="0" y="0"/>
+                      <a:ext cx="6400800" cy="4448175"/>
+                    </a:xfrm>
+                    <a:prstGeom prst="rect">
+                      <a:avLst/>
+                    </a:prstGeom>
+                  </pic:spPr>
+                </pic:pic>
+              </a:graphicData>
+            </a:graphic>
+          </wp:inline>
+        </w:drawing>
+      </w:r>
+    </w:p>
+    <w:p>
+      <w:pPr>
+        <w:pStyle w:val="Textoindependiente"/>
+        <w:jc w:val="both"/>
+        <w:rPr>
+          <w:rFonts w:asciiTheme="minorHAnsi" w:hAnsiTheme="minorHAnsi" w:cstheme="minorHAnsi"/>
+        </w:rPr>
+      </w:pPr>
+      <w:r>
+        <w:rPr>
+          <w:rFonts w:asciiTheme="minorHAnsi" w:hAnsiTheme="minorHAnsi" w:cstheme="minorHAnsi"/>
+        </w:rPr>
+        <w:t>Este último paso también se puede hacer antes que los demás para comprobar en la consola si se podrá ejecutar la acción de “agarrar” posteriormente.</w:t>
+      </w:r>
+    </w:p>
+    <w:p>
+      <w:pPr>
+        <w:pStyle w:val="Textoindependiente"/>
+        <w:jc w:val="both"/>
+        <w:rPr>
+          <w:rFonts w:asciiTheme="minorHAnsi" w:hAnsiTheme="minorHAnsi" w:cstheme="minorHAnsi"/>
+        </w:rPr>
+      </w:pPr>
+    </w:p>
+    <w:p>
+      <w:pPr>
+        <w:pStyle w:val="Textoindependiente"/>
+        <w:jc w:val="both"/>
+        <w:rPr>
+          <w:rFonts w:asciiTheme="minorHAnsi" w:hAnsiTheme="minorHAnsi" w:cstheme="minorHAnsi"/>
+        </w:rPr>
+      </w:pPr>
+      <w:r>
+        <w:rPr>
+          <w:rFonts w:asciiTheme="minorHAnsi" w:hAnsiTheme="minorHAnsi" w:cstheme="minorHAnsi"/>
+          <w:noProof/>
+        </w:rPr>
+        <w:lastRenderedPageBreak/>
+        <w:drawing>
+          <wp:inline distT="0" distB="0" distL="0" distR="0" wp14:anchorId="00C79308" wp14:editId="03605BFF">
+            <wp:extent cx="5600700" cy="6400800"/>
+            <wp:effectExtent l="0" t="0" r="0" b="0"/>
+            <wp:docPr id="1506329462" name="drawing"/>
+            <wp:cNvGraphicFramePr>
+              <a:graphicFrameLocks xmlns:a="http://schemas.openxmlformats.org/drawingml/2006/main" noChangeAspect="1"/>
+            </wp:cNvGraphicFramePr>
+            <a:graphic xmlns:a="http://schemas.openxmlformats.org/drawingml/2006/main">
+              <a:graphicData uri="http://schemas.openxmlformats.org/drawingml/2006/picture">
+                <pic:pic xmlns:pic="http://schemas.openxmlformats.org/drawingml/2006/picture">
+                  <pic:nvPicPr>
+                    <pic:cNvPr id="1506329462" name=""/>
+                    <pic:cNvPicPr/>
+                  </pic:nvPicPr>
+                  <pic:blipFill>
+                    <a:blip r:embed="rId50">
+                      <a:extLst>
+                        <a:ext uri="{28A0092B-C50C-407E-A947-70E740481C1C}">
+                          <a14:useLocalDpi xmlns:a14="http://schemas.microsoft.com/office/drawing/2010/main" val="0"/>
+                        </a:ext>
+                      </a:extLst>
+                    </a:blip>
+                    <a:stretch>
+                      <a:fillRect/>
+                    </a:stretch>
+                  </pic:blipFill>
+                  <pic:spPr>
+                    <a:xfrm>
+                      <a:off x="0" y="0"/>
+                      <a:ext cx="5600700" cy="6400800"/>
+                    </a:xfrm>
+                    <a:prstGeom prst="rect">
+                      <a:avLst/>
+                    </a:prstGeom>
+                  </pic:spPr>
+                </pic:pic>
+              </a:graphicData>
+            </a:graphic>
+          </wp:inline>
+        </w:drawing>
+      </w:r>
+    </w:p>
+    <w:p>
+      <w:pPr>
+        <w:pStyle w:val="Textoindependiente"/>
+        <w:jc w:val="both"/>
+        <w:rPr>
+          <w:rFonts w:asciiTheme="minorHAnsi" w:hAnsiTheme="minorHAnsi" w:cstheme="minorHAnsi"/>
+        </w:rPr>
+      </w:pPr>
+    </w:p>
+    <w:p>
+      <w:pPr>
+        <w:pStyle w:val="Textoindependiente"/>
+        <w:jc w:val="both"/>
+        <w:rPr>
+          <w:rFonts w:asciiTheme="minorHAnsi" w:hAnsiTheme="minorHAnsi" w:cstheme="minorHAnsi"/>
+        </w:rPr>
+      </w:pPr>
+    </w:p>
+    <w:p>
+      <w:pPr>
+        <w:pStyle w:val="Ttulo3"/>
+        <w:rPr>
+          <w:rFonts w:asciiTheme="minorHAnsi" w:hAnsiTheme="minorHAnsi" w:cstheme="minorHAnsi"/>
+          <w:sz w:val="22"/>
+          <w:szCs w:val="22"/>
+        </w:rPr>
+      </w:pPr>
+      <w:bookmarkStart w:id="21" w:name="_Toc1173294073"/>
+      <w:bookmarkStart w:id="22" w:name="_Toc216436608"/>
+      <w:r>
+        <w:rPr>
+          <w:rFonts w:asciiTheme="minorHAnsi" w:hAnsiTheme="minorHAnsi" w:cstheme="minorHAnsi"/>
+          <w:sz w:val="22"/>
+          <w:szCs w:val="22"/>
+        </w:rPr>
+        <w:t>Actividad IV: Movimiento Adicional: Doble salto</w:t>
+      </w:r>
+      <w:bookmarkEnd w:id="21"/>
+      <w:bookmarkEnd w:id="22"/>
+    </w:p>
+    <w:p>
+      <w:pPr>
+        <w:pStyle w:val="Ttulo2"/>
+        <w:numPr>
+          <w:ilvl w:val="0"/>
+          <w:numId w:val="0"/>
+        </w:numPr>
+        <w:rPr>
+          <w:rFonts w:asciiTheme="minorHAnsi" w:hAnsiTheme="minorHAnsi" w:cstheme="minorHAnsi"/>
+          <w:sz w:val="22"/>
+          <w:szCs w:val="22"/>
+        </w:rPr>
+      </w:pPr>
+    </w:p>
+    <w:p>
+      <w:pPr>
+        <w:pStyle w:val="Textoindependiente"/>
+        <w:spacing w:line="276" w:lineRule="auto"/>
+        <w:jc w:val="both"/>
+        <w:rPr>
+          <w:rFonts w:asciiTheme="minorHAnsi" w:hAnsiTheme="minorHAnsi" w:cstheme="minorHAnsi"/>
+        </w:rPr>
+      </w:pPr>
+      <w:r>
+        <w:rPr>
+          <w:rFonts w:asciiTheme="minorHAnsi" w:hAnsiTheme="minorHAnsi" w:cstheme="minorHAnsi"/>
+        </w:rPr>
+        <w:t>En esta actividad, se muestra cómo incorporar la lógica para crear la mecánica de doble salto. Con la siguiente configuración se puede hacer un doble salto o el número de saltos que se desee, ya que depende de una constante que define el máximo número de saltos y una variable que va aumentando según los saltos realizados.</w:t>
+      </w:r>
+    </w:p>
+    <w:p>
+      <w:pPr>
+        <w:pStyle w:val="Textoindependiente"/>
+        <w:spacing w:line="276" w:lineRule="auto"/>
+        <w:jc w:val="both"/>
+        <w:rPr>
+          <w:rFonts w:asciiTheme="minorHAnsi" w:hAnsiTheme="minorHAnsi" w:cstheme="minorHAnsi"/>
+        </w:rPr>
+      </w:pPr>
+    </w:p>
+    <w:p>
+      <w:pPr>
+        <w:pStyle w:val="Textoindependiente"/>
+        <w:spacing w:line="276" w:lineRule="auto"/>
+        <w:jc w:val="both"/>
+        <w:rPr>
+          <w:rFonts w:asciiTheme="minorHAnsi" w:hAnsiTheme="minorHAnsi" w:cstheme="minorHAnsi"/>
+        </w:rPr>
+      </w:pPr>
+      <w:r>
+        <w:rPr>
+          <w:rFonts w:asciiTheme="minorHAnsi" w:hAnsiTheme="minorHAnsi" w:cstheme="minorHAnsi"/>
+          <w:noProof/>
+        </w:rPr>
+        <w:lastRenderedPageBreak/>
+        <w:drawing>
+          <wp:inline distT="0" distB="0" distL="0" distR="0" wp14:anchorId="22B6010F" wp14:editId="3B535CFF">
+            <wp:extent cx="5210175" cy="2228850"/>
+            <wp:effectExtent l="0" t="0" r="0" b="0"/>
+            <wp:docPr id="1788641849" name="drawing"/>
+            <wp:cNvGraphicFramePr>
+              <a:graphicFrameLocks xmlns:a="http://schemas.openxmlformats.org/drawingml/2006/main" noChangeAspect="1"/>
+            </wp:cNvGraphicFramePr>
+            <a:graphic xmlns:a="http://schemas.openxmlformats.org/drawingml/2006/main">
+              <a:graphicData uri="http://schemas.openxmlformats.org/drawingml/2006/picture">
+                <pic:pic xmlns:pic="http://schemas.openxmlformats.org/drawingml/2006/picture">
+                  <pic:nvPicPr>
+                    <pic:cNvPr id="1788641849" name=""/>
+                    <pic:cNvPicPr/>
+                  </pic:nvPicPr>
+                  <pic:blipFill>
+                    <a:blip r:embed="rId51">
+                      <a:extLst>
+                        <a:ext uri="{28A0092B-C50C-407E-A947-70E740481C1C}">
+                          <a14:useLocalDpi xmlns:a14="http://schemas.microsoft.com/office/drawing/2010/main" val="0"/>
+                        </a:ext>
+                      </a:extLst>
+                    </a:blip>
+                    <a:stretch>
+                      <a:fillRect/>
+                    </a:stretch>
+                  </pic:blipFill>
+                  <pic:spPr>
+                    <a:xfrm>
+                      <a:off x="0" y="0"/>
+                      <a:ext cx="5210175" cy="2228850"/>
+                    </a:xfrm>
+                    <a:prstGeom prst="rect">
+                      <a:avLst/>
+                    </a:prstGeom>
+                  </pic:spPr>
+                </pic:pic>
+              </a:graphicData>
+            </a:graphic>
+          </wp:inline>
+        </w:drawing>
+      </w:r>
+    </w:p>
+    <w:p>
+      <w:pPr>
+        <w:pStyle w:val="Textoindependiente"/>
+        <w:spacing w:line="276" w:lineRule="auto"/>
+        <w:jc w:val="both"/>
+        <w:rPr>
+          <w:rFonts w:asciiTheme="minorHAnsi" w:hAnsiTheme="minorHAnsi" w:cstheme="minorHAnsi"/>
+        </w:rPr>
+      </w:pPr>
+    </w:p>
+    <w:p>
+      <w:pPr>
+        <w:pStyle w:val="Textoindependiente"/>
+        <w:jc w:val="both"/>
+        <w:rPr>
+          <w:rFonts w:asciiTheme="minorHAnsi" w:hAnsiTheme="minorHAnsi" w:cstheme="minorHAnsi"/>
+        </w:rPr>
+      </w:pPr>
+      <w:r>
+        <w:rPr>
+          <w:rFonts w:asciiTheme="minorHAnsi" w:hAnsiTheme="minorHAnsi" w:cstheme="minorHAnsi"/>
+        </w:rPr>
+        <w:t>Como en la línea 9 y la 16. Constante y variable respectivamente.</w:t>
+      </w:r>
+    </w:p>
+    <w:p>
+      <w:pPr>
+        <w:pStyle w:val="Textoindependiente"/>
+        <w:jc w:val="both"/>
+        <w:rPr>
+          <w:rFonts w:asciiTheme="minorHAnsi" w:hAnsiTheme="minorHAnsi" w:cstheme="minorHAnsi"/>
+        </w:rPr>
+      </w:pPr>
+    </w:p>
+    <w:p>
+      <w:pPr>
+        <w:pStyle w:val="Textoindependiente"/>
+        <w:jc w:val="both"/>
+        <w:rPr>
+          <w:rFonts w:asciiTheme="minorHAnsi" w:hAnsiTheme="minorHAnsi" w:cstheme="minorHAnsi"/>
+        </w:rPr>
+      </w:pPr>
+      <w:r>
+        <w:rPr>
+          <w:rFonts w:asciiTheme="minorHAnsi" w:hAnsiTheme="minorHAnsi" w:cstheme="minorHAnsi"/>
+        </w:rPr>
+        <w:t>Ahora se muestra el algoritmo para que esto funcione:</w:t>
+      </w:r>
+    </w:p>
+    <w:p>
+      <w:pPr>
+        <w:pStyle w:val="Textoindependiente"/>
+        <w:jc w:val="both"/>
+        <w:rPr>
+          <w:rFonts w:asciiTheme="minorHAnsi" w:hAnsiTheme="minorHAnsi" w:cstheme="minorHAnsi"/>
+        </w:rPr>
+      </w:pPr>
+    </w:p>
+    <w:p>
+      <w:pPr>
+        <w:pStyle w:val="Textoindependiente"/>
+        <w:jc w:val="both"/>
+        <w:rPr>
+          <w:rFonts w:asciiTheme="minorHAnsi" w:hAnsiTheme="minorHAnsi" w:cstheme="minorHAnsi"/>
+        </w:rPr>
+      </w:pPr>
+      <w:r>
+        <w:rPr>
+          <w:rFonts w:asciiTheme="minorHAnsi" w:hAnsiTheme="minorHAnsi" w:cstheme="minorHAnsi"/>
+          <w:noProof/>
+        </w:rPr>
+        <w:drawing>
+          <wp:inline distT="0" distB="0" distL="0" distR="0" wp14:anchorId="08237433" wp14:editId="532D8452">
+            <wp:extent cx="6400800" cy="3095625"/>
+            <wp:effectExtent l="0" t="0" r="0" b="0"/>
+            <wp:docPr id="145788079" name="drawing"/>
+            <wp:cNvGraphicFramePr>
+              <a:graphicFrameLocks xmlns:a="http://schemas.openxmlformats.org/drawingml/2006/main" noChangeAspect="1"/>
+            </wp:cNvGraphicFramePr>
+            <a:graphic xmlns:a="http://schemas.openxmlformats.org/drawingml/2006/main">
+              <a:graphicData uri="http://schemas.openxmlformats.org/drawingml/2006/picture">
+                <pic:pic xmlns:pic="http://schemas.openxmlformats.org/drawingml/2006/picture">
+                  <pic:nvPicPr>
+                    <pic:cNvPr id="145788079" name=""/>
+                    <pic:cNvPicPr/>
+                  </pic:nvPicPr>
+                  <pic:blipFill>
+                    <a:blip r:embed="rId52">
+                      <a:extLst>
+                        <a:ext uri="{28A0092B-C50C-407E-A947-70E740481C1C}">
+                          <a14:useLocalDpi xmlns:a14="http://schemas.microsoft.com/office/drawing/2010/main" val="0"/>
+                        </a:ext>
+                      </a:extLst>
+                    </a:blip>
+                    <a:stretch>
+                      <a:fillRect/>
+                    </a:stretch>
+                  </pic:blipFill>
+                  <pic:spPr>
+                    <a:xfrm>
+                      <a:off x="0" y="0"/>
+                      <a:ext cx="6400800" cy="3095625"/>
+                    </a:xfrm>
+                    <a:prstGeom prst="rect">
+                      <a:avLst/>
+                    </a:prstGeom>
+                  </pic:spPr>
+                </pic:pic>
+              </a:graphicData>
+            </a:graphic>
+          </wp:inline>
+        </w:drawing>
+      </w:r>
+    </w:p>
+    <w:p>
+      <w:pPr>
+        <w:pStyle w:val="Textoindependiente"/>
+        <w:spacing w:line="276" w:lineRule="auto"/>
+        <w:jc w:val="both"/>
+        <w:rPr>
+          <w:rFonts w:asciiTheme="minorHAnsi" w:hAnsiTheme="minorHAnsi" w:cstheme="minorHAnsi"/>
+        </w:rPr>
+      </w:pPr>
+      <w:r>
+        <w:rPr>
+          <w:rFonts w:asciiTheme="minorHAnsi" w:hAnsiTheme="minorHAnsi" w:cstheme="minorHAnsi"/>
+        </w:rPr>
+        <w:t xml:space="preserve">Primero, cuando el personaje está en el suelo, el contador de saltos se define en 0, esto para que se reinicie. Luego, definir que al pulsar la tecla definida para “saltar” no sólo se aumenta la velocidad en el eje Y para realizar el salto en sí, sino que también se aumenta en 1 el contador de saltos. Esto, siempre y cuando los saltos máximos “MAX_JUMPS” no sean sobrepasados por el número de saltos. Esto permite que, al realizar dos saltos, ya no se pueda seguir saltando. </w:t>
+      </w:r>
+    </w:p>
+    <w:p>
+      <w:pPr>
+        <w:rPr>
+          <w:rFonts w:cstheme="minorHAnsi"/>
+          <w:lang w:val="es-ES"/>
+        </w:rPr>
+      </w:pPr>
+    </w:p>
+    <w:p>
+      <w:pPr>
+        <w:rPr>
+          <w:rFonts w:cstheme="minorHAnsi"/>
+          <w:lang w:val="es-ES"/>
+        </w:rPr>
+      </w:pPr>
+    </w:p>
+    <w:p>
+      <w:pPr>
+        <w:rPr>
+          <w:rFonts w:cstheme="minorHAnsi"/>
+          <w:lang w:val="es-ES"/>
+        </w:rPr>
+      </w:pPr>
+    </w:p>
+    <w:p>
+      <w:pPr>
+        <w:rPr>
+          <w:rFonts w:cstheme="minorHAnsi"/>
+          <w:lang w:val="es-ES"/>
+        </w:rPr>
+      </w:pPr>
+    </w:p>
+    <w:p>
+      <w:pPr>
+        <w:rPr>
+          <w:rFonts w:cstheme="minorHAnsi"/>
+          <w:lang w:val="es-ES"/>
+        </w:rPr>
+      </w:pPr>
+    </w:p>
+    <w:p>
+      <w:pPr>
+        <w:pStyle w:val="Ttulo2"/>
+        <w:rPr>
+          <w:rFonts w:asciiTheme="minorHAnsi" w:hAnsiTheme="minorHAnsi" w:cstheme="minorHAnsi"/>
+          <w:sz w:val="28"/>
+          <w:szCs w:val="28"/>
+        </w:rPr>
+      </w:pPr>
+      <w:bookmarkStart w:id="23" w:name="_Toc216436609"/>
+      <w:r>
+        <w:rPr>
+          <w:rFonts w:asciiTheme="minorHAnsi" w:hAnsiTheme="minorHAnsi" w:cstheme="minorHAnsi"/>
+          <w:sz w:val="28"/>
+          <w:szCs w:val="28"/>
+        </w:rPr>
+        <w:lastRenderedPageBreak/>
         <w:t>Avance 3</w:t>
       </w:r>
-    </w:p>
+      <w:bookmarkEnd w:id="23"/>
+    </w:p>
+    <w:p/>
+    <w:p>
+      <w:r>
+        <w:t>En este último avance, se realizaron actividades para otorgarle mayor lógica a la ejecución completa del juego. Configurar escenas esenciales, luego, sistema de vidas, menús y cambios de escena y otros.</w:t>
+      </w:r>
+    </w:p>
+    <w:p>
+      <w:pPr>
+        <w:pStyle w:val="Ttulo3"/>
+      </w:pPr>
+      <w:r>
+        <w:t>Actividad I: Creación de escenas de menú</w:t>
+      </w:r>
+    </w:p>
+    <w:p/>
+    <w:p>
+      <w:r>
+        <w:t>Para la creación de un menú principal, se estableció la siguiente estructura en un nodo de control (color verde)</w:t>
+      </w:r>
+    </w:p>
+    <w:p>
+      <w:r>
+        <w:drawing>
+          <wp:inline distT="0" distB="0" distL="0" distR="0" wp14:anchorId="17D3B29C" wp14:editId="30347539">
+            <wp:extent cx="2179320" cy="2510253"/>
+            <wp:effectExtent l="0" t="0" r="0" b="4445"/>
+            <wp:docPr id="1097640690" name="Imagen 1"/>
+            <wp:cNvGraphicFramePr>
+              <a:graphicFrameLocks xmlns:a="http://schemas.openxmlformats.org/drawingml/2006/main" noChangeAspect="1"/>
+            </wp:cNvGraphicFramePr>
+            <a:graphic xmlns:a="http://schemas.openxmlformats.org/drawingml/2006/main">
+              <a:graphicData uri="http://schemas.openxmlformats.org/drawingml/2006/picture">
+                <pic:pic xmlns:pic="http://schemas.openxmlformats.org/drawingml/2006/picture">
+                  <pic:nvPicPr>
+                    <pic:cNvPr id="1097640690" name=""/>
+                    <pic:cNvPicPr/>
+                  </pic:nvPicPr>
+                  <pic:blipFill>
+                    <a:blip r:embed="rId53"/>
+                    <a:stretch>
+                      <a:fillRect/>
+                    </a:stretch>
+                  </pic:blipFill>
+                  <pic:spPr>
+                    <a:xfrm>
+                      <a:off x="0" y="0"/>
+                      <a:ext cx="2180595" cy="2511721"/>
+                    </a:xfrm>
+                    <a:prstGeom prst="rect">
+                      <a:avLst/>
+                    </a:prstGeom>
+                  </pic:spPr>
+                </pic:pic>
+              </a:graphicData>
+            </a:graphic>
+          </wp:inline>
+        </w:drawing>
+      </w:r>
+    </w:p>
+    <w:p>
+      <w:r>
+        <w:t xml:space="preserve">En el panel, se colocaron dos botones uno para iniciar la partida y otro para salir. El botón de inicio es funcional y está conectado a un script del </w:t>
+      </w:r>
+      <w:proofErr w:type="spellStart"/>
+      <w:r>
+        <w:t>menu_principal</w:t>
+      </w:r>
+      <w:proofErr w:type="spellEnd"/>
+      <w:r>
+        <w:t xml:space="preserve"> para redirigir a la escena principal del juego.</w:t>
+      </w:r>
+    </w:p>
+    <w:p>
+      <w:r>
+        <w:drawing>
+          <wp:inline distT="0" distB="0" distL="0" distR="0" wp14:anchorId="032BA796" wp14:editId="53C0E825">
+            <wp:extent cx="6029325" cy="1398270"/>
+            <wp:effectExtent l="0" t="0" r="9525" b="0"/>
+            <wp:docPr id="1656844157" name="Imagen 1"/>
+            <wp:cNvGraphicFramePr>
+              <a:graphicFrameLocks xmlns:a="http://schemas.openxmlformats.org/drawingml/2006/main" noChangeAspect="1"/>
+            </wp:cNvGraphicFramePr>
+            <a:graphic xmlns:a="http://schemas.openxmlformats.org/drawingml/2006/main">
+              <a:graphicData uri="http://schemas.openxmlformats.org/drawingml/2006/picture">
+                <pic:pic xmlns:pic="http://schemas.openxmlformats.org/drawingml/2006/picture">
+                  <pic:nvPicPr>
+                    <pic:cNvPr id="1656844157" name=""/>
+                    <pic:cNvPicPr/>
+                  </pic:nvPicPr>
+                  <pic:blipFill>
+                    <a:blip r:embed="rId54"/>
+                    <a:stretch>
+                      <a:fillRect/>
+                    </a:stretch>
+                  </pic:blipFill>
+                  <pic:spPr>
+                    <a:xfrm>
+                      <a:off x="0" y="0"/>
+                      <a:ext cx="6029325" cy="1398270"/>
+                    </a:xfrm>
+                    <a:prstGeom prst="rect">
+                      <a:avLst/>
+                    </a:prstGeom>
+                  </pic:spPr>
+                </pic:pic>
+              </a:graphicData>
+            </a:graphic>
+          </wp:inline>
+        </w:drawing>
+      </w:r>
+    </w:p>
+    <w:p/>
+    <w:p/>
     <w:p>
       <w:pPr>
         <w:spacing w:after="0" w:line="240" w:lineRule="auto"/>
         <w:rPr>
-          <w:rFonts w:ascii="Myriad Pro" w:hAnsi="Myriad Pro"/>
+          <w:rFonts w:cstheme="minorHAnsi"/>
           <w:b/>
         </w:rPr>
       </w:pPr>
@@ -2447,12 +8108,30 @@
     <w:p>
       <w:pPr>
         <w:pStyle w:val="Ttulo1"/>
-      </w:pPr>
-      <w:r>
+        <w:rPr>
+          <w:rFonts w:asciiTheme="minorHAnsi" w:hAnsiTheme="minorHAnsi" w:cstheme="minorHAnsi"/>
+          <w:sz w:val="36"/>
+          <w:szCs w:val="36"/>
+        </w:rPr>
+      </w:pPr>
+      <w:bookmarkStart w:id="24" w:name="_Toc216436610"/>
+      <w:r>
+        <w:rPr>
+          <w:rFonts w:asciiTheme="minorHAnsi" w:hAnsiTheme="minorHAnsi" w:cstheme="minorHAnsi"/>
+          <w:sz w:val="36"/>
+          <w:szCs w:val="36"/>
+        </w:rPr>
         <w:t>Conclusiones</w:t>
       </w:r>
-    </w:p>
-    <w:p/>
+      <w:bookmarkEnd w:id="24"/>
+    </w:p>
+    <w:p>
+      <w:pPr>
+        <w:rPr>
+          <w:rFonts w:cstheme="minorHAnsi"/>
+        </w:rPr>
+      </w:pPr>
+    </w:p>
     <w:p>
       <w:pPr>
         <w:pStyle w:val="Prrafodelista"/>
@@ -2462,13 +8141,13 @@
         </w:numPr>
         <w:spacing w:after="0" w:line="240" w:lineRule="auto"/>
         <w:rPr>
-          <w:rFonts w:ascii="Myriad Pro" w:hAnsi="Myriad Pro"/>
+          <w:rFonts w:cstheme="minorHAnsi"/>
         </w:rPr>
       </w:pPr>
     </w:p>
     <w:sectPr>
-      <w:headerReference w:type="default" r:id="rId31"/>
-      <w:footerReference w:type="default" r:id="rId32"/>
+      <w:headerReference w:type="default" r:id="rId55"/>
+      <w:footerReference w:type="default" r:id="rId56"/>
       <w:pgSz w:w="12240" w:h="15840"/>
       <w:pgMar w:top="1276" w:right="1327" w:bottom="568" w:left="1418" w:header="709" w:footer="0" w:gutter="0"/>
       <w:cols w:space="708"/>
@@ -2895,6 +8574,137 @@
 <file path=word/numbering.xml><?xml version="1.0" encoding="utf-8"?>
 <w:numbering xmlns:wpc="http://schemas.microsoft.com/office/word/2010/wordprocessingCanvas" xmlns:cx="http://schemas.microsoft.com/office/drawing/2014/chartex" xmlns:cx1="http://schemas.microsoft.com/office/drawing/2015/9/8/chartex" xmlns:cx2="http://schemas.microsoft.com/office/drawing/2015/10/21/chartex" xmlns:cx3="http://schemas.microsoft.com/office/drawing/2016/5/9/chartex" xmlns:cx4="http://schemas.microsoft.com/office/drawing/2016/5/10/chartex" xmlns:cx5="http://schemas.microsoft.com/office/drawing/2016/5/11/chartex" xmlns:cx6="http://schemas.microsoft.com/office/drawing/2016/5/12/chartex" xmlns:cx7="http://schemas.microsoft.com/office/drawing/2016/5/13/chartex" xmlns:cx8="http://schemas.microsoft.com/office/drawing/2016/5/14/chartex" xmlns:mc="http://schemas.openxmlformats.org/markup-compatibility/2006" xmlns:aink="http://schemas.microsoft.com/office/drawing/2016/ink" xmlns:am3d="http://schemas.microsoft.com/office/drawing/2017/model3d" xmlns:o="urn:schemas-microsoft-com:office:office" xmlns:oel="http://schemas.microsoft.com/office/2019/extlst" xmlns:r="http://schemas.openxmlformats.org/officeDocument/2006/relationships" xmlns:m="http://schemas.openxmlformats.org/officeDocument/2006/math" xmlns:v="urn:schemas-microsoft-com:vml" xmlns:wp14="http://schemas.microsoft.com/office/word/2010/wordprocessingDrawing" xmlns:wp="http://schemas.openxmlformats.org/drawingml/2006/wordprocessingDrawing" xmlns:w10="urn:schemas-microsoft-com:office:word" xmlns:w="http://schemas.openxmlformats.org/wordprocessingml/2006/main" xmlns:w14="http://schemas.microsoft.com/office/word/2010/wordml" xmlns:w15="http://schemas.microsoft.com/office/word/2012/wordml" xmlns:w16cex="http://schemas.microsoft.com/office/word/2018/wordml/cex" xmlns:w16cid="http://schemas.microsoft.com/office/word/2016/wordml/cid" xmlns:w16="http://schemas.microsoft.com/office/word/2018/wordml" xmlns:w16du="http://schemas.microsoft.com/office/word/2023/wordml/word16du" xmlns:w16sdtdh="http://schemas.microsoft.com/office/word/2020/wordml/sdtdatahash" xmlns:w16sdtfl="http://schemas.microsoft.com/office/word/2024/wordml/sdtformatlock" xmlns:w16se="http://schemas.microsoft.com/office/word/2015/wordml/symex" xmlns:wpg="http://schemas.microsoft.com/office/word/2010/wordprocessingGroup" xmlns:wpi="http://schemas.microsoft.com/office/word/2010/wordprocessingInk" xmlns:wne="http://schemas.microsoft.com/office/word/2006/wordml" xmlns:wps="http://schemas.microsoft.com/office/word/2010/wordprocessingShape" mc:Ignorable="w14 w15 w16se w16cid w16 w16cex w16sdtdh w16sdtfl w16du wp14">
   <w:abstractNum w:abstractNumId="0" w15:restartNumberingAfterBreak="0">
+    <w:nsid w:val="04B384D0"/>
+    <w:multiLevelType w:val="multilevel"/>
+    <w:tmpl w:val="601CAEC8"/>
+    <w:lvl w:ilvl="0">
+      <w:start w:val="1"/>
+      <w:numFmt w:val="decimal"/>
+      <w:lvlText w:val="%1"/>
+      <w:lvlJc w:val="left"/>
+      <w:pPr>
+        <w:ind w:left="816" w:hanging="481"/>
+      </w:pPr>
+      <w:rPr>
+        <w:rFonts w:ascii="Calibri" w:eastAsia="Calibri" w:hAnsi="Calibri" w:cs="Calibri" w:hint="default"/>
+        <w:b w:val="0"/>
+        <w:bCs w:val="0"/>
+        <w:i w:val="0"/>
+        <w:iCs w:val="0"/>
+        <w:spacing w:val="0"/>
+        <w:w w:val="100"/>
+        <w:sz w:val="22"/>
+        <w:szCs w:val="22"/>
+        <w:lang w:val="es-ES" w:eastAsia="en-US" w:bidi="ar-SA"/>
+      </w:rPr>
+    </w:lvl>
+    <w:lvl w:ilvl="1">
+      <w:start w:val="1"/>
+      <w:numFmt w:val="decimal"/>
+      <w:lvlText w:val="%1.%2"/>
+      <w:lvlJc w:val="left"/>
+      <w:pPr>
+        <w:ind w:left="1297" w:hanging="740"/>
+      </w:pPr>
+      <w:rPr>
+        <w:rFonts w:ascii="Calibri" w:eastAsia="Calibri" w:hAnsi="Calibri" w:cs="Calibri" w:hint="default"/>
+        <w:b w:val="0"/>
+        <w:bCs w:val="0"/>
+        <w:i w:val="0"/>
+        <w:iCs w:val="0"/>
+        <w:spacing w:val="-2"/>
+        <w:w w:val="100"/>
+        <w:sz w:val="22"/>
+        <w:szCs w:val="22"/>
+        <w:lang w:val="es-ES" w:eastAsia="en-US" w:bidi="ar-SA"/>
+      </w:rPr>
+    </w:lvl>
+    <w:lvl w:ilvl="2">
+      <w:numFmt w:val="bullet"/>
+      <w:lvlText w:val="•"/>
+      <w:lvlJc w:val="left"/>
+      <w:pPr>
+        <w:ind w:left="2275" w:hanging="740"/>
+      </w:pPr>
+      <w:rPr>
+        <w:rFonts w:hint="default"/>
+        <w:lang w:val="es-ES" w:eastAsia="en-US" w:bidi="ar-SA"/>
+      </w:rPr>
+    </w:lvl>
+    <w:lvl w:ilvl="3">
+      <w:numFmt w:val="bullet"/>
+      <w:lvlText w:val="•"/>
+      <w:lvlJc w:val="left"/>
+      <w:pPr>
+        <w:ind w:left="3251" w:hanging="740"/>
+      </w:pPr>
+      <w:rPr>
+        <w:rFonts w:hint="default"/>
+        <w:lang w:val="es-ES" w:eastAsia="en-US" w:bidi="ar-SA"/>
+      </w:rPr>
+    </w:lvl>
+    <w:lvl w:ilvl="4">
+      <w:numFmt w:val="bullet"/>
+      <w:lvlText w:val="•"/>
+      <w:lvlJc w:val="left"/>
+      <w:pPr>
+        <w:ind w:left="4226" w:hanging="740"/>
+      </w:pPr>
+      <w:rPr>
+        <w:rFonts w:hint="default"/>
+        <w:lang w:val="es-ES" w:eastAsia="en-US" w:bidi="ar-SA"/>
+      </w:rPr>
+    </w:lvl>
+    <w:lvl w:ilvl="5">
+      <w:numFmt w:val="bullet"/>
+      <w:lvlText w:val="•"/>
+      <w:lvlJc w:val="left"/>
+      <w:pPr>
+        <w:ind w:left="5202" w:hanging="740"/>
+      </w:pPr>
+      <w:rPr>
+        <w:rFonts w:hint="default"/>
+        <w:lang w:val="es-ES" w:eastAsia="en-US" w:bidi="ar-SA"/>
+      </w:rPr>
+    </w:lvl>
+    <w:lvl w:ilvl="6">
+      <w:numFmt w:val="bullet"/>
+      <w:lvlText w:val="•"/>
+      <w:lvlJc w:val="left"/>
+      <w:pPr>
+        <w:ind w:left="6177" w:hanging="740"/>
+      </w:pPr>
+      <w:rPr>
+        <w:rFonts w:hint="default"/>
+        <w:lang w:val="es-ES" w:eastAsia="en-US" w:bidi="ar-SA"/>
+      </w:rPr>
+    </w:lvl>
+    <w:lvl w:ilvl="7">
+      <w:numFmt w:val="bullet"/>
+      <w:lvlText w:val="•"/>
+      <w:lvlJc w:val="left"/>
+      <w:pPr>
+        <w:ind w:left="7153" w:hanging="740"/>
+      </w:pPr>
+      <w:rPr>
+        <w:rFonts w:hint="default"/>
+        <w:lang w:val="es-ES" w:eastAsia="en-US" w:bidi="ar-SA"/>
+      </w:rPr>
+    </w:lvl>
+    <w:lvl w:ilvl="8">
+      <w:numFmt w:val="bullet"/>
+      <w:lvlText w:val="•"/>
+      <w:lvlJc w:val="left"/>
+      <w:pPr>
+        <w:ind w:left="8128" w:hanging="740"/>
+      </w:pPr>
+      <w:rPr>
+        <w:rFonts w:hint="default"/>
+        <w:lang w:val="es-ES" w:eastAsia="en-US" w:bidi="ar-SA"/>
+      </w:rPr>
+    </w:lvl>
+  </w:abstractNum>
+  <w:abstractNum w:abstractNumId="1" w15:restartNumberingAfterBreak="0">
     <w:nsid w:val="240E68E2"/>
     <w:multiLevelType w:val="multilevel"/>
     <w:tmpl w:val="C22A40FA"/>
@@ -3007,7 +8817,7 @@
       </w:pPr>
     </w:lvl>
   </w:abstractNum>
-  <w:abstractNum w:abstractNumId="1" w15:restartNumberingAfterBreak="0">
+  <w:abstractNum w:abstractNumId="2" w15:restartNumberingAfterBreak="0">
     <w:nsid w:val="2FE0416A"/>
     <w:multiLevelType w:val="multilevel"/>
     <w:tmpl w:val="215AC10E"/>
@@ -3140,7 +8950,7 @@
       </w:rPr>
     </w:lvl>
   </w:abstractNum>
-  <w:abstractNum w:abstractNumId="2" w15:restartNumberingAfterBreak="0">
+  <w:abstractNum w:abstractNumId="3" w15:restartNumberingAfterBreak="0">
     <w:nsid w:val="31967E12"/>
     <w:multiLevelType w:val="hybridMultilevel"/>
     <w:tmpl w:val="8594204A"/>
@@ -3253,7 +9063,7 @@
       </w:rPr>
     </w:lvl>
   </w:abstractNum>
-  <w:abstractNum w:abstractNumId="3" w15:restartNumberingAfterBreak="0">
+  <w:abstractNum w:abstractNumId="4" w15:restartNumberingAfterBreak="0">
     <w:nsid w:val="3C8A4DAC"/>
     <w:multiLevelType w:val="hybridMultilevel"/>
     <w:tmpl w:val="2CC49EE0"/>
@@ -3366,7 +9176,7 @@
       </w:rPr>
     </w:lvl>
   </w:abstractNum>
-  <w:abstractNum w:abstractNumId="4" w15:restartNumberingAfterBreak="0">
+  <w:abstractNum w:abstractNumId="5" w15:restartNumberingAfterBreak="0">
     <w:nsid w:val="460D2990"/>
     <w:multiLevelType w:val="hybridMultilevel"/>
     <w:tmpl w:val="732CE73E"/>
@@ -3479,7 +9289,7 @@
       </w:rPr>
     </w:lvl>
   </w:abstractNum>
-  <w:abstractNum w:abstractNumId="5" w15:restartNumberingAfterBreak="0">
+  <w:abstractNum w:abstractNumId="6" w15:restartNumberingAfterBreak="0">
     <w:nsid w:val="480D712A"/>
     <w:multiLevelType w:val="multilevel"/>
     <w:tmpl w:val="340A0025"/>
@@ -3574,7 +9384,7 @@
       </w:pPr>
     </w:lvl>
   </w:abstractNum>
-  <w:abstractNum w:abstractNumId="6" w15:restartNumberingAfterBreak="0">
+  <w:abstractNum w:abstractNumId="7" w15:restartNumberingAfterBreak="0">
     <w:nsid w:val="49D70C88"/>
     <w:multiLevelType w:val="hybridMultilevel"/>
     <w:tmpl w:val="C7580E22"/>
@@ -3660,7 +9470,7 @@
       </w:pPr>
     </w:lvl>
   </w:abstractNum>
-  <w:abstractNum w:abstractNumId="7" w15:restartNumberingAfterBreak="0">
+  <w:abstractNum w:abstractNumId="8" w15:restartNumberingAfterBreak="0">
     <w:nsid w:val="504E1722"/>
     <w:multiLevelType w:val="hybridMultilevel"/>
     <w:tmpl w:val="8E18CBDC"/>
@@ -3746,7 +9556,7 @@
       </w:pPr>
     </w:lvl>
   </w:abstractNum>
-  <w:abstractNum w:abstractNumId="8" w15:restartNumberingAfterBreak="0">
+  <w:abstractNum w:abstractNumId="9" w15:restartNumberingAfterBreak="0">
     <w:nsid w:val="51D939AE"/>
     <w:multiLevelType w:val="hybridMultilevel"/>
     <w:tmpl w:val="29608B62"/>
@@ -3859,7 +9669,7 @@
       </w:rPr>
     </w:lvl>
   </w:abstractNum>
-  <w:abstractNum w:abstractNumId="9" w15:restartNumberingAfterBreak="0">
+  <w:abstractNum w:abstractNumId="10" w15:restartNumberingAfterBreak="0">
     <w:nsid w:val="53A765BB"/>
     <w:multiLevelType w:val="hybridMultilevel"/>
     <w:tmpl w:val="151AD770"/>
@@ -3972,7 +9782,7 @@
       </w:rPr>
     </w:lvl>
   </w:abstractNum>
-  <w:abstractNum w:abstractNumId="10" w15:restartNumberingAfterBreak="0">
+  <w:abstractNum w:abstractNumId="11" w15:restartNumberingAfterBreak="0">
     <w:nsid w:val="64293289"/>
     <w:multiLevelType w:val="hybridMultilevel"/>
     <w:tmpl w:val="59F457E6"/>
@@ -4085,7 +9895,7 @@
       </w:rPr>
     </w:lvl>
   </w:abstractNum>
-  <w:abstractNum w:abstractNumId="11" w15:restartNumberingAfterBreak="0">
+  <w:abstractNum w:abstractNumId="12" w15:restartNumberingAfterBreak="0">
     <w:nsid w:val="714942EC"/>
     <w:multiLevelType w:val="multilevel"/>
     <w:tmpl w:val="340A001F"/>
@@ -4171,7 +9981,7 @@
       </w:pPr>
     </w:lvl>
   </w:abstractNum>
-  <w:abstractNum w:abstractNumId="12" w15:restartNumberingAfterBreak="0">
+  <w:abstractNum w:abstractNumId="13" w15:restartNumberingAfterBreak="0">
     <w:nsid w:val="7F790EC1"/>
     <w:multiLevelType w:val="multilevel"/>
     <w:tmpl w:val="4B709D16"/>
@@ -4285,46 +10095,49 @@
     </w:lvl>
   </w:abstractNum>
   <w:num w:numId="1" w16cid:durableId="354811986">
+    <w:abstractNumId w:val="7"/>
+  </w:num>
+  <w:num w:numId="2" w16cid:durableId="996416537">
     <w:abstractNumId w:val="6"/>
   </w:num>
-  <w:num w:numId="2" w16cid:durableId="996416537">
+  <w:num w:numId="3" w16cid:durableId="215239247">
+    <w:abstractNumId w:val="3"/>
+  </w:num>
+  <w:num w:numId="4" w16cid:durableId="2041933745">
+    <w:abstractNumId w:val="11"/>
+  </w:num>
+  <w:num w:numId="5" w16cid:durableId="847595143">
     <w:abstractNumId w:val="5"/>
   </w:num>
-  <w:num w:numId="3" w16cid:durableId="215239247">
+  <w:num w:numId="6" w16cid:durableId="1440760899">
+    <w:abstractNumId w:val="9"/>
+  </w:num>
+  <w:num w:numId="7" w16cid:durableId="1748921735">
+    <w:abstractNumId w:val="12"/>
+  </w:num>
+  <w:num w:numId="8" w16cid:durableId="299114670">
+    <w:abstractNumId w:val="6"/>
+  </w:num>
+  <w:num w:numId="9" w16cid:durableId="827981997">
+    <w:abstractNumId w:val="4"/>
+  </w:num>
+  <w:num w:numId="10" w16cid:durableId="566494813">
+    <w:abstractNumId w:val="10"/>
+  </w:num>
+  <w:num w:numId="11" w16cid:durableId="125314392">
+    <w:abstractNumId w:val="8"/>
+  </w:num>
+  <w:num w:numId="12" w16cid:durableId="1835606086">
+    <w:abstractNumId w:val="13"/>
+  </w:num>
+  <w:num w:numId="13" w16cid:durableId="571043153">
+    <w:abstractNumId w:val="1"/>
+  </w:num>
+  <w:num w:numId="14" w16cid:durableId="1346202389">
     <w:abstractNumId w:val="2"/>
   </w:num>
-  <w:num w:numId="4" w16cid:durableId="2041933745">
-    <w:abstractNumId w:val="10"/>
-  </w:num>
-  <w:num w:numId="5" w16cid:durableId="847595143">
-    <w:abstractNumId w:val="4"/>
-  </w:num>
-  <w:num w:numId="6" w16cid:durableId="1440760899">
-    <w:abstractNumId w:val="8"/>
-  </w:num>
-  <w:num w:numId="7" w16cid:durableId="1748921735">
-    <w:abstractNumId w:val="11"/>
-  </w:num>
-  <w:num w:numId="8" w16cid:durableId="299114670">
-    <w:abstractNumId w:val="5"/>
-  </w:num>
-  <w:num w:numId="9" w16cid:durableId="827981997">
-    <w:abstractNumId w:val="3"/>
-  </w:num>
-  <w:num w:numId="10" w16cid:durableId="566494813">
-    <w:abstractNumId w:val="9"/>
-  </w:num>
-  <w:num w:numId="11" w16cid:durableId="125314392">
-    <w:abstractNumId w:val="7"/>
-  </w:num>
-  <w:num w:numId="12" w16cid:durableId="1835606086">
-    <w:abstractNumId w:val="12"/>
-  </w:num>
-  <w:num w:numId="13" w16cid:durableId="571043153">
+  <w:num w:numId="15" w16cid:durableId="1385448526">
     <w:abstractNumId w:val="0"/>
-  </w:num>
-  <w:num w:numId="14" w16cid:durableId="1346202389">
-    <w:abstractNumId w:val="1"/>
   </w:num>
 </w:numbering>
 </file>
@@ -5266,6 +11079,75 @@
       <w:lang w:val="es-ES"/>
     </w:rPr>
   </w:style>
+  <w:style w:type="paragraph" w:styleId="TtuloTDC">
+    <w:name w:val="TOC Heading"/>
+    <w:basedOn w:val="Ttulo1"/>
+    <w:next w:val="Normal"/>
+    <w:uiPriority w:val="39"/>
+    <w:unhideWhenUsed/>
+    <w:qFormat/>
+    <w:rsid w:val="00873C09"/>
+    <w:pPr>
+      <w:numPr>
+        <w:numId w:val="0"/>
+      </w:numPr>
+      <w:jc w:val="left"/>
+      <w:outlineLvl w:val="9"/>
+    </w:pPr>
+    <w:rPr>
+      <w:color w:val="2E74B5" w:themeColor="accent1" w:themeShade="BF"/>
+      <w:lang w:eastAsia="es-CL"/>
+    </w:rPr>
+  </w:style>
+  <w:style w:type="paragraph" w:styleId="TDC1">
+    <w:name w:val="toc 1"/>
+    <w:basedOn w:val="Normal"/>
+    <w:next w:val="Normal"/>
+    <w:autoRedefine/>
+    <w:uiPriority w:val="39"/>
+    <w:unhideWhenUsed/>
+    <w:rsid w:val="00873C09"/>
+    <w:pPr>
+      <w:spacing w:after="100"/>
+    </w:pPr>
+  </w:style>
+  <w:style w:type="paragraph" w:styleId="TDC2">
+    <w:name w:val="toc 2"/>
+    <w:basedOn w:val="Normal"/>
+    <w:next w:val="Normal"/>
+    <w:autoRedefine/>
+    <w:uiPriority w:val="39"/>
+    <w:unhideWhenUsed/>
+    <w:rsid w:val="00873C09"/>
+    <w:pPr>
+      <w:spacing w:after="100"/>
+      <w:ind w:left="220"/>
+    </w:pPr>
+  </w:style>
+  <w:style w:type="paragraph" w:styleId="TDC3">
+    <w:name w:val="toc 3"/>
+    <w:basedOn w:val="Normal"/>
+    <w:next w:val="Normal"/>
+    <w:autoRedefine/>
+    <w:uiPriority w:val="39"/>
+    <w:unhideWhenUsed/>
+    <w:rsid w:val="00873C09"/>
+    <w:pPr>
+      <w:spacing w:after="100"/>
+      <w:ind w:left="440"/>
+    </w:pPr>
+  </w:style>
+  <w:style w:type="character" w:styleId="Hipervnculo">
+    <w:name w:val="Hyperlink"/>
+    <w:basedOn w:val="Fuentedeprrafopredeter"/>
+    <w:uiPriority w:val="99"/>
+    <w:unhideWhenUsed/>
+    <w:rsid w:val="00873C09"/>
+    <w:rPr>
+      <w:color w:val="0563C1" w:themeColor="hyperlink"/>
+      <w:u w:val="single"/>
+    </w:rPr>
+  </w:style>
 </w:styles>
 </file>
 
